--- a/Received/LKG/lkg, maths.docx
+++ b/Received/LKG/lkg, maths.docx
@@ -15,6 +15,91 @@
       <w:bookmarkStart w:id="0" w:name="_Hlk138315100"/>
       <w:r>
         <w:rPr>
+          <w:rFonts w:ascii="Times New Roman" w:hAnsi="Times New Roman" w:cs="Times New Roman"/>
+          <w:noProof/>
+        </w:rPr>
+        <mc:AlternateContent>
+          <mc:Choice Requires="wps">
+            <w:drawing>
+              <wp:anchor distT="0" distB="0" distL="114300" distR="114300" simplePos="0" relativeHeight="251923456" behindDoc="0" locked="0" layoutInCell="1" allowOverlap="1" wp14:anchorId="51359F78" wp14:editId="3D8838F1">
+                <wp:simplePos x="0" y="0"/>
+                <wp:positionH relativeFrom="margin">
+                  <wp:posOffset>19050</wp:posOffset>
+                </wp:positionH>
+                <wp:positionV relativeFrom="paragraph">
+                  <wp:posOffset>-68580</wp:posOffset>
+                </wp:positionV>
+                <wp:extent cx="479425" cy="584799"/>
+                <wp:effectExtent l="0" t="0" r="0" b="6350"/>
+                <wp:wrapNone/>
+                <wp:docPr id="1898632732" name="Rectangle 1"/>
+                <wp:cNvGraphicFramePr>
+                  <a:graphicFrameLocks xmlns:a="http://schemas.openxmlformats.org/drawingml/2006/main"/>
+                </wp:cNvGraphicFramePr>
+                <a:graphic xmlns:a="http://schemas.openxmlformats.org/drawingml/2006/main">
+                  <a:graphicData uri="http://schemas.microsoft.com/office/word/2010/wordprocessingShape">
+                    <wps:wsp>
+                      <wps:cNvSpPr>
+                        <a:spLocks noChangeArrowheads="1"/>
+                      </wps:cNvSpPr>
+                      <wps:spPr bwMode="auto">
+                        <a:xfrm>
+                          <a:off x="0" y="0"/>
+                          <a:ext cx="479425" cy="584799"/>
+                        </a:xfrm>
+                        <a:prstGeom prst="rect">
+                          <a:avLst/>
+                        </a:prstGeom>
+                        <a:blipFill dpi="0" rotWithShape="1">
+                          <a:blip r:embed="rId4"/>
+                          <a:srcRect/>
+                          <a:stretch>
+                            <a:fillRect/>
+                          </a:stretch>
+                        </a:blipFill>
+                        <a:ln>
+                          <a:noFill/>
+                        </a:ln>
+                        <a:extLst>
+                          <a:ext uri="{91240B29-F687-4F45-9708-019B960494DF}">
+                            <a14:hiddenLine xmlns:a14="http://schemas.microsoft.com/office/drawing/2010/main" w="25400">
+                              <a:solidFill>
+                                <a:srgbClr val="000000"/>
+                              </a:solidFill>
+                              <a:miter lim="800000"/>
+                              <a:headEnd/>
+                              <a:tailEnd/>
+                            </a14:hiddenLine>
+                          </a:ext>
+                        </a:extLst>
+                      </wps:spPr>
+                      <wps:bodyPr rot="0" vert="horz" wrap="square" lIns="91440" tIns="45720" rIns="91440" bIns="45720" anchor="ctr" anchorCtr="0" upright="1">
+                        <a:noAutofit/>
+                      </wps:bodyPr>
+                    </wps:wsp>
+                  </a:graphicData>
+                </a:graphic>
+                <wp14:sizeRelH relativeFrom="margin">
+                  <wp14:pctWidth>0</wp14:pctWidth>
+                </wp14:sizeRelH>
+                <wp14:sizeRelV relativeFrom="margin">
+                  <wp14:pctHeight>0</wp14:pctHeight>
+                </wp14:sizeRelV>
+              </wp:anchor>
+            </w:drawing>
+          </mc:Choice>
+          <mc:Fallback>
+            <w:pict>
+              <v:rect w14:anchorId="21D85549" id="Rectangle 1" o:spid="_x0000_s1026" style="position:absolute;margin-left:1.5pt;margin-top:-5.4pt;width:37.75pt;height:46.05pt;z-index:251923456;visibility:visible;mso-wrap-style:square;mso-width-percent:0;mso-height-percent:0;mso-wrap-distance-left:9pt;mso-wrap-distance-top:0;mso-wrap-distance-right:9pt;mso-wrap-distance-bottom:0;mso-position-horizontal:absolute;mso-position-horizontal-relative:margin;mso-position-vertical:absolute;mso-position-vertical-relative:text;mso-width-percent:0;mso-height-percent:0;mso-width-relative:margin;mso-height-relative:margin;v-text-anchor:middle" o:gfxdata="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" stroked="f" strokeweight="2pt">
+                <v:fill r:id="rId5" o:title="" recolor="t" rotate="t" type="frame"/>
+                <w10:wrap anchorx="margin"/>
+              </v:rect>
+            </w:pict>
+          </mc:Fallback>
+        </mc:AlternateContent>
+      </w:r>
+      <w:r>
+        <w:rPr>
           <w:rFonts w:ascii="Preeti" w:hAnsi="Preeti"/>
           <w:b/>
           <w:bCs/>
@@ -25,7 +110,7 @@
         <mc:AlternateContent>
           <mc:Choice Requires="wps">
             <w:drawing>
-              <wp:anchor distT="45720" distB="45720" distL="114300" distR="114300" simplePos="0" relativeHeight="251925504" behindDoc="0" locked="0" layoutInCell="1" allowOverlap="1" wp14:anchorId="35CAE87F" wp14:editId="76FFAECC">
+              <wp:anchor distT="45720" distB="45720" distL="114300" distR="114300" simplePos="0" relativeHeight="251925504" behindDoc="0" locked="0" layoutInCell="1" allowOverlap="1" wp14:anchorId="35CAE87F" wp14:editId="1908BE16">
                 <wp:simplePos x="0" y="0"/>
                 <wp:positionH relativeFrom="column">
                   <wp:posOffset>6041212</wp:posOffset>
@@ -144,91 +229,6 @@
       <w:r>
         <w:rPr>
           <w:rFonts w:ascii="Times New Roman" w:hAnsi="Times New Roman" w:cs="Times New Roman"/>
-          <w:noProof/>
-        </w:rPr>
-        <mc:AlternateContent>
-          <mc:Choice Requires="wps">
-            <w:drawing>
-              <wp:anchor distT="0" distB="0" distL="114300" distR="114300" simplePos="0" relativeHeight="251923456" behindDoc="0" locked="0" layoutInCell="1" allowOverlap="1" wp14:anchorId="51359F78" wp14:editId="1133955D">
-                <wp:simplePos x="0" y="0"/>
-                <wp:positionH relativeFrom="margin">
-                  <wp:posOffset>0</wp:posOffset>
-                </wp:positionH>
-                <wp:positionV relativeFrom="paragraph">
-                  <wp:posOffset>8087</wp:posOffset>
-                </wp:positionV>
-                <wp:extent cx="479425" cy="584799"/>
-                <wp:effectExtent l="0" t="0" r="0" b="6350"/>
-                <wp:wrapNone/>
-                <wp:docPr id="1898632732" name="Rectangle 1"/>
-                <wp:cNvGraphicFramePr>
-                  <a:graphicFrameLocks xmlns:a="http://schemas.openxmlformats.org/drawingml/2006/main"/>
-                </wp:cNvGraphicFramePr>
-                <a:graphic xmlns:a="http://schemas.openxmlformats.org/drawingml/2006/main">
-                  <a:graphicData uri="http://schemas.microsoft.com/office/word/2010/wordprocessingShape">
-                    <wps:wsp>
-                      <wps:cNvSpPr>
-                        <a:spLocks noChangeArrowheads="1"/>
-                      </wps:cNvSpPr>
-                      <wps:spPr bwMode="auto">
-                        <a:xfrm>
-                          <a:off x="0" y="0"/>
-                          <a:ext cx="479425" cy="584799"/>
-                        </a:xfrm>
-                        <a:prstGeom prst="rect">
-                          <a:avLst/>
-                        </a:prstGeom>
-                        <a:blipFill dpi="0" rotWithShape="1">
-                          <a:blip r:embed="rId4"/>
-                          <a:srcRect/>
-                          <a:stretch>
-                            <a:fillRect/>
-                          </a:stretch>
-                        </a:blipFill>
-                        <a:ln>
-                          <a:noFill/>
-                        </a:ln>
-                        <a:extLst>
-                          <a:ext uri="{91240B29-F687-4F45-9708-019B960494DF}">
-                            <a14:hiddenLine xmlns:a14="http://schemas.microsoft.com/office/drawing/2010/main" w="25400">
-                              <a:solidFill>
-                                <a:srgbClr val="000000"/>
-                              </a:solidFill>
-                              <a:miter lim="800000"/>
-                              <a:headEnd/>
-                              <a:tailEnd/>
-                            </a14:hiddenLine>
-                          </a:ext>
-                        </a:extLst>
-                      </wps:spPr>
-                      <wps:bodyPr rot="0" vert="horz" wrap="square" lIns="91440" tIns="45720" rIns="91440" bIns="45720" anchor="ctr" anchorCtr="0" upright="1">
-                        <a:noAutofit/>
-                      </wps:bodyPr>
-                    </wps:wsp>
-                  </a:graphicData>
-                </a:graphic>
-                <wp14:sizeRelH relativeFrom="margin">
-                  <wp14:pctWidth>0</wp14:pctWidth>
-                </wp14:sizeRelH>
-                <wp14:sizeRelV relativeFrom="margin">
-                  <wp14:pctHeight>0</wp14:pctHeight>
-                </wp14:sizeRelV>
-              </wp:anchor>
-            </w:drawing>
-          </mc:Choice>
-          <mc:Fallback>
-            <w:pict>
-              <v:rect w14:anchorId="1747311E" id="Rectangle 1" o:spid="_x0000_s1026" style="position:absolute;margin-left:0;margin-top:.65pt;width:37.75pt;height:46.05pt;z-index:251923456;visibility:visible;mso-wrap-style:square;mso-width-percent:0;mso-height-percent:0;mso-wrap-distance-left:9pt;mso-wrap-distance-top:0;mso-wrap-distance-right:9pt;mso-wrap-distance-bottom:0;mso-position-horizontal:absolute;mso-position-horizontal-relative:margin;mso-position-vertical:absolute;mso-position-vertical-relative:text;mso-width-percent:0;mso-height-percent:0;mso-width-relative:margin;mso-height-relative:margin;v-text-anchor:middle" o:gfxdata="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" stroked="f" strokeweight="2pt">
-                <v:fill r:id="rId5" o:title="" recolor="t" rotate="t" type="frame"/>
-                <w10:wrap anchorx="margin"/>
-              </v:rect>
-            </w:pict>
-          </mc:Fallback>
-        </mc:AlternateContent>
-      </w:r>
-      <w:r>
-        <w:rPr>
-          <w:rFonts w:ascii="Times New Roman" w:hAnsi="Times New Roman" w:cs="Times New Roman"/>
           <w:b/>
           <w:sz w:val="36"/>
           <w:szCs w:val="36"/>
@@ -553,16 +553,7 @@
           <w:sz w:val="28"/>
           <w:szCs w:val="28"/>
         </w:rPr>
-        <w:t xml:space="preserve"> </w:t>
-      </w:r>
-      <w:r>
-        <w:rPr>
-          <w:rFonts w:ascii="Times New Roman" w:hAnsi="Times New Roman" w:cs="Times New Roman"/>
-          <w:b/>
-          <w:sz w:val="28"/>
-          <w:szCs w:val="28"/>
-        </w:rPr>
-        <w:t>Maths</w:t>
+        <w:t xml:space="preserve"> Maths</w:t>
       </w:r>
     </w:p>
     <w:tbl>
@@ -1304,7 +1295,7 @@
         <mc:AlternateContent>
           <mc:Choice Requires="wps">
             <w:drawing>
-              <wp:anchor distT="0" distB="0" distL="114300" distR="114300" simplePos="0" relativeHeight="251681792" behindDoc="0" locked="0" layoutInCell="1" allowOverlap="1" wp14:anchorId="1A84EB74" wp14:editId="132861F3">
+              <wp:anchor distT="0" distB="0" distL="114300" distR="114300" simplePos="0" relativeHeight="251681792" behindDoc="0" locked="0" layoutInCell="1" allowOverlap="1" wp14:anchorId="1A84EB74" wp14:editId="268BC557">
                 <wp:simplePos x="0" y="0"/>
                 <wp:positionH relativeFrom="column">
                   <wp:posOffset>2209800</wp:posOffset>
@@ -1398,7 +1389,7 @@
         <mc:AlternateContent>
           <mc:Choice Requires="wps">
             <w:drawing>
-              <wp:anchor distT="0" distB="0" distL="114300" distR="114300" simplePos="0" relativeHeight="251679744" behindDoc="0" locked="0" layoutInCell="1" allowOverlap="1" wp14:anchorId="37A68511" wp14:editId="174D7FB1">
+              <wp:anchor distT="0" distB="0" distL="114300" distR="114300" simplePos="0" relativeHeight="251679744" behindDoc="0" locked="0" layoutInCell="1" allowOverlap="1" wp14:anchorId="37A68511" wp14:editId="11E202A2">
                 <wp:simplePos x="0" y="0"/>
                 <wp:positionH relativeFrom="column">
                   <wp:posOffset>1676400</wp:posOffset>
@@ -1492,7 +1483,7 @@
         <mc:AlternateContent>
           <mc:Choice Requires="wps">
             <w:drawing>
-              <wp:anchor distT="0" distB="0" distL="114300" distR="114300" simplePos="0" relativeHeight="251677696" behindDoc="0" locked="0" layoutInCell="1" allowOverlap="1" wp14:anchorId="16206179" wp14:editId="4AED93D7">
+              <wp:anchor distT="0" distB="0" distL="114300" distR="114300" simplePos="0" relativeHeight="251677696" behindDoc="0" locked="0" layoutInCell="1" allowOverlap="1" wp14:anchorId="16206179" wp14:editId="3CCCA4FB">
                 <wp:simplePos x="0" y="0"/>
                 <wp:positionH relativeFrom="column">
                   <wp:posOffset>1158240</wp:posOffset>
@@ -1586,7 +1577,7 @@
         <mc:AlternateContent>
           <mc:Choice Requires="wps">
             <w:drawing>
-              <wp:anchor distT="0" distB="0" distL="114300" distR="114300" simplePos="0" relativeHeight="251675648" behindDoc="0" locked="0" layoutInCell="1" allowOverlap="1" wp14:anchorId="2FAA35FB" wp14:editId="7F145AD5">
+              <wp:anchor distT="0" distB="0" distL="114300" distR="114300" simplePos="0" relativeHeight="251675648" behindDoc="0" locked="0" layoutInCell="1" allowOverlap="1" wp14:anchorId="2FAA35FB" wp14:editId="2C11AAA7">
                 <wp:simplePos x="0" y="0"/>
                 <wp:positionH relativeFrom="column">
                   <wp:posOffset>624840</wp:posOffset>
@@ -1680,7 +1671,7 @@
         <mc:AlternateContent>
           <mc:Choice Requires="wps">
             <w:drawing>
-              <wp:anchor distT="0" distB="0" distL="114300" distR="114300" simplePos="0" relativeHeight="251659264" behindDoc="0" locked="0" layoutInCell="1" allowOverlap="1" wp14:anchorId="16F4BC58" wp14:editId="6038D370">
+              <wp:anchor distT="0" distB="0" distL="114300" distR="114300" simplePos="0" relativeHeight="251659264" behindDoc="0" locked="0" layoutInCell="1" allowOverlap="1" wp14:anchorId="16F4BC58" wp14:editId="69F30B9E">
                 <wp:simplePos x="0" y="0"/>
                 <wp:positionH relativeFrom="column">
                   <wp:posOffset>99060</wp:posOffset>

--- a/Received/LKG/lkg, maths.docx
+++ b/Received/LKG/lkg, maths.docx
@@ -2,6 +2,7 @@
 <file path=word/document.xml><?xml version="1.0" encoding="utf-8"?>
 <w:document xmlns:wpc="http://schemas.microsoft.com/office/word/2010/wordprocessingCanvas" xmlns:cx="http://schemas.microsoft.com/office/drawing/2014/chartex" xmlns:cx1="http://schemas.microsoft.com/office/drawing/2015/9/8/chartex" xmlns:cx2="http://schemas.microsoft.com/office/drawing/2015/10/21/chartex" xmlns:cx3="http://schemas.microsoft.com/office/drawing/2016/5/9/chartex" xmlns:cx4="http://schemas.microsoft.com/office/drawing/2016/5/10/chartex" xmlns:cx5="http://schemas.microsoft.com/office/drawing/2016/5/11/chartex" xmlns:cx6="http://schemas.microsoft.com/office/drawing/2016/5/12/chartex" xmlns:cx7="http://schemas.microsoft.com/office/drawing/2016/5/13/chartex" xmlns:cx8="http://schemas.microsoft.com/office/drawing/2016/5/14/chartex" xmlns:mc="http://schemas.openxmlformats.org/markup-compatibility/2006" xmlns:aink="http://schemas.microsoft.com/office/drawing/2016/ink" xmlns:am3d="http://schemas.microsoft.com/office/drawing/2017/model3d" xmlns:o="urn:schemas-microsoft-com:office:office" xmlns:oel="http://schemas.microsoft.com/office/2019/extlst" xmlns:r="http://schemas.openxmlformats.org/officeDocument/2006/relationships" xmlns:m="http://schemas.openxmlformats.org/officeDocument/2006/math" xmlns:v="urn:schemas-microsoft-com:vml" xmlns:wp14="http://schemas.microsoft.com/office/word/2010/wordprocessingDrawing" xmlns:wp="http://schemas.openxmlformats.org/drawingml/2006/wordprocessingDrawing" xmlns:w10="urn:schemas-microsoft-com:office:word" xmlns:w="http://schemas.openxmlformats.org/wordprocessingml/2006/main" xmlns:w14="http://schemas.microsoft.com/office/word/2010/wordml" xmlns:w15="http://schemas.microsoft.com/office/word/2012/wordml" xmlns:w16cex="http://schemas.microsoft.com/office/word/2018/wordml/cex" xmlns:w16cid="http://schemas.microsoft.com/office/word/2016/wordml/cid" xmlns:w16="http://schemas.microsoft.com/office/word/2018/wordml" xmlns:w16du="http://schemas.microsoft.com/office/word/2023/wordml/word16du" xmlns:w16sdtdh="http://schemas.microsoft.com/office/word/2020/wordml/sdtdatahash" xmlns:w16sdtfl="http://schemas.microsoft.com/office/word/2024/wordml/sdtformatlock" xmlns:w16se="http://schemas.microsoft.com/office/word/2015/wordml/symex" xmlns:wpg="http://schemas.microsoft.com/office/word/2010/wordprocessingGroup" xmlns:wpi="http://schemas.microsoft.com/office/word/2010/wordprocessingInk" xmlns:wne="http://schemas.microsoft.com/office/word/2006/wordml" xmlns:wps="http://schemas.microsoft.com/office/word/2010/wordprocessingShape" mc:Ignorable="w14 w15 w16se w16cid w16 w16cex w16sdtdh w16sdtfl w16du wp14">
   <w:body>
+    <w:bookmarkStart w:id="0" w:name="_Hlk138315100"/>
     <w:p>
       <w:pPr>
         <w:spacing w:after="0" w:line="240" w:lineRule="auto"/>
@@ -12,7 +13,6 @@
           <w:szCs w:val="36"/>
         </w:rPr>
       </w:pPr>
-      <w:bookmarkStart w:id="0" w:name="_Hlk138315100"/>
       <w:r>
         <w:rPr>
           <w:rFonts w:ascii="Times New Roman" w:hAnsi="Times New Roman" w:cs="Times New Roman"/>
@@ -1295,7 +1295,7 @@
         <mc:AlternateContent>
           <mc:Choice Requires="wps">
             <w:drawing>
-              <wp:anchor distT="0" distB="0" distL="114300" distR="114300" simplePos="0" relativeHeight="251681792" behindDoc="0" locked="0" layoutInCell="1" allowOverlap="1" wp14:anchorId="1A84EB74" wp14:editId="268BC557">
+              <wp:anchor distT="0" distB="0" distL="114300" distR="114300" simplePos="0" relativeHeight="251681792" behindDoc="0" locked="0" layoutInCell="1" allowOverlap="1" wp14:anchorId="1A84EB74" wp14:editId="6351C6E8">
                 <wp:simplePos x="0" y="0"/>
                 <wp:positionH relativeFrom="column">
                   <wp:posOffset>2209800</wp:posOffset>
@@ -1389,7 +1389,7 @@
         <mc:AlternateContent>
           <mc:Choice Requires="wps">
             <w:drawing>
-              <wp:anchor distT="0" distB="0" distL="114300" distR="114300" simplePos="0" relativeHeight="251679744" behindDoc="0" locked="0" layoutInCell="1" allowOverlap="1" wp14:anchorId="37A68511" wp14:editId="11E202A2">
+              <wp:anchor distT="0" distB="0" distL="114300" distR="114300" simplePos="0" relativeHeight="251679744" behindDoc="0" locked="0" layoutInCell="1" allowOverlap="1" wp14:anchorId="37A68511" wp14:editId="4467F5E9">
                 <wp:simplePos x="0" y="0"/>
                 <wp:positionH relativeFrom="column">
                   <wp:posOffset>1676400</wp:posOffset>
@@ -1483,7 +1483,7 @@
         <mc:AlternateContent>
           <mc:Choice Requires="wps">
             <w:drawing>
-              <wp:anchor distT="0" distB="0" distL="114300" distR="114300" simplePos="0" relativeHeight="251677696" behindDoc="0" locked="0" layoutInCell="1" allowOverlap="1" wp14:anchorId="16206179" wp14:editId="3CCCA4FB">
+              <wp:anchor distT="0" distB="0" distL="114300" distR="114300" simplePos="0" relativeHeight="251677696" behindDoc="0" locked="0" layoutInCell="1" allowOverlap="1" wp14:anchorId="16206179" wp14:editId="5237DEB7">
                 <wp:simplePos x="0" y="0"/>
                 <wp:positionH relativeFrom="column">
                   <wp:posOffset>1158240</wp:posOffset>
@@ -1577,7 +1577,7 @@
         <mc:AlternateContent>
           <mc:Choice Requires="wps">
             <w:drawing>
-              <wp:anchor distT="0" distB="0" distL="114300" distR="114300" simplePos="0" relativeHeight="251675648" behindDoc="0" locked="0" layoutInCell="1" allowOverlap="1" wp14:anchorId="2FAA35FB" wp14:editId="2C11AAA7">
+              <wp:anchor distT="0" distB="0" distL="114300" distR="114300" simplePos="0" relativeHeight="251675648" behindDoc="0" locked="0" layoutInCell="1" allowOverlap="1" wp14:anchorId="2FAA35FB" wp14:editId="3AC92908">
                 <wp:simplePos x="0" y="0"/>
                 <wp:positionH relativeFrom="column">
                   <wp:posOffset>624840</wp:posOffset>
@@ -1671,7 +1671,7 @@
         <mc:AlternateContent>
           <mc:Choice Requires="wps">
             <w:drawing>
-              <wp:anchor distT="0" distB="0" distL="114300" distR="114300" simplePos="0" relativeHeight="251659264" behindDoc="0" locked="0" layoutInCell="1" allowOverlap="1" wp14:anchorId="16F4BC58" wp14:editId="69F30B9E">
+              <wp:anchor distT="0" distB="0" distL="114300" distR="114300" simplePos="0" relativeHeight="251659264" behindDoc="0" locked="0" layoutInCell="1" allowOverlap="1" wp14:anchorId="16F4BC58" wp14:editId="01E49F8A">
                 <wp:simplePos x="0" y="0"/>
                 <wp:positionH relativeFrom="column">
                   <wp:posOffset>99060</wp:posOffset>
@@ -2135,7 +2135,141 @@
         <mc:AlternateContent>
           <mc:Choice Requires="wps">
             <w:drawing>
-              <wp:anchor distT="0" distB="0" distL="114300" distR="114300" simplePos="0" relativeHeight="251837440" behindDoc="0" locked="0" layoutInCell="1" allowOverlap="1" wp14:anchorId="2B473914" wp14:editId="66658868">
+              <wp:anchor distT="0" distB="0" distL="114300" distR="114300" simplePos="0" relativeHeight="251835392" behindDoc="0" locked="0" layoutInCell="1" allowOverlap="1" wp14:anchorId="16C74AB8" wp14:editId="2183D251">
+                <wp:simplePos x="0" y="0"/>
+                <wp:positionH relativeFrom="column">
+                  <wp:posOffset>1469667</wp:posOffset>
+                </wp:positionH>
+                <wp:positionV relativeFrom="paragraph">
+                  <wp:posOffset>143317</wp:posOffset>
+                </wp:positionV>
+                <wp:extent cx="426720" cy="525780"/>
+                <wp:effectExtent l="0" t="0" r="30480" b="26670"/>
+                <wp:wrapNone/>
+                <wp:docPr id="47" name="Straight Connector 47"/>
+                <wp:cNvGraphicFramePr/>
+                <a:graphic xmlns:a="http://schemas.openxmlformats.org/drawingml/2006/main">
+                  <a:graphicData uri="http://schemas.microsoft.com/office/word/2010/wordprocessingShape">
+                    <wps:wsp>
+                      <wps:cNvCnPr/>
+                      <wps:spPr>
+                        <a:xfrm flipV="1">
+                          <a:off x="0" y="0"/>
+                          <a:ext cx="426720" cy="525780"/>
+                        </a:xfrm>
+                        <a:prstGeom prst="line">
+                          <a:avLst/>
+                        </a:prstGeom>
+                      </wps:spPr>
+                      <wps:style>
+                        <a:lnRef idx="1">
+                          <a:schemeClr val="dk1"/>
+                        </a:lnRef>
+                        <a:fillRef idx="0">
+                          <a:schemeClr val="dk1"/>
+                        </a:fillRef>
+                        <a:effectRef idx="0">
+                          <a:schemeClr val="dk1"/>
+                        </a:effectRef>
+                        <a:fontRef idx="minor">
+                          <a:schemeClr val="tx1"/>
+                        </a:fontRef>
+                      </wps:style>
+                      <wps:bodyPr/>
+                    </wps:wsp>
+                  </a:graphicData>
+                </a:graphic>
+              </wp:anchor>
+            </w:drawing>
+          </mc:Choice>
+          <mc:Fallback>
+            <w:pict>
+              <v:line w14:anchorId="575241D8" id="Straight Connector 47" o:spid="_x0000_s1026" style="position:absolute;flip:y;z-index:251835392;visibility:visible;mso-wrap-style:square;mso-wrap-distance-left:9pt;mso-wrap-distance-top:0;mso-wrap-distance-right:9pt;mso-wrap-distance-bottom:0;mso-position-horizontal:absolute;mso-position-horizontal-relative:text;mso-position-vertical:absolute;mso-position-vertical-relative:text" from="115.7pt,11.3pt" to="149.3pt,52.7pt" o:gfxdata="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" strokecolor="black [3200]" strokeweight=".5pt">
+                <v:stroke joinstyle="miter"/>
+              </v:line>
+            </w:pict>
+          </mc:Fallback>
+        </mc:AlternateContent>
+      </w:r>
+      <w:r>
+        <w:rPr>
+          <w:rFonts w:ascii="Times New Roman" w:hAnsi="Times New Roman" w:cs="Times New Roman"/>
+          <w:noProof/>
+          <w:sz w:val="32"/>
+          <w:szCs w:val="32"/>
+          <w:lang w:val="en-US" w:bidi="ne-NP"/>
+        </w:rPr>
+        <mc:AlternateContent>
+          <mc:Choice Requires="wps">
+            <w:drawing>
+              <wp:anchor distT="0" distB="0" distL="114300" distR="114300" simplePos="0" relativeHeight="251839488" behindDoc="0" locked="0" layoutInCell="1" allowOverlap="1" wp14:anchorId="602EFD4F" wp14:editId="5349115E">
+                <wp:simplePos x="0" y="0"/>
+                <wp:positionH relativeFrom="column">
+                  <wp:posOffset>1994121</wp:posOffset>
+                </wp:positionH>
+                <wp:positionV relativeFrom="paragraph">
+                  <wp:posOffset>111512</wp:posOffset>
+                </wp:positionV>
+                <wp:extent cx="426720" cy="525780"/>
+                <wp:effectExtent l="0" t="0" r="30480" b="26670"/>
+                <wp:wrapNone/>
+                <wp:docPr id="51" name="Straight Connector 51"/>
+                <wp:cNvGraphicFramePr/>
+                <a:graphic xmlns:a="http://schemas.openxmlformats.org/drawingml/2006/main">
+                  <a:graphicData uri="http://schemas.microsoft.com/office/word/2010/wordprocessingShape">
+                    <wps:wsp>
+                      <wps:cNvCnPr/>
+                      <wps:spPr>
+                        <a:xfrm flipV="1">
+                          <a:off x="0" y="0"/>
+                          <a:ext cx="426720" cy="525780"/>
+                        </a:xfrm>
+                        <a:prstGeom prst="line">
+                          <a:avLst/>
+                        </a:prstGeom>
+                      </wps:spPr>
+                      <wps:style>
+                        <a:lnRef idx="1">
+                          <a:schemeClr val="dk1"/>
+                        </a:lnRef>
+                        <a:fillRef idx="0">
+                          <a:schemeClr val="dk1"/>
+                        </a:fillRef>
+                        <a:effectRef idx="0">
+                          <a:schemeClr val="dk1"/>
+                        </a:effectRef>
+                        <a:fontRef idx="minor">
+                          <a:schemeClr val="tx1"/>
+                        </a:fontRef>
+                      </wps:style>
+                      <wps:bodyPr/>
+                    </wps:wsp>
+                  </a:graphicData>
+                </a:graphic>
+              </wp:anchor>
+            </w:drawing>
+          </mc:Choice>
+          <mc:Fallback>
+            <w:pict>
+              <v:line w14:anchorId="6F117E33" id="Straight Connector 51" o:spid="_x0000_s1026" style="position:absolute;flip:y;z-index:251839488;visibility:visible;mso-wrap-style:square;mso-wrap-distance-left:9pt;mso-wrap-distance-top:0;mso-wrap-distance-right:9pt;mso-wrap-distance-bottom:0;mso-position-horizontal:absolute;mso-position-horizontal-relative:text;mso-position-vertical:absolute;mso-position-vertical-relative:text" from="157pt,8.8pt" to="190.6pt,50.2pt" o:gfxdata="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" strokecolor="black [3200]" strokeweight=".5pt">
+                <v:stroke joinstyle="miter"/>
+              </v:line>
+            </w:pict>
+          </mc:Fallback>
+        </mc:AlternateContent>
+      </w:r>
+      <w:r>
+        <w:rPr>
+          <w:rFonts w:ascii="Times New Roman" w:hAnsi="Times New Roman" w:cs="Times New Roman"/>
+          <w:noProof/>
+          <w:sz w:val="32"/>
+          <w:szCs w:val="32"/>
+          <w:lang w:val="en-US" w:bidi="ne-NP"/>
+        </w:rPr>
+        <mc:AlternateContent>
+          <mc:Choice Requires="wps">
+            <w:drawing>
+              <wp:anchor distT="0" distB="0" distL="114300" distR="114300" simplePos="0" relativeHeight="251837440" behindDoc="0" locked="0" layoutInCell="1" allowOverlap="1" wp14:anchorId="2B473914" wp14:editId="75D2F9DE">
                 <wp:simplePos x="0" y="0"/>
                 <wp:positionH relativeFrom="column">
                   <wp:posOffset>967740</wp:posOffset>
@@ -2184,141 +2318,7 @@
           </mc:Choice>
           <mc:Fallback>
             <w:pict>
-              <v:line w14:anchorId="1A00A0AD" id="Straight Connector 48" o:spid="_x0000_s1026" style="position:absolute;flip:y;z-index:251837440;visibility:visible;mso-wrap-style:square;mso-wrap-distance-left:9pt;mso-wrap-distance-top:0;mso-wrap-distance-right:9pt;mso-wrap-distance-bottom:0;mso-position-horizontal:absolute;mso-position-horizontal-relative:text;mso-position-vertical:absolute;mso-position-vertical-relative:text" from="76.2pt,19.15pt" to="109.8pt,60.55pt" o:gfxdata="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" strokecolor="black [3200]" strokeweight=".5pt">
-                <v:stroke joinstyle="miter"/>
-              </v:line>
-            </w:pict>
-          </mc:Fallback>
-        </mc:AlternateContent>
-      </w:r>
-      <w:r>
-        <w:rPr>
-          <w:rFonts w:ascii="Times New Roman" w:hAnsi="Times New Roman" w:cs="Times New Roman"/>
-          <w:noProof/>
-          <w:sz w:val="32"/>
-          <w:szCs w:val="32"/>
-          <w:lang w:val="en-US" w:bidi="ne-NP"/>
-        </w:rPr>
-        <mc:AlternateContent>
-          <mc:Choice Requires="wps">
-            <w:drawing>
-              <wp:anchor distT="0" distB="0" distL="114300" distR="114300" simplePos="0" relativeHeight="251839488" behindDoc="0" locked="0" layoutInCell="1" allowOverlap="1" wp14:anchorId="602EFD4F" wp14:editId="05B89F63">
-                <wp:simplePos x="0" y="0"/>
-                <wp:positionH relativeFrom="column">
-                  <wp:posOffset>1866900</wp:posOffset>
-                </wp:positionH>
-                <wp:positionV relativeFrom="paragraph">
-                  <wp:posOffset>250825</wp:posOffset>
-                </wp:positionV>
-                <wp:extent cx="426720" cy="525780"/>
-                <wp:effectExtent l="0" t="0" r="30480" b="26670"/>
-                <wp:wrapNone/>
-                <wp:docPr id="51" name="Straight Connector 51"/>
-                <wp:cNvGraphicFramePr/>
-                <a:graphic xmlns:a="http://schemas.openxmlformats.org/drawingml/2006/main">
-                  <a:graphicData uri="http://schemas.microsoft.com/office/word/2010/wordprocessingShape">
-                    <wps:wsp>
-                      <wps:cNvCnPr/>
-                      <wps:spPr>
-                        <a:xfrm flipV="1">
-                          <a:off x="0" y="0"/>
-                          <a:ext cx="426720" cy="525780"/>
-                        </a:xfrm>
-                        <a:prstGeom prst="line">
-                          <a:avLst/>
-                        </a:prstGeom>
-                      </wps:spPr>
-                      <wps:style>
-                        <a:lnRef idx="1">
-                          <a:schemeClr val="dk1"/>
-                        </a:lnRef>
-                        <a:fillRef idx="0">
-                          <a:schemeClr val="dk1"/>
-                        </a:fillRef>
-                        <a:effectRef idx="0">
-                          <a:schemeClr val="dk1"/>
-                        </a:effectRef>
-                        <a:fontRef idx="minor">
-                          <a:schemeClr val="tx1"/>
-                        </a:fontRef>
-                      </wps:style>
-                      <wps:bodyPr/>
-                    </wps:wsp>
-                  </a:graphicData>
-                </a:graphic>
-              </wp:anchor>
-            </w:drawing>
-          </mc:Choice>
-          <mc:Fallback>
-            <w:pict>
-              <v:line w14:anchorId="72C5ECA7" id="Straight Connector 51" o:spid="_x0000_s1026" style="position:absolute;flip:y;z-index:251839488;visibility:visible;mso-wrap-style:square;mso-wrap-distance-left:9pt;mso-wrap-distance-top:0;mso-wrap-distance-right:9pt;mso-wrap-distance-bottom:0;mso-position-horizontal:absolute;mso-position-horizontal-relative:text;mso-position-vertical:absolute;mso-position-vertical-relative:text" from="147pt,19.75pt" to="180.6pt,61.15pt" o:gfxdata="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" strokecolor="black [3200]" strokeweight=".5pt">
-                <v:stroke joinstyle="miter"/>
-              </v:line>
-            </w:pict>
-          </mc:Fallback>
-        </mc:AlternateContent>
-      </w:r>
-      <w:r>
-        <w:rPr>
-          <w:rFonts w:ascii="Times New Roman" w:hAnsi="Times New Roman" w:cs="Times New Roman"/>
-          <w:noProof/>
-          <w:sz w:val="32"/>
-          <w:szCs w:val="32"/>
-          <w:lang w:val="en-US" w:bidi="ne-NP"/>
-        </w:rPr>
-        <mc:AlternateContent>
-          <mc:Choice Requires="wps">
-            <w:drawing>
-              <wp:anchor distT="0" distB="0" distL="114300" distR="114300" simplePos="0" relativeHeight="251835392" behindDoc="0" locked="0" layoutInCell="1" allowOverlap="1" wp14:anchorId="16C74AB8" wp14:editId="768A3FB2">
-                <wp:simplePos x="0" y="0"/>
-                <wp:positionH relativeFrom="column">
-                  <wp:posOffset>1432560</wp:posOffset>
-                </wp:positionH>
-                <wp:positionV relativeFrom="paragraph">
-                  <wp:posOffset>235585</wp:posOffset>
-                </wp:positionV>
-                <wp:extent cx="426720" cy="525780"/>
-                <wp:effectExtent l="0" t="0" r="30480" b="26670"/>
-                <wp:wrapNone/>
-                <wp:docPr id="47" name="Straight Connector 47"/>
-                <wp:cNvGraphicFramePr/>
-                <a:graphic xmlns:a="http://schemas.openxmlformats.org/drawingml/2006/main">
-                  <a:graphicData uri="http://schemas.microsoft.com/office/word/2010/wordprocessingShape">
-                    <wps:wsp>
-                      <wps:cNvCnPr/>
-                      <wps:spPr>
-                        <a:xfrm flipV="1">
-                          <a:off x="0" y="0"/>
-                          <a:ext cx="426720" cy="525780"/>
-                        </a:xfrm>
-                        <a:prstGeom prst="line">
-                          <a:avLst/>
-                        </a:prstGeom>
-                      </wps:spPr>
-                      <wps:style>
-                        <a:lnRef idx="1">
-                          <a:schemeClr val="dk1"/>
-                        </a:lnRef>
-                        <a:fillRef idx="0">
-                          <a:schemeClr val="dk1"/>
-                        </a:fillRef>
-                        <a:effectRef idx="0">
-                          <a:schemeClr val="dk1"/>
-                        </a:effectRef>
-                        <a:fontRef idx="minor">
-                          <a:schemeClr val="tx1"/>
-                        </a:fontRef>
-                      </wps:style>
-                      <wps:bodyPr/>
-                    </wps:wsp>
-                  </a:graphicData>
-                </a:graphic>
-              </wp:anchor>
-            </w:drawing>
-          </mc:Choice>
-          <mc:Fallback>
-            <w:pict>
-              <v:line w14:anchorId="64A80E10" id="Straight Connector 47" o:spid="_x0000_s1026" style="position:absolute;flip:y;z-index:251835392;visibility:visible;mso-wrap-style:square;mso-wrap-distance-left:9pt;mso-wrap-distance-top:0;mso-wrap-distance-right:9pt;mso-wrap-distance-bottom:0;mso-position-horizontal:absolute;mso-position-horizontal-relative:text;mso-position-vertical:absolute;mso-position-vertical-relative:text" from="112.8pt,18.55pt" to="146.4pt,59.95pt" o:gfxdata="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" strokecolor="black [3200]" strokeweight=".5pt">
+              <v:line w14:anchorId="3E34BBCB" id="Straight Connector 48" o:spid="_x0000_s1026" style="position:absolute;flip:y;z-index:251837440;visibility:visible;mso-wrap-style:square;mso-wrap-distance-left:9pt;mso-wrap-distance-top:0;mso-wrap-distance-right:9pt;mso-wrap-distance-bottom:0;mso-position-horizontal:absolute;mso-position-horizontal-relative:text;mso-position-vertical:absolute;mso-position-vertical-relative:text" from="76.2pt,19.15pt" to="109.8pt,60.55pt" o:gfxdata="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" strokecolor="black [3200]" strokeweight=".5pt">
                 <v:stroke joinstyle="miter"/>
               </v:line>
             </w:pict>
@@ -4086,15 +4086,6 @@
       <w:pPr>
         <w:rPr>
           <w:rFonts w:ascii="Times New Roman" w:hAnsi="Times New Roman" w:cs="Times New Roman"/>
-          <w:sz w:val="32"/>
-          <w:szCs w:val="32"/>
-        </w:rPr>
-      </w:pPr>
-    </w:p>
-    <w:p>
-      <w:pPr>
-        <w:rPr>
-          <w:rFonts w:ascii="Times New Roman" w:hAnsi="Times New Roman" w:cs="Times New Roman"/>
           <w:b/>
           <w:bCs/>
           <w:sz w:val="32"/>
@@ -4114,13 +4105,13 @@
         <mc:AlternateContent>
           <mc:Choice Requires="wps">
             <w:drawing>
-              <wp:anchor distT="0" distB="0" distL="114300" distR="114300" simplePos="0" relativeHeight="251855872" behindDoc="0" locked="0" layoutInCell="1" allowOverlap="1" wp14:anchorId="6587FDFB" wp14:editId="10C86D24">
+              <wp:anchor distT="0" distB="0" distL="114300" distR="114300" simplePos="0" relativeHeight="251855872" behindDoc="0" locked="0" layoutInCell="1" allowOverlap="1" wp14:anchorId="6587FDFB" wp14:editId="7C0F8140">
                 <wp:simplePos x="0" y="0"/>
                 <wp:positionH relativeFrom="column">
-                  <wp:posOffset>3131820</wp:posOffset>
+                  <wp:posOffset>2021785</wp:posOffset>
                 </wp:positionH>
                 <wp:positionV relativeFrom="paragraph">
-                  <wp:posOffset>269875</wp:posOffset>
+                  <wp:posOffset>341437</wp:posOffset>
                 </wp:positionV>
                 <wp:extent cx="1135380" cy="1036320"/>
                 <wp:effectExtent l="19050" t="0" r="45720" b="30480"/>
@@ -4174,7 +4165,7 @@
           </mc:Choice>
           <mc:Fallback>
             <w:pict>
-              <v:shape w14:anchorId="249EFAFB" id="Heart 62" o:spid="_x0000_s1026" style="position:absolute;margin-left:246.6pt;margin-top:21.25pt;width:89.4pt;height:81.6pt;z-index:251855872;visibility:visible;mso-wrap-style:square;mso-width-percent:0;mso-height-percent:0;mso-wrap-distance-left:9pt;mso-wrap-distance-top:0;mso-wrap-distance-right:9pt;mso-wrap-distance-bottom:0;mso-position-horizontal:absolute;mso-position-horizontal-relative:text;mso-position-vertical:absolute;mso-position-vertical-relative:text;mso-width-percent:0;mso-height-percent:0;mso-width-relative:margin;mso-height-relative:margin;v-text-anchor:middle" coordsize="1135380,1036320" o:gfxdata="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" path="m567690,259080v236538,-604520,1159034,,,777240c-591344,259080,331153,-345440,567690,259080xe" fillcolor="white [3201]" strokecolor="black [3200]" strokeweight="1pt">
+              <v:shape w14:anchorId="370C6BC6" id="Heart 62" o:spid="_x0000_s1026" style="position:absolute;margin-left:159.2pt;margin-top:26.9pt;width:89.4pt;height:81.6pt;z-index:251855872;visibility:visible;mso-wrap-style:square;mso-width-percent:0;mso-height-percent:0;mso-wrap-distance-left:9pt;mso-wrap-distance-top:0;mso-wrap-distance-right:9pt;mso-wrap-distance-bottom:0;mso-position-horizontal:absolute;mso-position-horizontal-relative:text;mso-position-vertical:absolute;mso-position-vertical-relative:text;mso-width-percent:0;mso-height-percent:0;mso-width-relative:margin;mso-height-relative:margin;v-text-anchor:middle" coordsize="1135380,1036320" o:gfxdata="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" path="m567690,259080v236538,-604520,1159034,,,777240c-591344,259080,331153,-345440,567690,259080xe" fillcolor="white [3201]" strokecolor="black [3200]" strokeweight="1pt">
                 <v:stroke joinstyle="miter"/>
                 <v:path arrowok="t" o:connecttype="custom" o:connectlocs="567690,259080;567690,1036320;567690,259080" o:connectangles="0,0,0"/>
               </v:shape>
@@ -4195,7 +4186,7 @@
         <mc:AlternateContent>
           <mc:Choice Requires="wps">
             <w:drawing>
-              <wp:anchor distT="0" distB="0" distL="114300" distR="114300" simplePos="0" relativeHeight="251657214" behindDoc="0" locked="0" layoutInCell="1" allowOverlap="1" wp14:anchorId="5C2E05BF" wp14:editId="2AFA8F88">
+              <wp:anchor distT="0" distB="0" distL="114300" distR="114300" simplePos="0" relativeHeight="251657214" behindDoc="0" locked="0" layoutInCell="1" allowOverlap="1" wp14:anchorId="5C2E05BF" wp14:editId="1E604EC7">
                 <wp:simplePos x="0" y="0"/>
                 <wp:positionH relativeFrom="column">
                   <wp:posOffset>167640</wp:posOffset>
@@ -4256,7 +4247,7 @@
           </mc:Choice>
           <mc:Fallback>
             <w:pict>
-              <v:shapetype w14:anchorId="6331D74D" id="_x0000_t5" coordsize="21600,21600" o:spt="5" adj="10800" path="m@0,l,21600r21600,xe">
+              <v:shapetype w14:anchorId="31DA800B" id="_x0000_t5" coordsize="21600,21600" o:spt="5" adj="10800" path="m@0,l,21600r21600,xe">
                 <v:stroke joinstyle="miter"/>
                 <v:formulas>
                   <v:f eqn="val #0"/>
@@ -4291,7 +4282,17 @@
           <w:sz w:val="32"/>
           <w:szCs w:val="32"/>
         </w:rPr>
-        <w:t>?</w:t>
+        <w:t>s</w:t>
+      </w:r>
+      <w:r>
+        <w:rPr>
+          <w:rFonts w:ascii="Times New Roman" w:hAnsi="Times New Roman" w:cs="Times New Roman"/>
+          <w:b/>
+          <w:bCs/>
+          <w:sz w:val="32"/>
+          <w:szCs w:val="32"/>
+        </w:rPr>
+        <w:t>.</w:t>
       </w:r>
       <w:r>
         <w:rPr>
@@ -4422,6 +4423,176 @@
           <w:szCs w:val="32"/>
         </w:rPr>
       </w:pPr>
+      <w:r>
+        <w:rPr>
+          <w:rFonts w:ascii="Times New Roman" w:hAnsi="Times New Roman" w:cs="Times New Roman"/>
+          <w:noProof/>
+          <w:sz w:val="32"/>
+          <w:szCs w:val="32"/>
+          <w:lang w:val="en-US" w:bidi="ne-NP"/>
+        </w:rPr>
+        <mc:AlternateContent>
+          <mc:Choice Requires="wps">
+            <w:drawing>
+              <wp:anchor distT="0" distB="0" distL="114300" distR="114300" simplePos="0" relativeHeight="251865088" behindDoc="0" locked="0" layoutInCell="1" allowOverlap="1" wp14:anchorId="7446F5DF" wp14:editId="4A36D646">
+                <wp:simplePos x="0" y="0"/>
+                <wp:positionH relativeFrom="column">
+                  <wp:posOffset>5275580</wp:posOffset>
+                </wp:positionH>
+                <wp:positionV relativeFrom="paragraph">
+                  <wp:posOffset>55687</wp:posOffset>
+                </wp:positionV>
+                <wp:extent cx="1432560" cy="647369"/>
+                <wp:effectExtent l="0" t="0" r="15240" b="19685"/>
+                <wp:wrapNone/>
+                <wp:docPr id="109" name="Oval 109"/>
+                <wp:cNvGraphicFramePr/>
+                <a:graphic xmlns:a="http://schemas.openxmlformats.org/drawingml/2006/main">
+                  <a:graphicData uri="http://schemas.microsoft.com/office/word/2010/wordprocessingShape">
+                    <wps:wsp>
+                      <wps:cNvSpPr/>
+                      <wps:spPr>
+                        <a:xfrm>
+                          <a:off x="0" y="0"/>
+                          <a:ext cx="1432560" cy="647369"/>
+                        </a:xfrm>
+                        <a:prstGeom prst="ellipse">
+                          <a:avLst/>
+                        </a:prstGeom>
+                      </wps:spPr>
+                      <wps:style>
+                        <a:lnRef idx="2">
+                          <a:schemeClr val="dk1"/>
+                        </a:lnRef>
+                        <a:fillRef idx="1">
+                          <a:schemeClr val="lt1"/>
+                        </a:fillRef>
+                        <a:effectRef idx="0">
+                          <a:schemeClr val="dk1"/>
+                        </a:effectRef>
+                        <a:fontRef idx="minor">
+                          <a:schemeClr val="dk1"/>
+                        </a:fontRef>
+                      </wps:style>
+                      <wps:bodyPr rot="0" spcFirstLastPara="0" vertOverflow="overflow" horzOverflow="overflow" vert="horz" wrap="square" lIns="91440" tIns="45720" rIns="91440" bIns="45720" numCol="1" spcCol="0" rtlCol="0" fromWordArt="0" anchor="ctr" anchorCtr="0" forceAA="0" compatLnSpc="1">
+                        <a:prstTxWarp prst="textNoShape">
+                          <a:avLst/>
+                        </a:prstTxWarp>
+                        <a:noAutofit/>
+                      </wps:bodyPr>
+                    </wps:wsp>
+                  </a:graphicData>
+                </a:graphic>
+                <wp14:sizeRelV relativeFrom="margin">
+                  <wp14:pctHeight>0</wp14:pctHeight>
+                </wp14:sizeRelV>
+              </wp:anchor>
+            </w:drawing>
+          </mc:Choice>
+          <mc:Fallback>
+            <w:pict>
+              <v:oval w14:anchorId="48A09477" id="Oval 109" o:spid="_x0000_s1026" style="position:absolute;margin-left:415.4pt;margin-top:4.4pt;width:112.8pt;height:50.95pt;z-index:251865088;visibility:visible;mso-wrap-style:square;mso-height-percent:0;mso-wrap-distance-left:9pt;mso-wrap-distance-top:0;mso-wrap-distance-right:9pt;mso-wrap-distance-bottom:0;mso-position-horizontal:absolute;mso-position-horizontal-relative:text;mso-position-vertical:absolute;mso-position-vertical-relative:text;mso-height-percent:0;mso-height-relative:margin;v-text-anchor:middle" o:gfxdata="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" fillcolor="white [3201]" strokecolor="black [3200]" strokeweight="1pt">
+                <v:stroke joinstyle="miter"/>
+              </v:oval>
+            </w:pict>
+          </mc:Fallback>
+        </mc:AlternateContent>
+      </w:r>
+      <w:r>
+        <w:rPr>
+          <w:rFonts w:ascii="Times New Roman" w:hAnsi="Times New Roman" w:cs="Times New Roman"/>
+          <w:noProof/>
+          <w:sz w:val="32"/>
+          <w:szCs w:val="32"/>
+          <w:lang w:val="en-US" w:bidi="ne-NP"/>
+        </w:rPr>
+        <mc:AlternateContent>
+          <mc:Choice Requires="wps">
+            <w:drawing>
+              <wp:anchor distT="0" distB="0" distL="114300" distR="114300" simplePos="0" relativeHeight="251857920" behindDoc="0" locked="0" layoutInCell="1" allowOverlap="1" wp14:anchorId="2098040E" wp14:editId="0BBAB379">
+                <wp:simplePos x="0" y="0"/>
+                <wp:positionH relativeFrom="margin">
+                  <wp:posOffset>3605917</wp:posOffset>
+                </wp:positionH>
+                <wp:positionV relativeFrom="paragraph">
+                  <wp:posOffset>56101</wp:posOffset>
+                </wp:positionV>
+                <wp:extent cx="1367624" cy="964758"/>
+                <wp:effectExtent l="0" t="0" r="0" b="6985"/>
+                <wp:wrapNone/>
+                <wp:docPr id="63" name="Rectangle 63"/>
+                <wp:cNvGraphicFramePr/>
+                <a:graphic xmlns:a="http://schemas.openxmlformats.org/drawingml/2006/main">
+                  <a:graphicData uri="http://schemas.microsoft.com/office/word/2010/wordprocessingShape">
+                    <wps:wsp>
+                      <wps:cNvSpPr/>
+                      <wps:spPr>
+                        <a:xfrm rot="10800000">
+                          <a:off x="0" y="0"/>
+                          <a:ext cx="1367624" cy="964758"/>
+                        </a:xfrm>
+                        <a:prstGeom prst="rect">
+                          <a:avLst/>
+                        </a:prstGeom>
+                        <a:blipFill dpi="0" rotWithShape="1">
+                          <a:blip r:embed="rId9" cstate="print">
+                            <a:extLst>
+                              <a:ext uri="{28A0092B-C50C-407E-A947-70E740481C1C}">
+                                <a14:useLocalDpi xmlns:a14="http://schemas.microsoft.com/office/drawing/2010/main" val="0"/>
+                              </a:ext>
+                            </a:extLst>
+                          </a:blip>
+                          <a:srcRect/>
+                          <a:stretch>
+                            <a:fillRect/>
+                          </a:stretch>
+                        </a:blipFill>
+                        <a:ln>
+                          <a:noFill/>
+                        </a:ln>
+                      </wps:spPr>
+                      <wps:style>
+                        <a:lnRef idx="2">
+                          <a:schemeClr val="dk1"/>
+                        </a:lnRef>
+                        <a:fillRef idx="1">
+                          <a:schemeClr val="lt1"/>
+                        </a:fillRef>
+                        <a:effectRef idx="0">
+                          <a:schemeClr val="dk1"/>
+                        </a:effectRef>
+                        <a:fontRef idx="minor">
+                          <a:schemeClr val="dk1"/>
+                        </a:fontRef>
+                      </wps:style>
+                      <wps:bodyPr rot="0" spcFirstLastPara="0" vertOverflow="overflow" horzOverflow="overflow" vert="horz" wrap="square" lIns="91440" tIns="45720" rIns="91440" bIns="45720" numCol="1" spcCol="0" rtlCol="0" fromWordArt="0" anchor="ctr" anchorCtr="0" forceAA="0" compatLnSpc="1">
+                        <a:prstTxWarp prst="textNoShape">
+                          <a:avLst/>
+                        </a:prstTxWarp>
+                        <a:noAutofit/>
+                      </wps:bodyPr>
+                    </wps:wsp>
+                  </a:graphicData>
+                </a:graphic>
+                <wp14:sizeRelH relativeFrom="margin">
+                  <wp14:pctWidth>0</wp14:pctWidth>
+                </wp14:sizeRelH>
+                <wp14:sizeRelV relativeFrom="margin">
+                  <wp14:pctHeight>0</wp14:pctHeight>
+                </wp14:sizeRelV>
+              </wp:anchor>
+            </w:drawing>
+          </mc:Choice>
+          <mc:Fallback>
+            <w:pict>
+              <v:rect w14:anchorId="411F9B78" id="Rectangle 63" o:spid="_x0000_s1026" style="position:absolute;margin-left:283.95pt;margin-top:4.4pt;width:107.7pt;height:75.95pt;rotation:180;z-index:251857920;visibility:visible;mso-wrap-style:square;mso-width-percent:0;mso-height-percent:0;mso-wrap-distance-left:9pt;mso-wrap-distance-top:0;mso-wrap-distance-right:9pt;mso-wrap-distance-bottom:0;mso-position-horizontal:absolute;mso-position-horizontal-relative:margin;mso-position-vertical:absolute;mso-position-vertical-relative:text;mso-width-percent:0;mso-height-percent:0;mso-width-relative:margin;mso-height-relative:margin;v-text-anchor:middle" o:gfxdata="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" stroked="f" strokeweight="1pt">
+                <v:fill r:id="rId10" o:title="" recolor="t" rotate="t" type="frame"/>
+                <w10:wrap anchorx="margin"/>
+              </v:rect>
+            </w:pict>
+          </mc:Fallback>
+        </mc:AlternateContent>
+      </w:r>
     </w:p>
     <w:p>
       <w:pPr>
@@ -4442,7 +4613,7 @@
         <mc:AlternateContent>
           <mc:Choice Requires="wps">
             <w:drawing>
-              <wp:anchor distT="0" distB="0" distL="114300" distR="114300" simplePos="0" relativeHeight="251656189" behindDoc="0" locked="0" layoutInCell="1" allowOverlap="1" wp14:anchorId="35A4A81B" wp14:editId="653EA409">
+              <wp:anchor distT="0" distB="0" distL="114300" distR="114300" simplePos="0" relativeHeight="251656189" behindDoc="0" locked="0" layoutInCell="1" allowOverlap="1" wp14:anchorId="35A4A81B" wp14:editId="1483D910">
                 <wp:simplePos x="0" y="0"/>
                 <wp:positionH relativeFrom="column">
                   <wp:posOffset>152400</wp:posOffset>
@@ -4505,7 +4676,7 @@
           </mc:Choice>
           <mc:Fallback>
             <w:pict>
-              <v:shape w14:anchorId="2A57C2FD" id="Isosceles Triangle 60" o:spid="_x0000_s1026" type="#_x0000_t5" style="position:absolute;margin-left:12pt;margin-top:3.65pt;width:75pt;height:64.2pt;rotation:180;z-index:251656189;visibility:visible;mso-wrap-style:square;mso-width-percent:0;mso-height-percent:0;mso-wrap-distance-left:9pt;mso-wrap-distance-top:0;mso-wrap-distance-right:9pt;mso-wrap-distance-bottom:0;mso-position-horizontal:absolute;mso-position-horizontal-relative:text;mso-position-vertical:absolute;mso-position-vertical-relative:text;mso-width-percent:0;mso-height-percent:0;mso-width-relative:margin;mso-height-relative:margin;v-text-anchor:middle" o:gfxdata="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" fillcolor="white [3212]" strokecolor="black [3200]" strokeweight="1pt"/>
+              <v:shape w14:anchorId="4B985B6D" id="Isosceles Triangle 60" o:spid="_x0000_s1026" type="#_x0000_t5" style="position:absolute;margin-left:12pt;margin-top:3.65pt;width:75pt;height:64.2pt;rotation:180;z-index:251656189;visibility:visible;mso-wrap-style:square;mso-width-percent:0;mso-height-percent:0;mso-wrap-distance-left:9pt;mso-wrap-distance-top:0;mso-wrap-distance-right:9pt;mso-wrap-distance-bottom:0;mso-position-horizontal:absolute;mso-position-horizontal-relative:text;mso-position-vertical:absolute;mso-position-vertical-relative:text;mso-width-percent:0;mso-height-percent:0;mso-width-relative:margin;mso-height-relative:margin;v-text-anchor:middle" o:gfxdata="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" fillcolor="white [3212]" strokecolor="black [3200]" strokeweight="1pt"/>
             </w:pict>
           </mc:Fallback>
         </mc:AlternateContent>
@@ -4528,15 +4699,6 @@
           <w:szCs w:val="32"/>
         </w:rPr>
       </w:pPr>
-    </w:p>
-    <w:p>
-      <w:pPr>
-        <w:rPr>
-          <w:rFonts w:ascii="Times New Roman" w:hAnsi="Times New Roman" w:cs="Times New Roman"/>
-          <w:sz w:val="32"/>
-          <w:szCs w:val="32"/>
-        </w:rPr>
-      </w:pPr>
       <w:r>
         <w:rPr>
           <w:rFonts w:ascii="Times New Roman" w:hAnsi="Times New Roman" w:cs="Times New Roman"/>
@@ -4548,18 +4710,18 @@
         <mc:AlternateContent>
           <mc:Choice Requires="wps">
             <w:drawing>
-              <wp:anchor distT="0" distB="0" distL="114300" distR="114300" simplePos="0" relativeHeight="251853824" behindDoc="0" locked="0" layoutInCell="1" allowOverlap="1" wp14:anchorId="7754D975" wp14:editId="0D275E75">
+              <wp:anchor distT="0" distB="0" distL="114300" distR="114300" simplePos="0" relativeHeight="251862016" behindDoc="0" locked="0" layoutInCell="1" allowOverlap="1" wp14:anchorId="5893A0D8" wp14:editId="3F794209">
                 <wp:simplePos x="0" y="0"/>
                 <wp:positionH relativeFrom="margin">
-                  <wp:align>left</wp:align>
+                  <wp:posOffset>5317214</wp:posOffset>
                 </wp:positionH>
                 <wp:positionV relativeFrom="paragraph">
-                  <wp:posOffset>179070</wp:posOffset>
+                  <wp:posOffset>194061</wp:posOffset>
                 </wp:positionV>
                 <wp:extent cx="1394460" cy="495300"/>
                 <wp:effectExtent l="0" t="0" r="15240" b="19050"/>
                 <wp:wrapNone/>
-                <wp:docPr id="61" name="Rectangle 61"/>
+                <wp:docPr id="65" name="Rectangle 65"/>
                 <wp:cNvGraphicFramePr/>
                 <a:graphic xmlns:a="http://schemas.openxmlformats.org/drawingml/2006/main">
                   <a:graphicData uri="http://schemas.microsoft.com/office/word/2010/wordprocessingShape">
@@ -4608,7 +4770,7 @@
           </mc:Choice>
           <mc:Fallback>
             <w:pict>
-              <v:rect w14:anchorId="0FAA1B53" id="Rectangle 61" o:spid="_x0000_s1026" style="position:absolute;margin-left:0;margin-top:14.1pt;width:109.8pt;height:39pt;z-index:251853824;visibility:visible;mso-wrap-style:square;mso-width-percent:0;mso-height-percent:0;mso-wrap-distance-left:9pt;mso-wrap-distance-top:0;mso-wrap-distance-right:9pt;mso-wrap-distance-bottom:0;mso-position-horizontal:left;mso-position-horizontal-relative:margin;mso-position-vertical:absolute;mso-position-vertical-relative:text;mso-width-percent:0;mso-height-percent:0;mso-width-relative:margin;mso-height-relative:margin;v-text-anchor:middle" o:gfxdata="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" fillcolor="white [3201]" strokecolor="black [3200]" strokeweight="1pt">
+              <v:rect w14:anchorId="35D66F47" id="Rectangle 65" o:spid="_x0000_s1026" style="position:absolute;margin-left:418.7pt;margin-top:15.3pt;width:109.8pt;height:39pt;z-index:251862016;visibility:visible;mso-wrap-style:square;mso-width-percent:0;mso-height-percent:0;mso-wrap-distance-left:9pt;mso-wrap-distance-top:0;mso-wrap-distance-right:9pt;mso-wrap-distance-bottom:0;mso-position-horizontal:absolute;mso-position-horizontal-relative:margin;mso-position-vertical:absolute;mso-position-vertical-relative:text;mso-width-percent:0;mso-height-percent:0;mso-width-relative:margin;mso-height-relative:margin;v-text-anchor:middle" o:gfxdata="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" fillcolor="white [3201]" strokecolor="black [3200]" strokeweight="1pt">
                 <w10:wrap anchorx="margin"/>
               </v:rect>
             </w:pict>
@@ -4626,18 +4788,18 @@
         <mc:AlternateContent>
           <mc:Choice Requires="wps">
             <w:drawing>
-              <wp:anchor distT="0" distB="0" distL="114300" distR="114300" simplePos="0" relativeHeight="251859968" behindDoc="0" locked="0" layoutInCell="1" allowOverlap="1" wp14:anchorId="3A5F7935" wp14:editId="7BB9C3C3">
+              <wp:anchor distT="0" distB="0" distL="114300" distR="114300" simplePos="0" relativeHeight="251864064" behindDoc="0" locked="0" layoutInCell="1" allowOverlap="1" wp14:anchorId="1B4BAFF3" wp14:editId="4D451FF2">
                 <wp:simplePos x="0" y="0"/>
                 <wp:positionH relativeFrom="margin">
-                  <wp:posOffset>3101340</wp:posOffset>
+                  <wp:posOffset>3711354</wp:posOffset>
                 </wp:positionH>
                 <wp:positionV relativeFrom="paragraph">
-                  <wp:posOffset>110490</wp:posOffset>
+                  <wp:posOffset>238539</wp:posOffset>
                 </wp:positionV>
                 <wp:extent cx="1394460" cy="495300"/>
                 <wp:effectExtent l="0" t="0" r="15240" b="19050"/>
                 <wp:wrapNone/>
-                <wp:docPr id="64" name="Rectangle 64"/>
+                <wp:docPr id="108" name="Rectangle 108"/>
                 <wp:cNvGraphicFramePr/>
                 <a:graphic xmlns:a="http://schemas.openxmlformats.org/drawingml/2006/main">
                   <a:graphicData uri="http://schemas.microsoft.com/office/word/2010/wordprocessingShape">
@@ -4686,31 +4848,13 @@
           </mc:Choice>
           <mc:Fallback>
             <w:pict>
-              <v:rect w14:anchorId="0630104E" id="Rectangle 64" o:spid="_x0000_s1026" style="position:absolute;margin-left:244.2pt;margin-top:8.7pt;width:109.8pt;height:39pt;z-index:251859968;visibility:visible;mso-wrap-style:square;mso-width-percent:0;mso-height-percent:0;mso-wrap-distance-left:9pt;mso-wrap-distance-top:0;mso-wrap-distance-right:9pt;mso-wrap-distance-bottom:0;mso-position-horizontal:absolute;mso-position-horizontal-relative:margin;mso-position-vertical:absolute;mso-position-vertical-relative:text;mso-width-percent:0;mso-height-percent:0;mso-width-relative:margin;mso-height-relative:margin;v-text-anchor:middle" o:gfxdata="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" fillcolor="white [3201]" strokecolor="black [3200]" strokeweight="1pt">
+              <v:rect w14:anchorId="429077D3" id="Rectangle 108" o:spid="_x0000_s1026" style="position:absolute;margin-left:292.25pt;margin-top:18.8pt;width:109.8pt;height:39pt;z-index:251864064;visibility:visible;mso-wrap-style:square;mso-width-percent:0;mso-height-percent:0;mso-wrap-distance-left:9pt;mso-wrap-distance-top:0;mso-wrap-distance-right:9pt;mso-wrap-distance-bottom:0;mso-position-horizontal:absolute;mso-position-horizontal-relative:margin;mso-position-vertical:absolute;mso-position-vertical-relative:text;mso-width-percent:0;mso-height-percent:0;mso-width-relative:margin;mso-height-relative:margin;v-text-anchor:middle" o:gfxdata="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" fillcolor="white [3201]" strokecolor="black [3200]" strokeweight="1pt">
                 <w10:wrap anchorx="margin"/>
               </v:rect>
             </w:pict>
           </mc:Fallback>
         </mc:AlternateContent>
       </w:r>
-    </w:p>
-    <w:p>
-      <w:pPr>
-        <w:rPr>
-          <w:rFonts w:ascii="Times New Roman" w:hAnsi="Times New Roman" w:cs="Times New Roman"/>
-          <w:sz w:val="32"/>
-          <w:szCs w:val="32"/>
-        </w:rPr>
-      </w:pPr>
-    </w:p>
-    <w:p>
-      <w:pPr>
-        <w:rPr>
-          <w:rFonts w:ascii="Times New Roman" w:hAnsi="Times New Roman" w:cs="Times New Roman"/>
-          <w:sz w:val="32"/>
-          <w:szCs w:val="32"/>
-        </w:rPr>
-      </w:pPr>
       <w:r>
         <w:rPr>
           <w:rFonts w:ascii="Times New Roman" w:hAnsi="Times New Roman" w:cs="Times New Roman"/>
@@ -4719,51 +4863,34 @@
           <w:szCs w:val="32"/>
           <w:lang w:val="en-US" w:bidi="ne-NP"/>
         </w:rPr>
-        <w:lastRenderedPageBreak/>
         <mc:AlternateContent>
           <mc:Choice Requires="wps">
             <w:drawing>
-              <wp:anchor distT="0" distB="0" distL="114300" distR="114300" simplePos="0" relativeHeight="251857920" behindDoc="0" locked="0" layoutInCell="1" allowOverlap="1" wp14:anchorId="2098040E" wp14:editId="02E05C70">
+              <wp:anchor distT="0" distB="0" distL="114300" distR="114300" simplePos="0" relativeHeight="251859968" behindDoc="0" locked="0" layoutInCell="1" allowOverlap="1" wp14:anchorId="3A5F7935" wp14:editId="6FE757D6">
                 <wp:simplePos x="0" y="0"/>
                 <wp:positionH relativeFrom="margin">
-                  <wp:align>left</wp:align>
+                  <wp:posOffset>1993872</wp:posOffset>
                 </wp:positionH>
                 <wp:positionV relativeFrom="paragraph">
-                  <wp:posOffset>54610</wp:posOffset>
+                  <wp:posOffset>238704</wp:posOffset>
                 </wp:positionV>
-                <wp:extent cx="1234440" cy="830580"/>
-                <wp:effectExtent l="0" t="0" r="0" b="7620"/>
+                <wp:extent cx="1394460" cy="495300"/>
+                <wp:effectExtent l="0" t="0" r="15240" b="19050"/>
                 <wp:wrapNone/>
-                <wp:docPr id="63" name="Rectangle 63"/>
+                <wp:docPr id="64" name="Rectangle 64"/>
                 <wp:cNvGraphicFramePr/>
                 <a:graphic xmlns:a="http://schemas.openxmlformats.org/drawingml/2006/main">
                   <a:graphicData uri="http://schemas.microsoft.com/office/word/2010/wordprocessingShape">
                     <wps:wsp>
                       <wps:cNvSpPr/>
                       <wps:spPr>
-                        <a:xfrm rot="10800000">
+                        <a:xfrm>
                           <a:off x="0" y="0"/>
-                          <a:ext cx="1234440" cy="830580"/>
+                          <a:ext cx="1394460" cy="495300"/>
                         </a:xfrm>
                         <a:prstGeom prst="rect">
                           <a:avLst/>
                         </a:prstGeom>
-                        <a:blipFill dpi="0" rotWithShape="1">
-                          <a:blip r:embed="rId9" cstate="print">
-                            <a:extLst>
-                              <a:ext uri="{28A0092B-C50C-407E-A947-70E740481C1C}">
-                                <a14:useLocalDpi xmlns:a14="http://schemas.microsoft.com/office/drawing/2010/main" val="0"/>
-                              </a:ext>
-                            </a:extLst>
-                          </a:blip>
-                          <a:srcRect/>
-                          <a:stretch>
-                            <a:fillRect/>
-                          </a:stretch>
-                        </a:blipFill>
-                        <a:ln>
-                          <a:noFill/>
-                        </a:ln>
                       </wps:spPr>
                       <wps:style>
                         <a:lnRef idx="2">
@@ -4799,23 +4926,13 @@
           </mc:Choice>
           <mc:Fallback>
             <w:pict>
-              <v:rect w14:anchorId="3D6C8E23" id="Rectangle 63" o:spid="_x0000_s1026" style="position:absolute;margin-left:0;margin-top:4.3pt;width:97.2pt;height:65.4pt;rotation:180;z-index:251857920;visibility:visible;mso-wrap-style:square;mso-width-percent:0;mso-height-percent:0;mso-wrap-distance-left:9pt;mso-wrap-distance-top:0;mso-wrap-distance-right:9pt;mso-wrap-distance-bottom:0;mso-position-horizontal:left;mso-position-horizontal-relative:margin;mso-position-vertical:absolute;mso-position-vertical-relative:text;mso-width-percent:0;mso-height-percent:0;mso-width-relative:margin;mso-height-relative:margin;v-text-anchor:middle" o:gfxdata="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" stroked="f" strokeweight="1pt">
-                <v:fill r:id="rId10" o:title="" recolor="t" rotate="t" type="frame"/>
+              <v:rect w14:anchorId="422B3151" id="Rectangle 64" o:spid="_x0000_s1026" style="position:absolute;margin-left:157pt;margin-top:18.8pt;width:109.8pt;height:39pt;z-index:251859968;visibility:visible;mso-wrap-style:square;mso-width-percent:0;mso-height-percent:0;mso-wrap-distance-left:9pt;mso-wrap-distance-top:0;mso-wrap-distance-right:9pt;mso-wrap-distance-bottom:0;mso-position-horizontal:absolute;mso-position-horizontal-relative:margin;mso-position-vertical:absolute;mso-position-vertical-relative:text;mso-width-percent:0;mso-height-percent:0;mso-width-relative:margin;mso-height-relative:margin;v-text-anchor:middle" o:gfxdata="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" fillcolor="white [3201]" strokecolor="black [3200]" strokeweight="1pt">
                 <w10:wrap anchorx="margin"/>
               </v:rect>
             </w:pict>
           </mc:Fallback>
         </mc:AlternateContent>
       </w:r>
-    </w:p>
-    <w:p>
-      <w:pPr>
-        <w:rPr>
-          <w:rFonts w:ascii="Times New Roman" w:hAnsi="Times New Roman" w:cs="Times New Roman"/>
-          <w:sz w:val="32"/>
-          <w:szCs w:val="32"/>
-        </w:rPr>
-      </w:pPr>
       <w:r>
         <w:rPr>
           <w:rFonts w:ascii="Times New Roman" w:hAnsi="Times New Roman" w:cs="Times New Roman"/>
@@ -4827,111 +4944,18 @@
         <mc:AlternateContent>
           <mc:Choice Requires="wps">
             <w:drawing>
-              <wp:anchor distT="0" distB="0" distL="114300" distR="114300" simplePos="0" relativeHeight="251865088" behindDoc="0" locked="0" layoutInCell="1" allowOverlap="1" wp14:anchorId="7446F5DF" wp14:editId="61536D43">
+              <wp:anchor distT="0" distB="0" distL="114300" distR="114300" simplePos="0" relativeHeight="251853824" behindDoc="0" locked="0" layoutInCell="1" allowOverlap="1" wp14:anchorId="7754D975" wp14:editId="19218D2D">
                 <wp:simplePos x="0" y="0"/>
-                <wp:positionH relativeFrom="column">
-                  <wp:posOffset>3078480</wp:posOffset>
+                <wp:positionH relativeFrom="margin">
+                  <wp:posOffset>15875</wp:posOffset>
                 </wp:positionH>
                 <wp:positionV relativeFrom="paragraph">
-                  <wp:posOffset>7620</wp:posOffset>
-                </wp:positionV>
-                <wp:extent cx="1432560" cy="472440"/>
-                <wp:effectExtent l="0" t="0" r="15240" b="22860"/>
-                <wp:wrapNone/>
-                <wp:docPr id="109" name="Oval 109"/>
-                <wp:cNvGraphicFramePr/>
-                <a:graphic xmlns:a="http://schemas.openxmlformats.org/drawingml/2006/main">
-                  <a:graphicData uri="http://schemas.microsoft.com/office/word/2010/wordprocessingShape">
-                    <wps:wsp>
-                      <wps:cNvSpPr/>
-                      <wps:spPr>
-                        <a:xfrm>
-                          <a:off x="0" y="0"/>
-                          <a:ext cx="1432560" cy="472440"/>
-                        </a:xfrm>
-                        <a:prstGeom prst="ellipse">
-                          <a:avLst/>
-                        </a:prstGeom>
-                      </wps:spPr>
-                      <wps:style>
-                        <a:lnRef idx="2">
-                          <a:schemeClr val="dk1"/>
-                        </a:lnRef>
-                        <a:fillRef idx="1">
-                          <a:schemeClr val="lt1"/>
-                        </a:fillRef>
-                        <a:effectRef idx="0">
-                          <a:schemeClr val="dk1"/>
-                        </a:effectRef>
-                        <a:fontRef idx="minor">
-                          <a:schemeClr val="dk1"/>
-                        </a:fontRef>
-                      </wps:style>
-                      <wps:bodyPr rot="0" spcFirstLastPara="0" vertOverflow="overflow" horzOverflow="overflow" vert="horz" wrap="square" lIns="91440" tIns="45720" rIns="91440" bIns="45720" numCol="1" spcCol="0" rtlCol="0" fromWordArt="0" anchor="ctr" anchorCtr="0" forceAA="0" compatLnSpc="1">
-                        <a:prstTxWarp prst="textNoShape">
-                          <a:avLst/>
-                        </a:prstTxWarp>
-                        <a:noAutofit/>
-                      </wps:bodyPr>
-                    </wps:wsp>
-                  </a:graphicData>
-                </a:graphic>
-                <wp14:sizeRelV relativeFrom="margin">
-                  <wp14:pctHeight>0</wp14:pctHeight>
-                </wp14:sizeRelV>
-              </wp:anchor>
-            </w:drawing>
-          </mc:Choice>
-          <mc:Fallback>
-            <w:pict>
-              <v:oval w14:anchorId="2AAE119F" id="Oval 109" o:spid="_x0000_s1026" style="position:absolute;margin-left:242.4pt;margin-top:.6pt;width:112.8pt;height:37.2pt;z-index:251865088;visibility:visible;mso-wrap-style:square;mso-height-percent:0;mso-wrap-distance-left:9pt;mso-wrap-distance-top:0;mso-wrap-distance-right:9pt;mso-wrap-distance-bottom:0;mso-position-horizontal:absolute;mso-position-horizontal-relative:text;mso-position-vertical:absolute;mso-position-vertical-relative:text;mso-height-percent:0;mso-height-relative:margin;v-text-anchor:middle" o:gfxdata="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" fillcolor="white [3201]" strokecolor="black [3200]" strokeweight="1pt">
-                <v:stroke joinstyle="miter"/>
-              </v:oval>
-            </w:pict>
-          </mc:Fallback>
-        </mc:AlternateContent>
-      </w:r>
-    </w:p>
-    <w:p>
-      <w:pPr>
-        <w:rPr>
-          <w:rFonts w:ascii="Times New Roman" w:hAnsi="Times New Roman" w:cs="Times New Roman"/>
-          <w:sz w:val="32"/>
-          <w:szCs w:val="32"/>
-        </w:rPr>
-      </w:pPr>
-    </w:p>
-    <w:p>
-      <w:pPr>
-        <w:rPr>
-          <w:rFonts w:ascii="Times New Roman" w:hAnsi="Times New Roman" w:cs="Times New Roman"/>
-          <w:sz w:val="32"/>
-          <w:szCs w:val="32"/>
-        </w:rPr>
-      </w:pPr>
-      <w:r>
-        <w:rPr>
-          <w:rFonts w:ascii="Times New Roman" w:hAnsi="Times New Roman" w:cs="Times New Roman"/>
-          <w:noProof/>
-          <w:sz w:val="32"/>
-          <w:szCs w:val="32"/>
-          <w:lang w:val="en-US" w:bidi="ne-NP"/>
-        </w:rPr>
-        <mc:AlternateContent>
-          <mc:Choice Requires="wps">
-            <w:drawing>
-              <wp:anchor distT="0" distB="0" distL="114300" distR="114300" simplePos="0" relativeHeight="251862016" behindDoc="0" locked="0" layoutInCell="1" allowOverlap="1" wp14:anchorId="5893A0D8" wp14:editId="328E61D3">
-                <wp:simplePos x="0" y="0"/>
-                <wp:positionH relativeFrom="margin">
-                  <wp:posOffset>3177540</wp:posOffset>
-                </wp:positionH>
-                <wp:positionV relativeFrom="paragraph">
-                  <wp:posOffset>172085</wp:posOffset>
+                  <wp:posOffset>236027</wp:posOffset>
                 </wp:positionV>
                 <wp:extent cx="1394460" cy="495300"/>
                 <wp:effectExtent l="0" t="0" r="15240" b="19050"/>
                 <wp:wrapNone/>
-                <wp:docPr id="65" name="Rectangle 65"/>
+                <wp:docPr id="61" name="Rectangle 61"/>
                 <wp:cNvGraphicFramePr/>
                 <a:graphic xmlns:a="http://schemas.openxmlformats.org/drawingml/2006/main">
                   <a:graphicData uri="http://schemas.microsoft.com/office/word/2010/wordprocessingShape">
@@ -4980,91 +5004,13 @@
           </mc:Choice>
           <mc:Fallback>
             <w:pict>
-              <v:rect w14:anchorId="40742BCD" id="Rectangle 65" o:spid="_x0000_s1026" style="position:absolute;margin-left:250.2pt;margin-top:13.55pt;width:109.8pt;height:39pt;z-index:251862016;visibility:visible;mso-wrap-style:square;mso-width-percent:0;mso-height-percent:0;mso-wrap-distance-left:9pt;mso-wrap-distance-top:0;mso-wrap-distance-right:9pt;mso-wrap-distance-bottom:0;mso-position-horizontal:absolute;mso-position-horizontal-relative:margin;mso-position-vertical:absolute;mso-position-vertical-relative:text;mso-width-percent:0;mso-height-percent:0;mso-width-relative:margin;mso-height-relative:margin;v-text-anchor:middle" o:gfxdata="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" fillcolor="white [3201]" strokecolor="black [3200]" strokeweight="1pt">
+              <v:rect w14:anchorId="6F1EF36D" id="Rectangle 61" o:spid="_x0000_s1026" style="position:absolute;margin-left:1.25pt;margin-top:18.6pt;width:109.8pt;height:39pt;z-index:251853824;visibility:visible;mso-wrap-style:square;mso-width-percent:0;mso-height-percent:0;mso-wrap-distance-left:9pt;mso-wrap-distance-top:0;mso-wrap-distance-right:9pt;mso-wrap-distance-bottom:0;mso-position-horizontal:absolute;mso-position-horizontal-relative:margin;mso-position-vertical:absolute;mso-position-vertical-relative:text;mso-width-percent:0;mso-height-percent:0;mso-width-relative:margin;mso-height-relative:margin;v-text-anchor:middle" o:gfxdata="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" fillcolor="white [3201]" strokecolor="black [3200]" strokeweight="1pt">
                 <w10:wrap anchorx="margin"/>
               </v:rect>
             </w:pict>
           </mc:Fallback>
         </mc:AlternateContent>
       </w:r>
-      <w:r>
-        <w:rPr>
-          <w:rFonts w:ascii="Times New Roman" w:hAnsi="Times New Roman" w:cs="Times New Roman"/>
-          <w:noProof/>
-          <w:sz w:val="32"/>
-          <w:szCs w:val="32"/>
-          <w:lang w:val="en-US" w:bidi="ne-NP"/>
-        </w:rPr>
-        <mc:AlternateContent>
-          <mc:Choice Requires="wps">
-            <w:drawing>
-              <wp:anchor distT="0" distB="0" distL="114300" distR="114300" simplePos="0" relativeHeight="251864064" behindDoc="0" locked="0" layoutInCell="1" allowOverlap="1" wp14:anchorId="1B4BAFF3" wp14:editId="41A9BE04">
-                <wp:simplePos x="0" y="0"/>
-                <wp:positionH relativeFrom="margin">
-                  <wp:align>left</wp:align>
-                </wp:positionH>
-                <wp:positionV relativeFrom="paragraph">
-                  <wp:posOffset>194945</wp:posOffset>
-                </wp:positionV>
-                <wp:extent cx="1394460" cy="495300"/>
-                <wp:effectExtent l="0" t="0" r="15240" b="19050"/>
-                <wp:wrapNone/>
-                <wp:docPr id="108" name="Rectangle 108"/>
-                <wp:cNvGraphicFramePr/>
-                <a:graphic xmlns:a="http://schemas.openxmlformats.org/drawingml/2006/main">
-                  <a:graphicData uri="http://schemas.microsoft.com/office/word/2010/wordprocessingShape">
-                    <wps:wsp>
-                      <wps:cNvSpPr/>
-                      <wps:spPr>
-                        <a:xfrm>
-                          <a:off x="0" y="0"/>
-                          <a:ext cx="1394460" cy="495300"/>
-                        </a:xfrm>
-                        <a:prstGeom prst="rect">
-                          <a:avLst/>
-                        </a:prstGeom>
-                      </wps:spPr>
-                      <wps:style>
-                        <a:lnRef idx="2">
-                          <a:schemeClr val="dk1"/>
-                        </a:lnRef>
-                        <a:fillRef idx="1">
-                          <a:schemeClr val="lt1"/>
-                        </a:fillRef>
-                        <a:effectRef idx="0">
-                          <a:schemeClr val="dk1"/>
-                        </a:effectRef>
-                        <a:fontRef idx="minor">
-                          <a:schemeClr val="dk1"/>
-                        </a:fontRef>
-                      </wps:style>
-                      <wps:bodyPr rot="0" spcFirstLastPara="0" vertOverflow="overflow" horzOverflow="overflow" vert="horz" wrap="square" lIns="91440" tIns="45720" rIns="91440" bIns="45720" numCol="1" spcCol="0" rtlCol="0" fromWordArt="0" anchor="ctr" anchorCtr="0" forceAA="0" compatLnSpc="1">
-                        <a:prstTxWarp prst="textNoShape">
-                          <a:avLst/>
-                        </a:prstTxWarp>
-                        <a:noAutofit/>
-                      </wps:bodyPr>
-                    </wps:wsp>
-                  </a:graphicData>
-                </a:graphic>
-                <wp14:sizeRelH relativeFrom="margin">
-                  <wp14:pctWidth>0</wp14:pctWidth>
-                </wp14:sizeRelH>
-                <wp14:sizeRelV relativeFrom="margin">
-                  <wp14:pctHeight>0</wp14:pctHeight>
-                </wp14:sizeRelV>
-              </wp:anchor>
-            </w:drawing>
-          </mc:Choice>
-          <mc:Fallback>
-            <w:pict>
-              <v:rect w14:anchorId="76048471" id="Rectangle 108" o:spid="_x0000_s1026" style="position:absolute;margin-left:0;margin-top:15.35pt;width:109.8pt;height:39pt;z-index:251864064;visibility:visible;mso-wrap-style:square;mso-width-percent:0;mso-height-percent:0;mso-wrap-distance-left:9pt;mso-wrap-distance-top:0;mso-wrap-distance-right:9pt;mso-wrap-distance-bottom:0;mso-position-horizontal:left;mso-position-horizontal-relative:margin;mso-position-vertical:absolute;mso-position-vertical-relative:text;mso-width-percent:0;mso-height-percent:0;mso-width-relative:margin;mso-height-relative:margin;v-text-anchor:middle" o:gfxdata="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" fillcolor="white [3201]" strokecolor="black [3200]" strokeweight="1pt">
-                <w10:wrap anchorx="margin"/>
-              </v:rect>
-            </w:pict>
-          </mc:Fallback>
-        </mc:AlternateContent>
-      </w:r>
     </w:p>
     <w:p>
       <w:pPr>
@@ -5079,8 +5025,6 @@
       <w:pPr>
         <w:rPr>
           <w:rFonts w:ascii="Times New Roman" w:hAnsi="Times New Roman" w:cs="Times New Roman"/>
-          <w:b/>
-          <w:bCs/>
           <w:sz w:val="32"/>
           <w:szCs w:val="32"/>
         </w:rPr>
@@ -5090,145 +5034,176 @@
       <w:pPr>
         <w:rPr>
           <w:rFonts w:ascii="Times New Roman" w:hAnsi="Times New Roman" w:cs="Times New Roman"/>
-          <w:b/>
-          <w:bCs/>
           <w:sz w:val="32"/>
           <w:szCs w:val="32"/>
         </w:rPr>
       </w:pPr>
-      <w:r>
-        <w:rPr>
-          <w:rFonts w:ascii="Times New Roman" w:hAnsi="Times New Roman" w:cs="Times New Roman"/>
-          <w:b/>
-          <w:bCs/>
-          <w:sz w:val="32"/>
-          <w:szCs w:val="32"/>
-        </w:rPr>
-        <w:t>3. What comes before?</w:t>
-      </w:r>
-      <w:r>
-        <w:rPr>
-          <w:rFonts w:ascii="Times New Roman" w:hAnsi="Times New Roman" w:cs="Times New Roman"/>
-          <w:b/>
-          <w:bCs/>
-          <w:sz w:val="32"/>
-          <w:szCs w:val="32"/>
-        </w:rPr>
-        <w:tab/>
-      </w:r>
-      <w:r>
-        <w:rPr>
-          <w:rFonts w:ascii="Times New Roman" w:hAnsi="Times New Roman" w:cs="Times New Roman"/>
-          <w:b/>
-          <w:bCs/>
-          <w:sz w:val="32"/>
-          <w:szCs w:val="32"/>
-        </w:rPr>
-        <w:tab/>
-      </w:r>
-      <w:r>
-        <w:rPr>
-          <w:rFonts w:ascii="Times New Roman" w:hAnsi="Times New Roman" w:cs="Times New Roman"/>
-          <w:b/>
-          <w:bCs/>
-          <w:sz w:val="32"/>
-          <w:szCs w:val="32"/>
-        </w:rPr>
-        <w:tab/>
-      </w:r>
-      <w:r>
-        <w:rPr>
-          <w:rFonts w:ascii="Times New Roman" w:hAnsi="Times New Roman" w:cs="Times New Roman"/>
-          <w:b/>
-          <w:bCs/>
-          <w:sz w:val="32"/>
-          <w:szCs w:val="32"/>
-        </w:rPr>
-        <w:tab/>
-      </w:r>
-      <w:r>
-        <w:rPr>
-          <w:rFonts w:ascii="Times New Roman" w:hAnsi="Times New Roman" w:cs="Times New Roman"/>
-          <w:b/>
-          <w:bCs/>
-          <w:sz w:val="32"/>
-          <w:szCs w:val="32"/>
-        </w:rPr>
-        <w:tab/>
-      </w:r>
-      <w:r>
-        <w:rPr>
-          <w:rFonts w:ascii="Times New Roman" w:hAnsi="Times New Roman" w:cs="Times New Roman"/>
-          <w:b/>
-          <w:bCs/>
-          <w:sz w:val="32"/>
-          <w:szCs w:val="32"/>
-        </w:rPr>
-        <w:tab/>
-      </w:r>
-      <w:r>
-        <w:rPr>
-          <w:rFonts w:ascii="Times New Roman" w:hAnsi="Times New Roman" w:cs="Times New Roman"/>
-          <w:b/>
-          <w:bCs/>
-          <w:sz w:val="32"/>
-          <w:szCs w:val="32"/>
-        </w:rPr>
-        <w:tab/>
-      </w:r>
-      <w:r>
-        <w:rPr>
-          <w:rFonts w:ascii="Times New Roman" w:hAnsi="Times New Roman" w:cs="Times New Roman"/>
-          <w:b/>
-          <w:bCs/>
-          <w:sz w:val="32"/>
-          <w:szCs w:val="32"/>
-        </w:rPr>
-        <w:tab/>
-      </w:r>
-      <w:r>
-        <w:rPr>
-          <w:rFonts w:ascii="Times New Roman" w:hAnsi="Times New Roman" w:cs="Times New Roman"/>
-          <w:b/>
-          <w:bCs/>
-          <w:sz w:val="32"/>
-          <w:szCs w:val="32"/>
-        </w:rPr>
-        <w:tab/>
-      </w:r>
-      <w:r>
-        <w:rPr>
-          <w:rFonts w:ascii="Times New Roman" w:hAnsi="Times New Roman" w:cs="Times New Roman"/>
-          <w:b/>
-          <w:bCs/>
-          <w:sz w:val="32"/>
-          <w:szCs w:val="32"/>
-        </w:rPr>
-        <w:tab/>
-      </w:r>
-      <w:r>
-        <w:rPr>
-          <w:rFonts w:ascii="Times New Roman" w:hAnsi="Times New Roman" w:cs="Times New Roman"/>
-          <w:b/>
-          <w:bCs/>
-          <w:sz w:val="32"/>
-          <w:szCs w:val="32"/>
-        </w:rPr>
-        <w:t>[5</w:t>
-      </w:r>
-      <w:r>
-        <w:rPr>
-          <w:rFonts w:ascii="Times New Roman" w:hAnsi="Times New Roman" w:cs="Times New Roman"/>
-          <w:b/>
-          <w:bCs/>
-          <w:sz w:val="32"/>
-          <w:szCs w:val="32"/>
-        </w:rPr>
-        <w:t>]</w:t>
-      </w:r>
     </w:p>
     <w:p>
       <w:pPr>
+        <w:rPr>
+          <w:rFonts w:ascii="Times New Roman" w:hAnsi="Times New Roman" w:cs="Times New Roman"/>
+          <w:sz w:val="32"/>
+          <w:szCs w:val="32"/>
+        </w:rPr>
+      </w:pPr>
+    </w:p>
+    <w:p>
+      <w:pPr>
+        <w:spacing w:line="480" w:lineRule="auto"/>
+        <w:rPr>
+          <w:rFonts w:ascii="Times New Roman" w:hAnsi="Times New Roman" w:cs="Times New Roman"/>
+          <w:b/>
+          <w:bCs/>
+          <w:sz w:val="32"/>
+          <w:szCs w:val="32"/>
+        </w:rPr>
+      </w:pPr>
+      <w:r>
+        <w:rPr>
+          <w:rFonts w:ascii="Times New Roman" w:hAnsi="Times New Roman" w:cs="Times New Roman"/>
+          <w:b/>
+          <w:bCs/>
+          <w:sz w:val="32"/>
+          <w:szCs w:val="32"/>
+        </w:rPr>
+        <w:lastRenderedPageBreak/>
+        <w:t>3. What comes before?</w:t>
+      </w:r>
+      <w:r>
+        <w:rPr>
+          <w:rFonts w:ascii="Times New Roman" w:hAnsi="Times New Roman" w:cs="Times New Roman"/>
+          <w:b/>
+          <w:bCs/>
+          <w:sz w:val="32"/>
+          <w:szCs w:val="32"/>
+        </w:rPr>
+        <w:tab/>
+      </w:r>
+      <w:r>
+        <w:rPr>
+          <w:rFonts w:ascii="Times New Roman" w:hAnsi="Times New Roman" w:cs="Times New Roman"/>
+          <w:b/>
+          <w:bCs/>
+          <w:sz w:val="32"/>
+          <w:szCs w:val="32"/>
+        </w:rPr>
+        <w:tab/>
+      </w:r>
+      <w:r>
+        <w:rPr>
+          <w:rFonts w:ascii="Times New Roman" w:hAnsi="Times New Roman" w:cs="Times New Roman"/>
+          <w:b/>
+          <w:bCs/>
+          <w:sz w:val="32"/>
+          <w:szCs w:val="32"/>
+        </w:rPr>
+        <w:tab/>
+      </w:r>
+      <w:r>
+        <w:rPr>
+          <w:rFonts w:ascii="Times New Roman" w:hAnsi="Times New Roman" w:cs="Times New Roman"/>
+          <w:b/>
+          <w:bCs/>
+          <w:sz w:val="32"/>
+          <w:szCs w:val="32"/>
+        </w:rPr>
+        <w:tab/>
+      </w:r>
+      <w:r>
+        <w:rPr>
+          <w:rFonts w:ascii="Times New Roman" w:hAnsi="Times New Roman" w:cs="Times New Roman"/>
+          <w:b/>
+          <w:bCs/>
+          <w:sz w:val="32"/>
+          <w:szCs w:val="32"/>
+        </w:rPr>
+        <w:tab/>
+      </w:r>
+      <w:r>
+        <w:rPr>
+          <w:rFonts w:ascii="Times New Roman" w:hAnsi="Times New Roman" w:cs="Times New Roman"/>
+          <w:b/>
+          <w:bCs/>
+          <w:sz w:val="32"/>
+          <w:szCs w:val="32"/>
+        </w:rPr>
+        <w:tab/>
+      </w:r>
+      <w:r>
+        <w:rPr>
+          <w:rFonts w:ascii="Times New Roman" w:hAnsi="Times New Roman" w:cs="Times New Roman"/>
+          <w:b/>
+          <w:bCs/>
+          <w:sz w:val="32"/>
+          <w:szCs w:val="32"/>
+        </w:rPr>
+        <w:tab/>
+      </w:r>
+      <w:r>
+        <w:rPr>
+          <w:rFonts w:ascii="Times New Roman" w:hAnsi="Times New Roman" w:cs="Times New Roman"/>
+          <w:b/>
+          <w:bCs/>
+          <w:sz w:val="32"/>
+          <w:szCs w:val="32"/>
+        </w:rPr>
+        <w:tab/>
+      </w:r>
+      <w:r>
+        <w:rPr>
+          <w:rFonts w:ascii="Times New Roman" w:hAnsi="Times New Roman" w:cs="Times New Roman"/>
+          <w:b/>
+          <w:bCs/>
+          <w:sz w:val="32"/>
+          <w:szCs w:val="32"/>
+        </w:rPr>
+        <w:tab/>
+      </w:r>
+      <w:r>
+        <w:rPr>
+          <w:rFonts w:ascii="Times New Roman" w:hAnsi="Times New Roman" w:cs="Times New Roman"/>
+          <w:b/>
+          <w:bCs/>
+          <w:sz w:val="32"/>
+          <w:szCs w:val="32"/>
+        </w:rPr>
+        <w:tab/>
+      </w:r>
+      <w:r>
+        <w:rPr>
+          <w:rFonts w:ascii="Times New Roman" w:hAnsi="Times New Roman" w:cs="Times New Roman"/>
+          <w:b/>
+          <w:bCs/>
+          <w:sz w:val="32"/>
+          <w:szCs w:val="32"/>
+        </w:rPr>
+        <w:t>[</w:t>
+      </w:r>
+      <w:r>
+        <w:rPr>
+          <w:rFonts w:ascii="Times New Roman" w:hAnsi="Times New Roman" w:cs="Times New Roman"/>
+          <w:b/>
+          <w:bCs/>
+          <w:sz w:val="32"/>
+          <w:szCs w:val="32"/>
+        </w:rPr>
+        <w:t>4</w:t>
+      </w:r>
+      <w:r>
+        <w:rPr>
+          <w:rFonts w:ascii="Times New Roman" w:hAnsi="Times New Roman" w:cs="Times New Roman"/>
+          <w:b/>
+          <w:bCs/>
+          <w:sz w:val="32"/>
+          <w:szCs w:val="32"/>
+        </w:rPr>
+        <w:t>]</w:t>
+      </w:r>
+    </w:p>
+    <w:p>
+      <w:pPr>
+        <w:spacing w:line="480" w:lineRule="auto"/>
         <w:rPr>
           <w:rFonts w:ascii="Times New Roman" w:hAnsi="Times New Roman" w:cs="Times New Roman"/>
           <w:sz w:val="32"/>
@@ -5458,7 +5433,7 @@
           <w:sz w:val="32"/>
           <w:szCs w:val="32"/>
         </w:rPr>
-        <w:t xml:space="preserve">                              63</w:t>
+        <w:t xml:space="preserve">             63</w:t>
       </w:r>
       <w:r>
         <w:rPr>
@@ -5474,7 +5449,7 @@
           <w:sz w:val="32"/>
           <w:szCs w:val="32"/>
         </w:rPr>
-        <w:t xml:space="preserve">                              47</w:t>
+        <w:t xml:space="preserve">                   47</w:t>
       </w:r>
       <w:r>
         <w:rPr>
@@ -5487,6 +5462,7 @@
     </w:p>
     <w:p>
       <w:pPr>
+        <w:spacing w:line="480" w:lineRule="auto"/>
         <w:rPr>
           <w:rFonts w:ascii="Times New Roman" w:hAnsi="Times New Roman" w:cs="Times New Roman"/>
           <w:sz w:val="32"/>
@@ -5603,6 +5579,7 @@
     </w:p>
     <w:p>
       <w:pPr>
+        <w:spacing w:line="480" w:lineRule="auto"/>
         <w:rPr>
           <w:rFonts w:ascii="Times New Roman" w:hAnsi="Times New Roman" w:cs="Times New Roman"/>
           <w:sz w:val="32"/>
@@ -5612,7 +5589,7 @@
     </w:p>
     <w:p>
       <w:pPr>
-        <w:spacing w:line="360" w:lineRule="auto"/>
+        <w:spacing w:line="480" w:lineRule="auto"/>
         <w:rPr>
           <w:rFonts w:ascii="Times New Roman" w:hAnsi="Times New Roman" w:cs="Times New Roman"/>
           <w:b/>
@@ -5749,7 +5726,17 @@
           <w:sz w:val="32"/>
           <w:szCs w:val="32"/>
         </w:rPr>
-        <w:t>[5</w:t>
+        <w:t>[</w:t>
+      </w:r>
+      <w:r>
+        <w:rPr>
+          <w:rFonts w:ascii="Times New Roman" w:hAnsi="Times New Roman" w:cs="Times New Roman"/>
+          <w:b/>
+          <w:bCs/>
+          <w:sz w:val="32"/>
+          <w:szCs w:val="32"/>
+        </w:rPr>
+        <w:t>4</w:t>
       </w:r>
       <w:r>
         <w:rPr>
@@ -5764,7 +5751,7 @@
     </w:p>
     <w:p>
       <w:pPr>
-        <w:spacing w:line="360" w:lineRule="auto"/>
+        <w:spacing w:line="480" w:lineRule="auto"/>
         <w:rPr>
           <w:rFonts w:ascii="Times New Roman" w:hAnsi="Times New Roman" w:cs="Times New Roman"/>
           <w:sz w:val="32"/>
@@ -5983,7 +5970,7 @@
     </w:p>
     <w:p>
       <w:pPr>
-        <w:spacing w:line="360" w:lineRule="auto"/>
+        <w:spacing w:line="480" w:lineRule="auto"/>
         <w:rPr>
           <w:rFonts w:ascii="Times New Roman" w:hAnsi="Times New Roman" w:cs="Times New Roman"/>
           <w:sz w:val="32"/>
@@ -6068,6 +6055,7 @@
     </w:p>
     <w:p>
       <w:pPr>
+        <w:spacing w:line="480" w:lineRule="auto"/>
         <w:rPr>
           <w:rFonts w:ascii="Times New Roman" w:hAnsi="Times New Roman" w:cs="Times New Roman"/>
           <w:sz w:val="32"/>
@@ -6077,7 +6065,7 @@
     </w:p>
     <w:p>
       <w:pPr>
-        <w:spacing w:line="360" w:lineRule="auto"/>
+        <w:spacing w:line="480" w:lineRule="auto"/>
         <w:rPr>
           <w:rFonts w:ascii="Times New Roman" w:hAnsi="Times New Roman" w:cs="Times New Roman"/>
           <w:b/>
@@ -6249,7 +6237,7 @@
     </w:p>
     <w:p>
       <w:pPr>
-        <w:spacing w:line="360" w:lineRule="auto"/>
+        <w:spacing w:line="480" w:lineRule="auto"/>
         <w:rPr>
           <w:rFonts w:ascii="Times New Roman" w:hAnsi="Times New Roman" w:cs="Times New Roman"/>
           <w:sz w:val="32"/>
@@ -6267,13 +6255,13 @@
         <mc:AlternateContent>
           <mc:Choice Requires="wps">
             <w:drawing>
-              <wp:anchor distT="0" distB="0" distL="114300" distR="114300" simplePos="0" relativeHeight="251875328" behindDoc="0" locked="0" layoutInCell="1" allowOverlap="1" wp14:anchorId="58A7723D" wp14:editId="4845247E">
+              <wp:anchor distT="0" distB="0" distL="114300" distR="114300" simplePos="0" relativeHeight="251875328" behindDoc="0" locked="0" layoutInCell="1" allowOverlap="1" wp14:anchorId="58A7723D" wp14:editId="6F2F9A64">
                 <wp:simplePos x="0" y="0"/>
                 <wp:positionH relativeFrom="column">
-                  <wp:posOffset>4351020</wp:posOffset>
+                  <wp:posOffset>5138199</wp:posOffset>
                 </wp:positionH>
                 <wp:positionV relativeFrom="paragraph">
-                  <wp:posOffset>199533</wp:posOffset>
+                  <wp:posOffset>199390</wp:posOffset>
                 </wp:positionV>
                 <wp:extent cx="495300" cy="0"/>
                 <wp:effectExtent l="0" t="0" r="19050" b="19050"/>
@@ -6316,7 +6304,7 @@
           </mc:Choice>
           <mc:Fallback>
             <w:pict>
-              <v:line w14:anchorId="7EE5375D" id="Straight Connector 114" o:spid="_x0000_s1026" style="position:absolute;z-index:251875328;visibility:visible;mso-wrap-style:square;mso-wrap-distance-left:9pt;mso-wrap-distance-top:0;mso-wrap-distance-right:9pt;mso-wrap-distance-bottom:0;mso-position-horizontal:absolute;mso-position-horizontal-relative:text;mso-position-vertical:absolute;mso-position-vertical-relative:text" from="342.6pt,15.7pt" to="381.6pt,15.7pt" o:gfxdata="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" strokecolor="black [3200]" strokeweight=".5pt">
+              <v:line w14:anchorId="3430CF40" id="Straight Connector 114" o:spid="_x0000_s1026" style="position:absolute;z-index:251875328;visibility:visible;mso-wrap-style:square;mso-wrap-distance-left:9pt;mso-wrap-distance-top:0;mso-wrap-distance-right:9pt;mso-wrap-distance-bottom:0;mso-position-horizontal:absolute;mso-position-horizontal-relative:text;mso-position-vertical:absolute;mso-position-vertical-relative:text" from="404.6pt,15.7pt" to="443.6pt,15.7pt" o:gfxdata="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" strokecolor="black [3200]" strokeweight=".5pt">
                 <v:stroke joinstyle="miter"/>
               </v:line>
             </w:pict>
@@ -6334,13 +6322,13 @@
         <mc:AlternateContent>
           <mc:Choice Requires="wps">
             <w:drawing>
-              <wp:anchor distT="0" distB="0" distL="114300" distR="114300" simplePos="0" relativeHeight="251874304" behindDoc="0" locked="0" layoutInCell="1" allowOverlap="1" wp14:anchorId="7E46BAD5" wp14:editId="7A189210">
+              <wp:anchor distT="0" distB="0" distL="114300" distR="114300" simplePos="0" relativeHeight="251874304" behindDoc="0" locked="0" layoutInCell="1" allowOverlap="1" wp14:anchorId="7E46BAD5" wp14:editId="6D0DFEB1">
                 <wp:simplePos x="0" y="0"/>
                 <wp:positionH relativeFrom="column">
-                  <wp:posOffset>1990470</wp:posOffset>
+                  <wp:posOffset>2824977</wp:posOffset>
                 </wp:positionH>
                 <wp:positionV relativeFrom="paragraph">
-                  <wp:posOffset>197144</wp:posOffset>
+                  <wp:posOffset>196850</wp:posOffset>
                 </wp:positionV>
                 <wp:extent cx="495300" cy="0"/>
                 <wp:effectExtent l="0" t="0" r="19050" b="19050"/>
@@ -6383,7 +6371,7 @@
           </mc:Choice>
           <mc:Fallback>
             <w:pict>
-              <v:line w14:anchorId="1B4C5658" id="Straight Connector 115" o:spid="_x0000_s1026" style="position:absolute;z-index:251874304;visibility:visible;mso-wrap-style:square;mso-wrap-distance-left:9pt;mso-wrap-distance-top:0;mso-wrap-distance-right:9pt;mso-wrap-distance-bottom:0;mso-position-horizontal:absolute;mso-position-horizontal-relative:text;mso-position-vertical:absolute;mso-position-vertical-relative:text" from="156.75pt,15.5pt" to="195.75pt,15.5pt" o:gfxdata="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" strokecolor="black [3200]" strokeweight=".5pt">
+              <v:line w14:anchorId="4FB969D6" id="Straight Connector 115" o:spid="_x0000_s1026" style="position:absolute;z-index:251874304;visibility:visible;mso-wrap-style:square;mso-wrap-distance-left:9pt;mso-wrap-distance-top:0;mso-wrap-distance-right:9pt;mso-wrap-distance-bottom:0;mso-position-horizontal:absolute;mso-position-horizontal-relative:text;mso-position-vertical:absolute;mso-position-vertical-relative:text" from="222.45pt,15.5pt" to="261.45pt,15.5pt" o:gfxdata="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" strokecolor="black [3200]" strokeweight=".5pt">
                 <v:stroke joinstyle="miter"/>
               </v:line>
             </w:pict>
@@ -6524,7 +6512,7 @@
     </w:p>
     <w:p>
       <w:pPr>
-        <w:spacing w:line="360" w:lineRule="auto"/>
+        <w:spacing w:line="480" w:lineRule="auto"/>
         <w:rPr>
           <w:rFonts w:ascii="Times New Roman" w:hAnsi="Times New Roman" w:cs="Times New Roman"/>
           <w:sz w:val="32"/>
@@ -6542,13 +6530,13 @@
         <mc:AlternateContent>
           <mc:Choice Requires="wps">
             <w:drawing>
-              <wp:anchor distT="0" distB="0" distL="114300" distR="114300" simplePos="0" relativeHeight="251877376" behindDoc="0" locked="0" layoutInCell="1" allowOverlap="1" wp14:anchorId="47EE71C6" wp14:editId="24EC3D21">
+              <wp:anchor distT="0" distB="0" distL="114300" distR="114300" simplePos="0" relativeHeight="251877376" behindDoc="0" locked="0" layoutInCell="1" allowOverlap="1" wp14:anchorId="47EE71C6" wp14:editId="02A5D254">
                 <wp:simplePos x="0" y="0"/>
                 <wp:positionH relativeFrom="column">
-                  <wp:posOffset>2005993</wp:posOffset>
+                  <wp:posOffset>2761339</wp:posOffset>
                 </wp:positionH>
                 <wp:positionV relativeFrom="paragraph">
-                  <wp:posOffset>186984</wp:posOffset>
+                  <wp:posOffset>186690</wp:posOffset>
                 </wp:positionV>
                 <wp:extent cx="495300" cy="0"/>
                 <wp:effectExtent l="0" t="0" r="19050" b="19050"/>
@@ -6591,7 +6579,7 @@
           </mc:Choice>
           <mc:Fallback>
             <w:pict>
-              <v:line w14:anchorId="7B7E18AA" id="Straight Connector 118" o:spid="_x0000_s1026" style="position:absolute;z-index:251877376;visibility:visible;mso-wrap-style:square;mso-wrap-distance-left:9pt;mso-wrap-distance-top:0;mso-wrap-distance-right:9pt;mso-wrap-distance-bottom:0;mso-position-horizontal:absolute;mso-position-horizontal-relative:text;mso-position-vertical:absolute;mso-position-vertical-relative:text" from="157.95pt,14.7pt" to="196.95pt,14.7pt" o:gfxdata="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" strokecolor="black [3200]" strokeweight=".5pt">
+              <v:line w14:anchorId="5806C82D" id="Straight Connector 118" o:spid="_x0000_s1026" style="position:absolute;z-index:251877376;visibility:visible;mso-wrap-style:square;mso-wrap-distance-left:9pt;mso-wrap-distance-top:0;mso-wrap-distance-right:9pt;mso-wrap-distance-bottom:0;mso-position-horizontal:absolute;mso-position-horizontal-relative:text;mso-position-vertical:absolute;mso-position-vertical-relative:text" from="217.45pt,14.7pt" to="256.45pt,14.7pt" o:gfxdata="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" strokecolor="black [3200]" strokeweight=".5pt">
                 <v:stroke joinstyle="miter"/>
               </v:line>
             </w:pict>
@@ -6749,25 +6737,77 @@
         </w:rPr>
         <w:t xml:space="preserve">Write the </w:t>
       </w:r>
-      <w:r>
-        <w:rPr>
-          <w:rFonts w:ascii="Times New Roman" w:hAnsi="Times New Roman" w:cs="Times New Roman"/>
-          <w:b/>
-          <w:bCs/>
-          <w:sz w:val="32"/>
-          <w:szCs w:val="32"/>
-        </w:rPr>
-        <w:t>numerals</w:t>
-      </w:r>
-      <w:r>
-        <w:rPr>
-          <w:rFonts w:ascii="Times New Roman" w:hAnsi="Times New Roman" w:cs="Times New Roman"/>
-          <w:b/>
-          <w:bCs/>
-          <w:sz w:val="32"/>
-          <w:szCs w:val="32"/>
-        </w:rPr>
-        <w:t xml:space="preserve"> as per given number name</w:t>
+      <w:proofErr w:type="spellStart"/>
+      <w:r>
+        <w:rPr>
+          <w:rFonts w:ascii="Times New Roman" w:hAnsi="Times New Roman" w:cs="Times New Roman"/>
+          <w:b/>
+          <w:bCs/>
+          <w:sz w:val="32"/>
+          <w:szCs w:val="32"/>
+        </w:rPr>
+        <w:t>num</w:t>
+      </w:r>
+      <w:r>
+        <w:rPr>
+          <w:rFonts w:ascii="Times New Roman" w:hAnsi="Times New Roman" w:cs="Times New Roman"/>
+          <w:b/>
+          <w:bCs/>
+          <w:sz w:val="32"/>
+          <w:szCs w:val="32"/>
+        </w:rPr>
+        <w:t>b</w:t>
+      </w:r>
+      <w:r>
+        <w:rPr>
+          <w:rFonts w:ascii="Times New Roman" w:hAnsi="Times New Roman" w:cs="Times New Roman"/>
+          <w:b/>
+          <w:bCs/>
+          <w:sz w:val="32"/>
+          <w:szCs w:val="32"/>
+        </w:rPr>
+        <w:t>erals</w:t>
+      </w:r>
+      <w:proofErr w:type="spellEnd"/>
+      <w:r>
+        <w:rPr>
+          <w:rFonts w:ascii="Times New Roman" w:hAnsi="Times New Roman" w:cs="Times New Roman"/>
+          <w:b/>
+          <w:bCs/>
+          <w:sz w:val="32"/>
+          <w:szCs w:val="32"/>
+        </w:rPr>
+        <w:t xml:space="preserve"> as per given number</w:t>
+      </w:r>
+      <w:r>
+        <w:rPr>
+          <w:rFonts w:ascii="Times New Roman" w:hAnsi="Times New Roman" w:cs="Times New Roman"/>
+          <w:b/>
+          <w:bCs/>
+          <w:sz w:val="32"/>
+          <w:szCs w:val="32"/>
+        </w:rPr>
+        <w:t>s</w:t>
+      </w:r>
+      <w:r>
+        <w:rPr>
+          <w:rFonts w:ascii="Times New Roman" w:hAnsi="Times New Roman" w:cs="Times New Roman"/>
+          <w:b/>
+          <w:bCs/>
+          <w:sz w:val="32"/>
+          <w:szCs w:val="32"/>
+        </w:rPr>
+        <w:t xml:space="preserve"> name</w:t>
+      </w:r>
+      <w:r>
+        <w:rPr>
+          <w:rFonts w:ascii="Times New Roman" w:hAnsi="Times New Roman" w:cs="Times New Roman"/>
+          <w:b/>
+          <w:bCs/>
+          <w:sz w:val="32"/>
+          <w:szCs w:val="32"/>
+        </w:rPr>
+        <w:t>s</w:t>
       </w:r>
       <w:r>
         <w:rPr>
@@ -7359,150 +7399,183 @@
           <w:szCs w:val="32"/>
         </w:rPr>
       </w:pPr>
-      <w:r>
-        <w:rPr>
-          <w:rFonts w:ascii="Times New Roman" w:hAnsi="Times New Roman" w:cs="Times New Roman"/>
-          <w:b/>
-          <w:bCs/>
-          <w:sz w:val="32"/>
-          <w:szCs w:val="32"/>
-        </w:rPr>
-        <w:lastRenderedPageBreak/>
-        <w:t>7</w:t>
-      </w:r>
-      <w:r>
-        <w:rPr>
-          <w:rFonts w:ascii="Times New Roman" w:hAnsi="Times New Roman" w:cs="Times New Roman"/>
-          <w:b/>
-          <w:bCs/>
-          <w:sz w:val="32"/>
-          <w:szCs w:val="32"/>
-        </w:rPr>
-        <w:t xml:space="preserve">. </w:t>
-      </w:r>
-      <w:r>
-        <w:rPr>
-          <w:rFonts w:ascii="Times New Roman" w:hAnsi="Times New Roman" w:cs="Times New Roman"/>
-          <w:b/>
-          <w:bCs/>
-          <w:sz w:val="32"/>
-          <w:szCs w:val="32"/>
-        </w:rPr>
-        <w:t>What the number’s name</w:t>
-      </w:r>
-      <w:r>
-        <w:rPr>
-          <w:rFonts w:ascii="Times New Roman" w:hAnsi="Times New Roman" w:cs="Times New Roman"/>
-          <w:b/>
-          <w:bCs/>
-          <w:sz w:val="32"/>
-          <w:szCs w:val="32"/>
-        </w:rPr>
-        <w:t>.</w:t>
-      </w:r>
-      <w:r>
-        <w:rPr>
-          <w:rFonts w:ascii="Times New Roman" w:hAnsi="Times New Roman" w:cs="Times New Roman"/>
-          <w:b/>
-          <w:bCs/>
-          <w:sz w:val="32"/>
-          <w:szCs w:val="32"/>
-        </w:rPr>
-        <w:tab/>
-      </w:r>
-      <w:r>
-        <w:rPr>
-          <w:rFonts w:ascii="Times New Roman" w:hAnsi="Times New Roman" w:cs="Times New Roman"/>
-          <w:b/>
-          <w:bCs/>
-          <w:sz w:val="32"/>
-          <w:szCs w:val="32"/>
-        </w:rPr>
-        <w:tab/>
-      </w:r>
-      <w:r>
-        <w:rPr>
-          <w:rFonts w:ascii="Times New Roman" w:hAnsi="Times New Roman" w:cs="Times New Roman"/>
-          <w:b/>
-          <w:bCs/>
-          <w:sz w:val="32"/>
-          <w:szCs w:val="32"/>
-        </w:rPr>
-        <w:tab/>
-      </w:r>
-      <w:r>
-        <w:rPr>
-          <w:rFonts w:ascii="Times New Roman" w:hAnsi="Times New Roman" w:cs="Times New Roman"/>
-          <w:b/>
-          <w:bCs/>
-          <w:sz w:val="32"/>
-          <w:szCs w:val="32"/>
-        </w:rPr>
-        <w:tab/>
-      </w:r>
-      <w:r>
-        <w:rPr>
-          <w:rFonts w:ascii="Times New Roman" w:hAnsi="Times New Roman" w:cs="Times New Roman"/>
-          <w:b/>
-          <w:bCs/>
-          <w:sz w:val="32"/>
-          <w:szCs w:val="32"/>
-        </w:rPr>
-        <w:tab/>
-      </w:r>
-      <w:r>
-        <w:rPr>
-          <w:rFonts w:ascii="Times New Roman" w:hAnsi="Times New Roman" w:cs="Times New Roman"/>
-          <w:b/>
-          <w:bCs/>
-          <w:sz w:val="32"/>
-          <w:szCs w:val="32"/>
-        </w:rPr>
-        <w:tab/>
-      </w:r>
-      <w:r>
-        <w:rPr>
-          <w:rFonts w:ascii="Times New Roman" w:hAnsi="Times New Roman" w:cs="Times New Roman"/>
-          <w:b/>
-          <w:bCs/>
-          <w:sz w:val="32"/>
-          <w:szCs w:val="32"/>
-        </w:rPr>
-        <w:tab/>
-      </w:r>
-      <w:r>
-        <w:rPr>
-          <w:rFonts w:ascii="Times New Roman" w:hAnsi="Times New Roman" w:cs="Times New Roman"/>
-          <w:b/>
-          <w:bCs/>
-          <w:sz w:val="32"/>
-          <w:szCs w:val="32"/>
-        </w:rPr>
-        <w:tab/>
-      </w:r>
-      <w:r>
-        <w:rPr>
-          <w:rFonts w:ascii="Times New Roman" w:hAnsi="Times New Roman" w:cs="Times New Roman"/>
-          <w:b/>
-          <w:bCs/>
-          <w:sz w:val="32"/>
-          <w:szCs w:val="32"/>
-        </w:rPr>
-        <w:tab/>
-      </w:r>
-      <w:r>
-        <w:rPr>
-          <w:rFonts w:ascii="Times New Roman" w:hAnsi="Times New Roman" w:cs="Times New Roman"/>
-          <w:b/>
-          <w:bCs/>
-          <w:sz w:val="32"/>
-          <w:szCs w:val="32"/>
-        </w:rPr>
-        <w:t>[5]</w:t>
-      </w:r>
     </w:p>
     <w:p>
       <w:pPr>
+        <w:spacing w:line="360" w:lineRule="auto"/>
+        <w:rPr>
+          <w:rFonts w:ascii="Times New Roman" w:hAnsi="Times New Roman" w:cs="Times New Roman"/>
+          <w:b/>
+          <w:bCs/>
+          <w:sz w:val="32"/>
+          <w:szCs w:val="32"/>
+        </w:rPr>
+      </w:pPr>
+      <w:r>
+        <w:rPr>
+          <w:rFonts w:ascii="Times New Roman" w:hAnsi="Times New Roman" w:cs="Times New Roman"/>
+          <w:b/>
+          <w:bCs/>
+          <w:sz w:val="32"/>
+          <w:szCs w:val="32"/>
+        </w:rPr>
+        <w:lastRenderedPageBreak/>
+        <w:t>7</w:t>
+      </w:r>
+      <w:r>
+        <w:rPr>
+          <w:rFonts w:ascii="Times New Roman" w:hAnsi="Times New Roman" w:cs="Times New Roman"/>
+          <w:b/>
+          <w:bCs/>
+          <w:sz w:val="32"/>
+          <w:szCs w:val="32"/>
+        </w:rPr>
+        <w:t xml:space="preserve">. </w:t>
+      </w:r>
+      <w:r>
+        <w:rPr>
+          <w:rFonts w:ascii="Times New Roman" w:hAnsi="Times New Roman" w:cs="Times New Roman"/>
+          <w:b/>
+          <w:bCs/>
+          <w:sz w:val="32"/>
+          <w:szCs w:val="32"/>
+        </w:rPr>
+        <w:t>W</w:t>
+      </w:r>
+      <w:r>
+        <w:rPr>
+          <w:rFonts w:ascii="Times New Roman" w:hAnsi="Times New Roman" w:cs="Times New Roman"/>
+          <w:b/>
+          <w:bCs/>
+          <w:sz w:val="32"/>
+          <w:szCs w:val="32"/>
+        </w:rPr>
+        <w:t>rite</w:t>
+      </w:r>
+      <w:r>
+        <w:rPr>
+          <w:rFonts w:ascii="Times New Roman" w:hAnsi="Times New Roman" w:cs="Times New Roman"/>
+          <w:b/>
+          <w:bCs/>
+          <w:sz w:val="32"/>
+          <w:szCs w:val="32"/>
+        </w:rPr>
+        <w:t xml:space="preserve"> the number’s name</w:t>
+      </w:r>
+      <w:r>
+        <w:rPr>
+          <w:rFonts w:ascii="Times New Roman" w:hAnsi="Times New Roman" w:cs="Times New Roman"/>
+          <w:b/>
+          <w:bCs/>
+          <w:sz w:val="32"/>
+          <w:szCs w:val="32"/>
+        </w:rPr>
+        <w:t>.</w:t>
+      </w:r>
+      <w:r>
+        <w:rPr>
+          <w:rFonts w:ascii="Times New Roman" w:hAnsi="Times New Roman" w:cs="Times New Roman"/>
+          <w:b/>
+          <w:bCs/>
+          <w:sz w:val="32"/>
+          <w:szCs w:val="32"/>
+        </w:rPr>
+        <w:tab/>
+      </w:r>
+      <w:r>
+        <w:rPr>
+          <w:rFonts w:ascii="Times New Roman" w:hAnsi="Times New Roman" w:cs="Times New Roman"/>
+          <w:b/>
+          <w:bCs/>
+          <w:sz w:val="32"/>
+          <w:szCs w:val="32"/>
+        </w:rPr>
+        <w:tab/>
+      </w:r>
+      <w:r>
+        <w:rPr>
+          <w:rFonts w:ascii="Times New Roman" w:hAnsi="Times New Roman" w:cs="Times New Roman"/>
+          <w:b/>
+          <w:bCs/>
+          <w:sz w:val="32"/>
+          <w:szCs w:val="32"/>
+        </w:rPr>
+        <w:tab/>
+      </w:r>
+      <w:r>
+        <w:rPr>
+          <w:rFonts w:ascii="Times New Roman" w:hAnsi="Times New Roman" w:cs="Times New Roman"/>
+          <w:b/>
+          <w:bCs/>
+          <w:sz w:val="32"/>
+          <w:szCs w:val="32"/>
+        </w:rPr>
+        <w:tab/>
+      </w:r>
+      <w:r>
+        <w:rPr>
+          <w:rFonts w:ascii="Times New Roman" w:hAnsi="Times New Roman" w:cs="Times New Roman"/>
+          <w:b/>
+          <w:bCs/>
+          <w:sz w:val="32"/>
+          <w:szCs w:val="32"/>
+        </w:rPr>
+        <w:tab/>
+      </w:r>
+      <w:r>
+        <w:rPr>
+          <w:rFonts w:ascii="Times New Roman" w:hAnsi="Times New Roman" w:cs="Times New Roman"/>
+          <w:b/>
+          <w:bCs/>
+          <w:sz w:val="32"/>
+          <w:szCs w:val="32"/>
+        </w:rPr>
+        <w:tab/>
+      </w:r>
+      <w:r>
+        <w:rPr>
+          <w:rFonts w:ascii="Times New Roman" w:hAnsi="Times New Roman" w:cs="Times New Roman"/>
+          <w:b/>
+          <w:bCs/>
+          <w:sz w:val="32"/>
+          <w:szCs w:val="32"/>
+        </w:rPr>
+        <w:tab/>
+      </w:r>
+      <w:r>
+        <w:rPr>
+          <w:rFonts w:ascii="Times New Roman" w:hAnsi="Times New Roman" w:cs="Times New Roman"/>
+          <w:b/>
+          <w:bCs/>
+          <w:sz w:val="32"/>
+          <w:szCs w:val="32"/>
+        </w:rPr>
+        <w:tab/>
+      </w:r>
+      <w:r>
+        <w:rPr>
+          <w:rFonts w:ascii="Times New Roman" w:hAnsi="Times New Roman" w:cs="Times New Roman"/>
+          <w:b/>
+          <w:bCs/>
+          <w:sz w:val="32"/>
+          <w:szCs w:val="32"/>
+        </w:rPr>
+        <w:tab/>
+      </w:r>
+      <w:r>
+        <w:rPr>
+          <w:rFonts w:ascii="Times New Roman" w:hAnsi="Times New Roman" w:cs="Times New Roman"/>
+          <w:b/>
+          <w:bCs/>
+          <w:sz w:val="32"/>
+          <w:szCs w:val="32"/>
+        </w:rPr>
+        <w:t>[5]</w:t>
+      </w:r>
+    </w:p>
+    <w:p>
+      <w:pPr>
+        <w:spacing w:line="360" w:lineRule="auto"/>
         <w:rPr>
           <w:rFonts w:ascii="Times New Roman" w:hAnsi="Times New Roman" w:cs="Times New Roman"/>
           <w:sz w:val="32"/>
@@ -7520,13 +7593,13 @@
         <mc:AlternateContent>
           <mc:Choice Requires="wps">
             <w:drawing>
-              <wp:anchor distT="0" distB="0" distL="114300" distR="114300" simplePos="0" relativeHeight="251774976" behindDoc="0" locked="0" layoutInCell="1" allowOverlap="1" wp14:anchorId="45C8A2A2" wp14:editId="4C4D337C">
+              <wp:anchor distT="0" distB="0" distL="114300" distR="114300" simplePos="0" relativeHeight="251774976" behindDoc="0" locked="0" layoutInCell="1" allowOverlap="1" wp14:anchorId="45C8A2A2" wp14:editId="50C50C4D">
                 <wp:simplePos x="0" y="0"/>
                 <wp:positionH relativeFrom="column">
-                  <wp:posOffset>3476346</wp:posOffset>
+                  <wp:posOffset>3475990</wp:posOffset>
                 </wp:positionH>
                 <wp:positionV relativeFrom="paragraph">
-                  <wp:posOffset>333857</wp:posOffset>
+                  <wp:posOffset>428791</wp:posOffset>
                 </wp:positionV>
                 <wp:extent cx="1490133" cy="270933"/>
                 <wp:effectExtent l="0" t="0" r="15240" b="15240"/>
@@ -7574,7 +7647,7 @@
           </mc:Choice>
           <mc:Fallback>
             <w:pict>
-              <v:rect w14:anchorId="7241925C" id="Rectangle 101" o:spid="_x0000_s1026" style="position:absolute;margin-left:273.75pt;margin-top:26.3pt;width:117.35pt;height:21.35pt;z-index:251774976;visibility:visible;mso-wrap-style:square;mso-wrap-distance-left:9pt;mso-wrap-distance-top:0;mso-wrap-distance-right:9pt;mso-wrap-distance-bottom:0;mso-position-horizontal:absolute;mso-position-horizontal-relative:text;mso-position-vertical:absolute;mso-position-vertical-relative:text;v-text-anchor:middle" o:gfxdata="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" fillcolor="white [3201]" strokecolor="black [3200]" strokeweight="1pt"/>
+              <v:rect w14:anchorId="3AFF29E9" id="Rectangle 101" o:spid="_x0000_s1026" style="position:absolute;margin-left:273.7pt;margin-top:33.75pt;width:117.35pt;height:21.35pt;z-index:251774976;visibility:visible;mso-wrap-style:square;mso-wrap-distance-left:9pt;mso-wrap-distance-top:0;mso-wrap-distance-right:9pt;mso-wrap-distance-bottom:0;mso-position-horizontal:absolute;mso-position-horizontal-relative:text;mso-position-vertical:absolute;mso-position-vertical-relative:text;v-text-anchor:middle" o:gfxdata="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" fillcolor="white [3201]" strokecolor="black [3200]" strokeweight="1pt"/>
             </w:pict>
           </mc:Fallback>
         </mc:AlternateContent>
@@ -7590,13 +7663,13 @@
         <mc:AlternateContent>
           <mc:Choice Requires="wps">
             <w:drawing>
-              <wp:anchor distT="0" distB="0" distL="114300" distR="114300" simplePos="0" relativeHeight="251766784" behindDoc="0" locked="0" layoutInCell="1" allowOverlap="1" wp14:anchorId="40ECFC56" wp14:editId="7C3DDDFD">
+              <wp:anchor distT="0" distB="0" distL="114300" distR="114300" simplePos="0" relativeHeight="251766784" behindDoc="0" locked="0" layoutInCell="1" allowOverlap="1" wp14:anchorId="40ECFC56" wp14:editId="55C14C28">
                 <wp:simplePos x="0" y="0"/>
                 <wp:positionH relativeFrom="column">
-                  <wp:posOffset>544245</wp:posOffset>
+                  <wp:posOffset>544195</wp:posOffset>
                 </wp:positionH>
                 <wp:positionV relativeFrom="paragraph">
-                  <wp:posOffset>333883</wp:posOffset>
+                  <wp:posOffset>428791</wp:posOffset>
                 </wp:positionV>
                 <wp:extent cx="1490133" cy="270933"/>
                 <wp:effectExtent l="0" t="0" r="15240" b="15240"/>
@@ -7644,7 +7717,7 @@
           </mc:Choice>
           <mc:Fallback>
             <w:pict>
-              <v:rect w14:anchorId="04238170" id="Rectangle 97" o:spid="_x0000_s1026" style="position:absolute;margin-left:42.85pt;margin-top:26.3pt;width:117.35pt;height:21.35pt;z-index:251766784;visibility:visible;mso-wrap-style:square;mso-wrap-distance-left:9pt;mso-wrap-distance-top:0;mso-wrap-distance-right:9pt;mso-wrap-distance-bottom:0;mso-position-horizontal:absolute;mso-position-horizontal-relative:text;mso-position-vertical:absolute;mso-position-vertical-relative:text;v-text-anchor:middle" o:gfxdata="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" fillcolor="white [3201]" strokecolor="black [3200]" strokeweight="1pt"/>
+              <v:rect w14:anchorId="7F8AF690" id="Rectangle 97" o:spid="_x0000_s1026" style="position:absolute;margin-left:42.85pt;margin-top:33.75pt;width:117.35pt;height:21.35pt;z-index:251766784;visibility:visible;mso-wrap-style:square;mso-wrap-distance-left:9pt;mso-wrap-distance-top:0;mso-wrap-distance-right:9pt;mso-wrap-distance-bottom:0;mso-position-horizontal:absolute;mso-position-horizontal-relative:text;mso-position-vertical:absolute;mso-position-vertical-relative:text;v-text-anchor:middle" o:gfxdata="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" fillcolor="white [3201]" strokecolor="black [3200]" strokeweight="1pt"/>
             </w:pict>
           </mc:Fallback>
         </mc:AlternateContent>
@@ -7652,6 +7725,7 @@
     </w:p>
     <w:p>
       <w:pPr>
+        <w:spacing w:line="360" w:lineRule="auto"/>
         <w:rPr>
           <w:rFonts w:ascii="Times New Roman" w:hAnsi="Times New Roman" w:cs="Times New Roman"/>
           <w:sz w:val="32"/>
@@ -7693,6 +7767,7 @@
     </w:p>
     <w:p>
       <w:pPr>
+        <w:spacing w:line="360" w:lineRule="auto"/>
         <w:rPr>
           <w:rFonts w:ascii="Times New Roman" w:hAnsi="Times New Roman" w:cs="Times New Roman"/>
           <w:sz w:val="32"/>
@@ -7702,6 +7777,7 @@
     </w:p>
     <w:p>
       <w:pPr>
+        <w:spacing w:line="360" w:lineRule="auto"/>
         <w:rPr>
           <w:rFonts w:ascii="Times New Roman" w:hAnsi="Times New Roman" w:cs="Times New Roman"/>
           <w:sz w:val="32"/>
@@ -7883,6 +7959,7 @@
     </w:p>
     <w:p>
       <w:pPr>
+        <w:spacing w:line="360" w:lineRule="auto"/>
         <w:rPr>
           <w:rFonts w:ascii="Times New Roman" w:hAnsi="Times New Roman" w:cs="Times New Roman"/>
           <w:sz w:val="32"/>
@@ -7900,13 +7977,13 @@
         <mc:AlternateContent>
           <mc:Choice Requires="wps">
             <w:drawing>
-              <wp:anchor distT="0" distB="0" distL="114300" distR="114300" simplePos="0" relativeHeight="251770880" behindDoc="0" locked="0" layoutInCell="1" allowOverlap="1" wp14:anchorId="15BE71D9" wp14:editId="61216E9D">
+              <wp:anchor distT="0" distB="0" distL="114300" distR="114300" simplePos="0" relativeHeight="251770880" behindDoc="0" locked="0" layoutInCell="1" allowOverlap="1" wp14:anchorId="15BE71D9" wp14:editId="250B1744">
                 <wp:simplePos x="0" y="0"/>
                 <wp:positionH relativeFrom="column">
-                  <wp:posOffset>624687</wp:posOffset>
+                  <wp:posOffset>624205</wp:posOffset>
                 </wp:positionH>
                 <wp:positionV relativeFrom="paragraph">
-                  <wp:posOffset>350444</wp:posOffset>
+                  <wp:posOffset>429398</wp:posOffset>
                 </wp:positionV>
                 <wp:extent cx="1490133" cy="270933"/>
                 <wp:effectExtent l="0" t="0" r="15240" b="15240"/>
@@ -7954,7 +8031,7 @@
           </mc:Choice>
           <mc:Fallback>
             <w:pict>
-              <v:rect w14:anchorId="77E809CE" id="Rectangle 99" o:spid="_x0000_s1026" style="position:absolute;margin-left:49.2pt;margin-top:27.6pt;width:117.35pt;height:21.35pt;z-index:251770880;visibility:visible;mso-wrap-style:square;mso-wrap-distance-left:9pt;mso-wrap-distance-top:0;mso-wrap-distance-right:9pt;mso-wrap-distance-bottom:0;mso-position-horizontal:absolute;mso-position-horizontal-relative:text;mso-position-vertical:absolute;mso-position-vertical-relative:text;v-text-anchor:middle" o:gfxdata="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" fillcolor="white [3201]" strokecolor="black [3200]" strokeweight="1pt"/>
+              <v:rect w14:anchorId="2C852ABB" id="Rectangle 99" o:spid="_x0000_s1026" style="position:absolute;margin-left:49.15pt;margin-top:33.8pt;width:117.35pt;height:21.35pt;z-index:251770880;visibility:visible;mso-wrap-style:square;mso-wrap-distance-left:9pt;mso-wrap-distance-top:0;mso-wrap-distance-right:9pt;mso-wrap-distance-bottom:0;mso-position-horizontal:absolute;mso-position-horizontal-relative:text;mso-position-vertical:absolute;mso-position-vertical-relative:text;v-text-anchor:middle" o:gfxdata="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" fillcolor="white [3201]" strokecolor="black [3200]" strokeweight="1pt"/>
             </w:pict>
           </mc:Fallback>
         </mc:AlternateContent>
@@ -7962,6 +8039,7 @@
     </w:p>
     <w:p>
       <w:pPr>
+        <w:spacing w:line="360" w:lineRule="auto"/>
         <w:rPr>
           <w:rFonts w:ascii="Times New Roman" w:hAnsi="Times New Roman" w:cs="Times New Roman"/>
           <w:sz w:val="32"/>
@@ -7987,6 +8065,7 @@
     </w:p>
     <w:p>
       <w:pPr>
+        <w:spacing w:line="360" w:lineRule="auto"/>
         <w:rPr>
           <w:rFonts w:ascii="Times New Roman" w:hAnsi="Times New Roman" w:cs="Times New Roman"/>
           <w:sz w:val="32"/>
@@ -7996,6 +8075,7 @@
     </w:p>
     <w:p>
       <w:pPr>
+        <w:spacing w:line="360" w:lineRule="auto"/>
         <w:rPr>
           <w:rFonts w:ascii="Times New Roman" w:hAnsi="Times New Roman" w:cs="Times New Roman"/>
           <w:b/>
@@ -8012,31 +8092,8 @@
           <w:sz w:val="32"/>
           <w:szCs w:val="32"/>
         </w:rPr>
-        <w:t xml:space="preserve">8. Compare the number’s and put ‘&gt;’ or ‘&lt; </w:t>
-      </w:r>
-      <w:proofErr w:type="gramStart"/>
-      <w:r>
-        <w:rPr>
-          <w:rFonts w:ascii="Times New Roman" w:hAnsi="Times New Roman" w:cs="Times New Roman"/>
-          <w:b/>
-          <w:bCs/>
-          <w:sz w:val="32"/>
-          <w:szCs w:val="32"/>
-        </w:rPr>
-        <w:t>‘ or</w:t>
-      </w:r>
-      <w:proofErr w:type="gramEnd"/>
-      <w:r>
-        <w:rPr>
-          <w:rFonts w:ascii="Times New Roman" w:hAnsi="Times New Roman" w:cs="Times New Roman"/>
-          <w:b/>
-          <w:bCs/>
-          <w:sz w:val="32"/>
-          <w:szCs w:val="32"/>
-        </w:rPr>
-        <w:t xml:space="preserve"> ‘=</w:t>
-      </w:r>
-      <w:proofErr w:type="gramStart"/>
+        <w:t>8. Compare the number’s and put ‘&gt;’ or ‘&lt;</w:t>
+      </w:r>
       <w:r>
         <w:rPr>
           <w:rFonts w:ascii="Times New Roman" w:hAnsi="Times New Roman" w:cs="Times New Roman"/>
@@ -8055,9 +8112,18 @@
           <w:sz w:val="32"/>
           <w:szCs w:val="32"/>
         </w:rPr>
-        <w:t>?</w:t>
-      </w:r>
-      <w:proofErr w:type="gramEnd"/>
+        <w:t>or ‘=’</w:t>
+      </w:r>
+      <w:r>
+        <w:rPr>
+          <w:rFonts w:ascii="Times New Roman" w:hAnsi="Times New Roman" w:cs="Times New Roman"/>
+          <w:b/>
+          <w:bCs/>
+          <w:sz w:val="32"/>
+          <w:szCs w:val="32"/>
+        </w:rPr>
+        <w:t>.</w:t>
+      </w:r>
       <w:r>
         <w:rPr>
           <w:rFonts w:ascii="Times New Roman" w:hAnsi="Times New Roman" w:cs="Times New Roman"/>
@@ -8131,6 +8197,7 @@
     </w:p>
     <w:p>
       <w:pPr>
+        <w:spacing w:line="360" w:lineRule="auto"/>
         <w:rPr>
           <w:rFonts w:ascii="Times New Roman" w:hAnsi="Times New Roman" w:cs="Times New Roman"/>
           <w:sz w:val="32"/>
@@ -8456,6 +8523,7 @@
     </w:p>
     <w:p>
       <w:pPr>
+        <w:spacing w:line="360" w:lineRule="auto"/>
         <w:rPr>
           <w:rFonts w:ascii="Times New Roman" w:hAnsi="Times New Roman" w:cs="Times New Roman"/>
           <w:sz w:val="32"/>
@@ -8481,6 +8549,7 @@
     </w:p>
     <w:p>
       <w:pPr>
+        <w:spacing w:line="360" w:lineRule="auto"/>
         <w:rPr>
           <w:rFonts w:ascii="Times New Roman" w:hAnsi="Times New Roman" w:cs="Times New Roman"/>
           <w:sz w:val="32"/>
@@ -8674,6 +8743,7 @@
     </w:p>
     <w:p>
       <w:pPr>
+        <w:spacing w:line="360" w:lineRule="auto"/>
         <w:rPr>
           <w:rFonts w:ascii="Times New Roman" w:hAnsi="Times New Roman" w:cs="Times New Roman"/>
           <w:sz w:val="32"/>
@@ -8683,6 +8753,7 @@
     </w:p>
     <w:p>
       <w:pPr>
+        <w:spacing w:line="360" w:lineRule="auto"/>
         <w:rPr>
           <w:rFonts w:ascii="Times New Roman" w:hAnsi="Times New Roman" w:cs="Times New Roman"/>
           <w:b/>
@@ -8709,7 +8780,67 @@
           <w:sz w:val="32"/>
           <w:szCs w:val="32"/>
         </w:rPr>
-        <w:t>What the Devanagari number’s name.</w:t>
+        <w:t xml:space="preserve"> </w:t>
+      </w:r>
+      <w:r>
+        <w:rPr>
+          <w:rFonts w:ascii="Times New Roman" w:hAnsi="Times New Roman" w:cs="Times New Roman"/>
+          <w:b/>
+          <w:bCs/>
+          <w:sz w:val="32"/>
+          <w:szCs w:val="32"/>
+        </w:rPr>
+        <w:t>W</w:t>
+      </w:r>
+      <w:r>
+        <w:rPr>
+          <w:rFonts w:ascii="Times New Roman" w:hAnsi="Times New Roman" w:cs="Times New Roman"/>
+          <w:b/>
+          <w:bCs/>
+          <w:sz w:val="32"/>
+          <w:szCs w:val="32"/>
+        </w:rPr>
+        <w:t>rite</w:t>
+      </w:r>
+      <w:r>
+        <w:rPr>
+          <w:rFonts w:ascii="Times New Roman" w:hAnsi="Times New Roman" w:cs="Times New Roman"/>
+          <w:b/>
+          <w:bCs/>
+          <w:sz w:val="32"/>
+          <w:szCs w:val="32"/>
+        </w:rPr>
+        <w:t xml:space="preserve"> the </w:t>
+      </w:r>
+      <w:r>
+        <w:rPr>
+          <w:rFonts w:ascii="Times New Roman" w:hAnsi="Times New Roman" w:cs="Times New Roman"/>
+          <w:b/>
+          <w:bCs/>
+          <w:sz w:val="32"/>
+          <w:szCs w:val="32"/>
+        </w:rPr>
+        <w:t>D</w:t>
+      </w:r>
+      <w:r>
+        <w:rPr>
+          <w:rFonts w:ascii="Times New Roman" w:hAnsi="Times New Roman" w:cs="Times New Roman"/>
+          <w:b/>
+          <w:bCs/>
+          <w:sz w:val="32"/>
+          <w:szCs w:val="32"/>
+        </w:rPr>
+        <w:t>evanagari</w:t>
+      </w:r>
+      <w:r>
+        <w:rPr>
+          <w:rFonts w:ascii="Times New Roman" w:hAnsi="Times New Roman" w:cs="Times New Roman"/>
+          <w:b/>
+          <w:bCs/>
+          <w:sz w:val="32"/>
+          <w:szCs w:val="32"/>
+        </w:rPr>
+        <w:t xml:space="preserve"> number’s name.</w:t>
       </w:r>
       <w:r>
         <w:rPr>
@@ -8795,6 +8926,7 @@
     <w:p>
       <w:pPr>
         <w:pStyle w:val="NoSpacing"/>
+        <w:spacing w:line="360" w:lineRule="auto"/>
         <w:rPr>
           <w:sz w:val="32"/>
           <w:szCs w:val="32"/>
@@ -8811,13 +8943,13 @@
         <mc:AlternateContent>
           <mc:Choice Requires="wps">
             <w:drawing>
-              <wp:anchor distT="0" distB="0" distL="114300" distR="114300" simplePos="0" relativeHeight="251785216" behindDoc="0" locked="0" layoutInCell="1" allowOverlap="1" wp14:anchorId="14AC0149" wp14:editId="22A167ED">
+              <wp:anchor distT="0" distB="0" distL="114300" distR="114300" simplePos="0" relativeHeight="251785216" behindDoc="0" locked="0" layoutInCell="1" allowOverlap="1" wp14:anchorId="14AC0149" wp14:editId="684716B0">
                 <wp:simplePos x="0" y="0"/>
                 <wp:positionH relativeFrom="margin">
-                  <wp:posOffset>3696920</wp:posOffset>
+                  <wp:posOffset>3696031</wp:posOffset>
                 </wp:positionH>
                 <wp:positionV relativeFrom="paragraph">
-                  <wp:posOffset>226543</wp:posOffset>
+                  <wp:posOffset>335225</wp:posOffset>
                 </wp:positionV>
                 <wp:extent cx="1540510" cy="346710"/>
                 <wp:effectExtent l="0" t="0" r="21590" b="15240"/>
@@ -8871,13 +9003,23 @@
           </mc:Choice>
           <mc:Fallback>
             <w:pict>
-              <v:rect w14:anchorId="304DB139" id="Rectangle 106" o:spid="_x0000_s1026" style="position:absolute;margin-left:291.1pt;margin-top:17.85pt;width:121.3pt;height:27.3pt;z-index:251785216;visibility:visible;mso-wrap-style:square;mso-width-percent:0;mso-height-percent:0;mso-wrap-distance-left:9pt;mso-wrap-distance-top:0;mso-wrap-distance-right:9pt;mso-wrap-distance-bottom:0;mso-position-horizontal:absolute;mso-position-horizontal-relative:margin;mso-position-vertical:absolute;mso-position-vertical-relative:text;mso-width-percent:0;mso-height-percent:0;mso-width-relative:margin;mso-height-relative:margin;v-text-anchor:middle" o:gfxdata="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" fillcolor="white [3201]" strokecolor="black [3200]" strokeweight="1pt">
+              <v:rect w14:anchorId="163ABF30" id="Rectangle 106" o:spid="_x0000_s1026" style="position:absolute;margin-left:291.05pt;margin-top:26.4pt;width:121.3pt;height:27.3pt;z-index:251785216;visibility:visible;mso-wrap-style:square;mso-width-percent:0;mso-height-percent:0;mso-wrap-distance-left:9pt;mso-wrap-distance-top:0;mso-wrap-distance-right:9pt;mso-wrap-distance-bottom:0;mso-position-horizontal:absolute;mso-position-horizontal-relative:margin;mso-position-vertical:absolute;mso-position-vertical-relative:text;mso-width-percent:0;mso-height-percent:0;mso-width-relative:margin;mso-height-relative:margin;v-text-anchor:middle" o:gfxdata="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" fillcolor="white [3201]" strokecolor="black [3200]" strokeweight="1pt">
                 <w10:wrap anchorx="margin"/>
               </v:rect>
             </w:pict>
           </mc:Fallback>
         </mc:AlternateContent>
       </w:r>
+    </w:p>
+    <w:p>
+      <w:pPr>
+        <w:spacing w:line="360" w:lineRule="auto"/>
+        <w:rPr>
+          <w:rStyle w:val="TitleChar"/>
+          <w:sz w:val="32"/>
+          <w:szCs w:val="32"/>
+        </w:rPr>
+      </w:pPr>
       <w:r>
         <w:rPr>
           <w:rFonts w:ascii="Times New Roman" w:hAnsi="Times New Roman" w:cs="Times New Roman"/>
@@ -8889,15 +9031,15 @@
         <mc:AlternateContent>
           <mc:Choice Requires="wps">
             <w:drawing>
-              <wp:anchor distT="0" distB="0" distL="114300" distR="114300" simplePos="0" relativeHeight="251777024" behindDoc="0" locked="0" layoutInCell="1" allowOverlap="1" wp14:anchorId="6D7FB464" wp14:editId="48616FD3">
+              <wp:anchor distT="0" distB="0" distL="114300" distR="114300" simplePos="0" relativeHeight="251777024" behindDoc="0" locked="0" layoutInCell="1" allowOverlap="1" wp14:anchorId="6D7FB464" wp14:editId="7C7A4E5C">
                 <wp:simplePos x="0" y="0"/>
                 <wp:positionH relativeFrom="column">
                   <wp:posOffset>507365</wp:posOffset>
                 </wp:positionH>
                 <wp:positionV relativeFrom="paragraph">
-                  <wp:posOffset>224917</wp:posOffset>
+                  <wp:posOffset>3175</wp:posOffset>
                 </wp:positionV>
-                <wp:extent cx="1548977" cy="304800"/>
+                <wp:extent cx="1548765" cy="304800"/>
                 <wp:effectExtent l="0" t="0" r="13335" b="19050"/>
                 <wp:wrapNone/>
                 <wp:docPr id="102" name="Rectangle 102"/>
@@ -8909,7 +9051,7 @@
                       <wps:spPr>
                         <a:xfrm>
                           <a:off x="0" y="0"/>
-                          <a:ext cx="1548977" cy="304800"/>
+                          <a:ext cx="1548765" cy="304800"/>
                         </a:xfrm>
                         <a:prstGeom prst="rect">
                           <a:avLst/>
@@ -8949,20 +9091,11 @@
           </mc:Choice>
           <mc:Fallback>
             <w:pict>
-              <v:rect w14:anchorId="4E779B02" id="Rectangle 102" o:spid="_x0000_s1026" style="position:absolute;margin-left:39.95pt;margin-top:17.7pt;width:121.95pt;height:24pt;z-index:251777024;visibility:visible;mso-wrap-style:square;mso-width-percent:0;mso-height-percent:0;mso-wrap-distance-left:9pt;mso-wrap-distance-top:0;mso-wrap-distance-right:9pt;mso-wrap-distance-bottom:0;mso-position-horizontal:absolute;mso-position-horizontal-relative:text;mso-position-vertical:absolute;mso-position-vertical-relative:text;mso-width-percent:0;mso-height-percent:0;mso-width-relative:margin;mso-height-relative:margin;v-text-anchor:middle" o:gfxdata="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" fillcolor="white [3201]" strokecolor="black [3200]" strokeweight="1pt"/>
+              <v:rect w14:anchorId="5A1F3700" id="Rectangle 102" o:spid="_x0000_s1026" style="position:absolute;margin-left:39.95pt;margin-top:.25pt;width:121.95pt;height:24pt;z-index:251777024;visibility:visible;mso-wrap-style:square;mso-width-percent:0;mso-height-percent:0;mso-wrap-distance-left:9pt;mso-wrap-distance-top:0;mso-wrap-distance-right:9pt;mso-wrap-distance-bottom:0;mso-position-horizontal:absolute;mso-position-horizontal-relative:text;mso-position-vertical:absolute;mso-position-vertical-relative:text;mso-width-percent:0;mso-height-percent:0;mso-width-relative:margin;mso-height-relative:margin;v-text-anchor:middle" o:gfxdata="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" fillcolor="white [3201]" strokecolor="black [3200]" strokeweight="1pt"/>
             </w:pict>
           </mc:Fallback>
         </mc:AlternateContent>
       </w:r>
-    </w:p>
-    <w:p>
-      <w:pPr>
-        <w:rPr>
-          <w:rStyle w:val="TitleChar"/>
-          <w:sz w:val="32"/>
-          <w:szCs w:val="32"/>
-        </w:rPr>
-      </w:pPr>
       <w:r>
         <w:rPr>
           <w:rFonts w:ascii="Kokila" w:hAnsi="Kokila" w:cs="Kokila" w:hint="cs"/>
@@ -9059,6 +9192,7 @@
     <w:p>
       <w:pPr>
         <w:pStyle w:val="NoSpacing"/>
+        <w:spacing w:line="360" w:lineRule="auto"/>
         <w:rPr>
           <w:rStyle w:val="Strong"/>
           <w:rFonts w:ascii="Times New Roman" w:hAnsi="Times New Roman" w:cs="Times New Roman"/>
@@ -9077,18 +9211,18 @@
         <mc:AlternateContent>
           <mc:Choice Requires="wps">
             <w:drawing>
-              <wp:anchor distT="0" distB="0" distL="114300" distR="114300" simplePos="0" relativeHeight="251783168" behindDoc="0" locked="0" layoutInCell="1" allowOverlap="1" wp14:anchorId="25ABB7E2" wp14:editId="281C1C3B">
+              <wp:anchor distT="0" distB="0" distL="114300" distR="114300" simplePos="0" relativeHeight="251779072" behindDoc="0" locked="0" layoutInCell="1" allowOverlap="1" wp14:anchorId="4B66CE90" wp14:editId="13A2D761">
                 <wp:simplePos x="0" y="0"/>
-                <wp:positionH relativeFrom="margin">
-                  <wp:posOffset>3698342</wp:posOffset>
+                <wp:positionH relativeFrom="column">
+                  <wp:posOffset>541655</wp:posOffset>
                 </wp:positionH>
                 <wp:positionV relativeFrom="paragraph">
-                  <wp:posOffset>200660</wp:posOffset>
+                  <wp:posOffset>283845</wp:posOffset>
                 </wp:positionV>
-                <wp:extent cx="1532467" cy="338667"/>
-                <wp:effectExtent l="0" t="0" r="10795" b="23495"/>
+                <wp:extent cx="1506220" cy="355600"/>
+                <wp:effectExtent l="0" t="0" r="17780" b="25400"/>
                 <wp:wrapNone/>
-                <wp:docPr id="105" name="Rectangle 105"/>
+                <wp:docPr id="103" name="Rectangle 103"/>
                 <wp:cNvGraphicFramePr/>
                 <a:graphic xmlns:a="http://schemas.openxmlformats.org/drawingml/2006/main">
                   <a:graphicData uri="http://schemas.microsoft.com/office/word/2010/wordprocessingShape">
@@ -9097,7 +9231,7 @@
                       <wps:spPr>
                         <a:xfrm>
                           <a:off x="0" y="0"/>
-                          <a:ext cx="1532467" cy="338667"/>
+                          <a:ext cx="1506220" cy="355600"/>
                         </a:xfrm>
                         <a:prstGeom prst="rect">
                           <a:avLst/>
@@ -9137,9 +9271,7 @@
           </mc:Choice>
           <mc:Fallback>
             <w:pict>
-              <v:rect w14:anchorId="065113DC" id="Rectangle 105" o:spid="_x0000_s1026" style="position:absolute;margin-left:291.2pt;margin-top:15.8pt;width:120.65pt;height:26.65pt;z-index:251783168;visibility:visible;mso-wrap-style:square;mso-width-percent:0;mso-height-percent:0;mso-wrap-distance-left:9pt;mso-wrap-distance-top:0;mso-wrap-distance-right:9pt;mso-wrap-distance-bottom:0;mso-position-horizontal:absolute;mso-position-horizontal-relative:margin;mso-position-vertical:absolute;mso-position-vertical-relative:text;mso-width-percent:0;mso-height-percent:0;mso-width-relative:margin;mso-height-relative:margin;v-text-anchor:middle" o:gfxdata="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" fillcolor="white [3201]" strokecolor="black [3200]" strokeweight="1pt">
-                <w10:wrap anchorx="margin"/>
-              </v:rect>
+              <v:rect w14:anchorId="3F2C3574" id="Rectangle 103" o:spid="_x0000_s1026" style="position:absolute;margin-left:42.65pt;margin-top:22.35pt;width:118.6pt;height:28pt;z-index:251779072;visibility:visible;mso-wrap-style:square;mso-width-percent:0;mso-height-percent:0;mso-wrap-distance-left:9pt;mso-wrap-distance-top:0;mso-wrap-distance-right:9pt;mso-wrap-distance-bottom:0;mso-position-horizontal:absolute;mso-position-horizontal-relative:text;mso-position-vertical:absolute;mso-position-vertical-relative:text;mso-width-percent:0;mso-height-percent:0;mso-width-relative:margin;mso-height-relative:margin;v-text-anchor:middle" o:gfxdata="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" fillcolor="white [3201]" strokecolor="black [3200]" strokeweight="1pt"/>
             </w:pict>
           </mc:Fallback>
         </mc:AlternateContent>
@@ -9155,18 +9287,18 @@
         <mc:AlternateContent>
           <mc:Choice Requires="wps">
             <w:drawing>
-              <wp:anchor distT="0" distB="0" distL="114300" distR="114300" simplePos="0" relativeHeight="251779072" behindDoc="0" locked="0" layoutInCell="1" allowOverlap="1" wp14:anchorId="4B66CE90" wp14:editId="1C7C9EA0">
+              <wp:anchor distT="0" distB="0" distL="114300" distR="114300" simplePos="0" relativeHeight="251783168" behindDoc="0" locked="0" layoutInCell="1" allowOverlap="1" wp14:anchorId="25ABB7E2" wp14:editId="277561E9">
                 <wp:simplePos x="0" y="0"/>
-                <wp:positionH relativeFrom="column">
-                  <wp:posOffset>541866</wp:posOffset>
+                <wp:positionH relativeFrom="margin">
+                  <wp:posOffset>3698544</wp:posOffset>
                 </wp:positionH>
                 <wp:positionV relativeFrom="paragraph">
-                  <wp:posOffset>260773</wp:posOffset>
+                  <wp:posOffset>280173</wp:posOffset>
                 </wp:positionV>
-                <wp:extent cx="1506643" cy="355600"/>
-                <wp:effectExtent l="0" t="0" r="17780" b="25400"/>
+                <wp:extent cx="1532467" cy="338667"/>
+                <wp:effectExtent l="0" t="0" r="10795" b="23495"/>
                 <wp:wrapNone/>
-                <wp:docPr id="103" name="Rectangle 103"/>
+                <wp:docPr id="105" name="Rectangle 105"/>
                 <wp:cNvGraphicFramePr/>
                 <a:graphic xmlns:a="http://schemas.openxmlformats.org/drawingml/2006/main">
                   <a:graphicData uri="http://schemas.microsoft.com/office/word/2010/wordprocessingShape">
@@ -9175,7 +9307,7 @@
                       <wps:spPr>
                         <a:xfrm>
                           <a:off x="0" y="0"/>
-                          <a:ext cx="1506643" cy="355600"/>
+                          <a:ext cx="1532467" cy="338667"/>
                         </a:xfrm>
                         <a:prstGeom prst="rect">
                           <a:avLst/>
@@ -9215,7 +9347,9 @@
           </mc:Choice>
           <mc:Fallback>
             <w:pict>
-              <v:rect w14:anchorId="5E0CBABA" id="Rectangle 103" o:spid="_x0000_s1026" style="position:absolute;margin-left:42.65pt;margin-top:20.55pt;width:118.65pt;height:28pt;z-index:251779072;visibility:visible;mso-wrap-style:square;mso-width-percent:0;mso-height-percent:0;mso-wrap-distance-left:9pt;mso-wrap-distance-top:0;mso-wrap-distance-right:9pt;mso-wrap-distance-bottom:0;mso-position-horizontal:absolute;mso-position-horizontal-relative:text;mso-position-vertical:absolute;mso-position-vertical-relative:text;mso-width-percent:0;mso-height-percent:0;mso-width-relative:margin;mso-height-relative:margin;v-text-anchor:middle" o:gfxdata="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" fillcolor="white [3201]" strokecolor="black [3200]" strokeweight="1pt"/>
+              <v:rect w14:anchorId="2A1D8955" id="Rectangle 105" o:spid="_x0000_s1026" style="position:absolute;margin-left:291.2pt;margin-top:22.05pt;width:120.65pt;height:26.65pt;z-index:251783168;visibility:visible;mso-wrap-style:square;mso-width-percent:0;mso-height-percent:0;mso-wrap-distance-left:9pt;mso-wrap-distance-top:0;mso-wrap-distance-right:9pt;mso-wrap-distance-bottom:0;mso-position-horizontal:absolute;mso-position-horizontal-relative:margin;mso-position-vertical:absolute;mso-position-vertical-relative:text;mso-width-percent:0;mso-height-percent:0;mso-width-relative:margin;mso-height-relative:margin;v-text-anchor:middle" o:gfxdata="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" fillcolor="white [3201]" strokecolor="black [3200]" strokeweight="1pt">
+                <w10:wrap anchorx="margin"/>
+              </v:rect>
             </w:pict>
           </mc:Fallback>
         </mc:AlternateContent>
@@ -9224,6 +9358,7 @@
     <w:p>
       <w:pPr>
         <w:pStyle w:val="NoSpacing"/>
+        <w:spacing w:line="360" w:lineRule="auto"/>
         <w:rPr>
           <w:rStyle w:val="TitleChar"/>
           <w:rFonts w:ascii="Times New Roman" w:hAnsi="Times New Roman" w:cs="Times New Roman"/>
@@ -9315,6 +9450,7 @@
     <w:p>
       <w:pPr>
         <w:pStyle w:val="NoSpacing"/>
+        <w:spacing w:line="360" w:lineRule="auto"/>
         <w:rPr>
           <w:rStyle w:val="Strong"/>
           <w:rFonts w:ascii="Times New Roman" w:hAnsi="Times New Roman" w:cs="Times New Roman"/>
@@ -9326,18 +9462,8 @@
     <w:p>
       <w:pPr>
         <w:pStyle w:val="NoSpacing"/>
-        <w:rPr>
-          <w:rFonts w:ascii="Times New Roman" w:hAnsi="Times New Roman" w:cs="Times New Roman"/>
-          <w:sz w:val="32"/>
-          <w:szCs w:val="32"/>
-        </w:rPr>
-      </w:pPr>
-    </w:p>
-    <w:p>
-      <w:pPr>
-        <w:pStyle w:val="Title"/>
-        <w:rPr>
-          <w:rStyle w:val="Strong"/>
+        <w:spacing w:line="360" w:lineRule="auto"/>
+        <w:rPr>
           <w:rFonts w:ascii="Times New Roman" w:hAnsi="Times New Roman" w:cs="Times New Roman"/>
           <w:sz w:val="32"/>
           <w:szCs w:val="32"/>
@@ -9354,13 +9480,13 @@
         <mc:AlternateContent>
           <mc:Choice Requires="wps">
             <w:drawing>
-              <wp:anchor distT="0" distB="0" distL="114300" distR="114300" simplePos="0" relativeHeight="251781120" behindDoc="0" locked="0" layoutInCell="1" allowOverlap="1" wp14:anchorId="5D0FD0D9" wp14:editId="42CC0C91">
+              <wp:anchor distT="0" distB="0" distL="114300" distR="114300" simplePos="0" relativeHeight="251781120" behindDoc="0" locked="0" layoutInCell="1" allowOverlap="1" wp14:anchorId="5D0FD0D9" wp14:editId="040EC74A">
                 <wp:simplePos x="0" y="0"/>
                 <wp:positionH relativeFrom="column">
-                  <wp:posOffset>567267</wp:posOffset>
+                  <wp:posOffset>559104</wp:posOffset>
                 </wp:positionH>
                 <wp:positionV relativeFrom="paragraph">
-                  <wp:posOffset>10583</wp:posOffset>
+                  <wp:posOffset>320924</wp:posOffset>
                 </wp:positionV>
                 <wp:extent cx="1481666" cy="296334"/>
                 <wp:effectExtent l="0" t="0" r="23495" b="27940"/>
@@ -9414,11 +9540,23 @@
           </mc:Choice>
           <mc:Fallback>
             <w:pict>
-              <v:rect w14:anchorId="00E6EBE2" id="Rectangle 104" o:spid="_x0000_s1026" style="position:absolute;margin-left:44.65pt;margin-top:.85pt;width:116.65pt;height:23.35pt;z-index:251781120;visibility:visible;mso-wrap-style:square;mso-width-percent:0;mso-height-percent:0;mso-wrap-distance-left:9pt;mso-wrap-distance-top:0;mso-wrap-distance-right:9pt;mso-wrap-distance-bottom:0;mso-position-horizontal:absolute;mso-position-horizontal-relative:text;mso-position-vertical:absolute;mso-position-vertical-relative:text;mso-width-percent:0;mso-height-percent:0;mso-width-relative:margin;mso-height-relative:margin;v-text-anchor:middle" o:gfxdata="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" fillcolor="white [3201]" strokecolor="black [3200]" strokeweight="1pt"/>
+              <v:rect w14:anchorId="3AB53CBF" id="Rectangle 104" o:spid="_x0000_s1026" style="position:absolute;margin-left:44pt;margin-top:25.25pt;width:116.65pt;height:23.35pt;z-index:251781120;visibility:visible;mso-wrap-style:square;mso-width-percent:0;mso-height-percent:0;mso-wrap-distance-left:9pt;mso-wrap-distance-top:0;mso-wrap-distance-right:9pt;mso-wrap-distance-bottom:0;mso-position-horizontal:absolute;mso-position-horizontal-relative:text;mso-position-vertical:absolute;mso-position-vertical-relative:text;mso-width-percent:0;mso-height-percent:0;mso-width-relative:margin;mso-height-relative:margin;v-text-anchor:middle" o:gfxdata="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" fillcolor="white [3201]" strokecolor="black [3200]" strokeweight="1pt"/>
             </w:pict>
           </mc:Fallback>
         </mc:AlternateContent>
       </w:r>
+    </w:p>
+    <w:p>
+      <w:pPr>
+        <w:pStyle w:val="Title"/>
+        <w:spacing w:line="360" w:lineRule="auto"/>
+        <w:rPr>
+          <w:rStyle w:val="Strong"/>
+          <w:rFonts w:ascii="Times New Roman" w:hAnsi="Times New Roman" w:cs="Times New Roman"/>
+          <w:sz w:val="32"/>
+          <w:szCs w:val="32"/>
+        </w:rPr>
+      </w:pPr>
       <w:r>
         <w:rPr>
           <w:rStyle w:val="Strong"/>
@@ -9501,132 +9639,158 @@
           <w:szCs w:val="32"/>
           <w:lang w:val="en-US" w:bidi="ne-NP"/>
         </w:rPr>
-        <w:t>10. Match the following.</w:t>
-      </w:r>
-      <w:r>
-        <w:rPr>
-          <w:rFonts w:ascii="Times New Roman" w:hAnsi="Times New Roman" w:cs="Times New Roman"/>
-          <w:b/>
-          <w:bCs/>
-          <w:sz w:val="32"/>
-          <w:szCs w:val="32"/>
-          <w:lang w:val="en-US" w:bidi="ne-NP"/>
-        </w:rPr>
-        <w:tab/>
-      </w:r>
-      <w:r>
-        <w:rPr>
-          <w:rFonts w:ascii="Times New Roman" w:hAnsi="Times New Roman" w:cs="Times New Roman"/>
-          <w:b/>
-          <w:bCs/>
-          <w:sz w:val="32"/>
-          <w:szCs w:val="32"/>
-          <w:lang w:val="en-US" w:bidi="ne-NP"/>
-        </w:rPr>
-        <w:tab/>
-      </w:r>
-      <w:r>
-        <w:rPr>
-          <w:rFonts w:ascii="Times New Roman" w:hAnsi="Times New Roman" w:cs="Times New Roman"/>
-          <w:b/>
-          <w:bCs/>
-          <w:sz w:val="32"/>
-          <w:szCs w:val="32"/>
-          <w:lang w:val="en-US" w:bidi="ne-NP"/>
-        </w:rPr>
-        <w:tab/>
-      </w:r>
-      <w:r>
-        <w:rPr>
-          <w:rFonts w:ascii="Times New Roman" w:hAnsi="Times New Roman" w:cs="Times New Roman"/>
-          <w:b/>
-          <w:bCs/>
-          <w:sz w:val="32"/>
-          <w:szCs w:val="32"/>
-          <w:lang w:val="en-US" w:bidi="ne-NP"/>
-        </w:rPr>
-        <w:tab/>
-      </w:r>
-      <w:r>
-        <w:rPr>
-          <w:rFonts w:ascii="Times New Roman" w:hAnsi="Times New Roman" w:cs="Times New Roman"/>
-          <w:b/>
-          <w:bCs/>
-          <w:sz w:val="32"/>
-          <w:szCs w:val="32"/>
-          <w:lang w:val="en-US" w:bidi="ne-NP"/>
-        </w:rPr>
-        <w:tab/>
-      </w:r>
-      <w:r>
-        <w:rPr>
-          <w:rFonts w:ascii="Times New Roman" w:hAnsi="Times New Roman" w:cs="Times New Roman"/>
-          <w:b/>
-          <w:bCs/>
-          <w:sz w:val="32"/>
-          <w:szCs w:val="32"/>
-          <w:lang w:val="en-US" w:bidi="ne-NP"/>
-        </w:rPr>
-        <w:tab/>
-      </w:r>
-      <w:r>
-        <w:rPr>
-          <w:rFonts w:ascii="Times New Roman" w:hAnsi="Times New Roman" w:cs="Times New Roman"/>
-          <w:b/>
-          <w:bCs/>
-          <w:sz w:val="32"/>
-          <w:szCs w:val="32"/>
-          <w:lang w:val="en-US" w:bidi="ne-NP"/>
-        </w:rPr>
-        <w:tab/>
-      </w:r>
-      <w:r>
-        <w:rPr>
-          <w:rFonts w:ascii="Times New Roman" w:hAnsi="Times New Roman" w:cs="Times New Roman"/>
-          <w:b/>
-          <w:bCs/>
-          <w:sz w:val="32"/>
-          <w:szCs w:val="32"/>
-          <w:lang w:val="en-US" w:bidi="ne-NP"/>
-        </w:rPr>
-        <w:tab/>
-      </w:r>
-      <w:r>
-        <w:rPr>
-          <w:rFonts w:ascii="Times New Roman" w:hAnsi="Times New Roman" w:cs="Times New Roman"/>
-          <w:b/>
-          <w:bCs/>
-          <w:sz w:val="32"/>
-          <w:szCs w:val="32"/>
-          <w:lang w:val="en-US" w:bidi="ne-NP"/>
-        </w:rPr>
-        <w:tab/>
-      </w:r>
-      <w:r>
-        <w:rPr>
-          <w:rFonts w:ascii="Times New Roman" w:hAnsi="Times New Roman" w:cs="Times New Roman"/>
-          <w:b/>
-          <w:bCs/>
-          <w:sz w:val="32"/>
-          <w:szCs w:val="32"/>
-          <w:lang w:val="en-US" w:bidi="ne-NP"/>
-        </w:rPr>
-        <w:tab/>
-      </w:r>
-      <w:r>
-        <w:rPr>
-          <w:rFonts w:ascii="Times New Roman" w:hAnsi="Times New Roman" w:cs="Times New Roman"/>
-          <w:b/>
-          <w:bCs/>
-          <w:sz w:val="32"/>
-          <w:szCs w:val="32"/>
-          <w:lang w:val="en-US" w:bidi="ne-NP"/>
-        </w:rPr>
-        <w:t>[5]</w:t>
+        <w:br w:type="page"/>
       </w:r>
     </w:p>
     <w:p>
       <w:pPr>
+        <w:spacing w:line="360" w:lineRule="auto"/>
+        <w:rPr>
+          <w:rFonts w:ascii="Times New Roman" w:hAnsi="Times New Roman" w:cs="Times New Roman"/>
+          <w:b/>
+          <w:bCs/>
+          <w:sz w:val="32"/>
+          <w:szCs w:val="32"/>
+          <w:lang w:val="en-US" w:bidi="ne-NP"/>
+        </w:rPr>
+      </w:pPr>
+      <w:r>
+        <w:rPr>
+          <w:rFonts w:ascii="Times New Roman" w:hAnsi="Times New Roman" w:cs="Times New Roman"/>
+          <w:b/>
+          <w:bCs/>
+          <w:sz w:val="32"/>
+          <w:szCs w:val="32"/>
+          <w:lang w:val="en-US" w:bidi="ne-NP"/>
+        </w:rPr>
+        <w:lastRenderedPageBreak/>
+        <w:t>10. Match the following.</w:t>
+      </w:r>
+      <w:r>
+        <w:rPr>
+          <w:rFonts w:ascii="Times New Roman" w:hAnsi="Times New Roman" w:cs="Times New Roman"/>
+          <w:b/>
+          <w:bCs/>
+          <w:sz w:val="32"/>
+          <w:szCs w:val="32"/>
+          <w:lang w:val="en-US" w:bidi="ne-NP"/>
+        </w:rPr>
+        <w:tab/>
+      </w:r>
+      <w:r>
+        <w:rPr>
+          <w:rFonts w:ascii="Times New Roman" w:hAnsi="Times New Roman" w:cs="Times New Roman"/>
+          <w:b/>
+          <w:bCs/>
+          <w:sz w:val="32"/>
+          <w:szCs w:val="32"/>
+          <w:lang w:val="en-US" w:bidi="ne-NP"/>
+        </w:rPr>
+        <w:tab/>
+      </w:r>
+      <w:r>
+        <w:rPr>
+          <w:rFonts w:ascii="Times New Roman" w:hAnsi="Times New Roman" w:cs="Times New Roman"/>
+          <w:b/>
+          <w:bCs/>
+          <w:sz w:val="32"/>
+          <w:szCs w:val="32"/>
+          <w:lang w:val="en-US" w:bidi="ne-NP"/>
+        </w:rPr>
+        <w:tab/>
+      </w:r>
+      <w:r>
+        <w:rPr>
+          <w:rFonts w:ascii="Times New Roman" w:hAnsi="Times New Roman" w:cs="Times New Roman"/>
+          <w:b/>
+          <w:bCs/>
+          <w:sz w:val="32"/>
+          <w:szCs w:val="32"/>
+          <w:lang w:val="en-US" w:bidi="ne-NP"/>
+        </w:rPr>
+        <w:tab/>
+      </w:r>
+      <w:r>
+        <w:rPr>
+          <w:rFonts w:ascii="Times New Roman" w:hAnsi="Times New Roman" w:cs="Times New Roman"/>
+          <w:b/>
+          <w:bCs/>
+          <w:sz w:val="32"/>
+          <w:szCs w:val="32"/>
+          <w:lang w:val="en-US" w:bidi="ne-NP"/>
+        </w:rPr>
+        <w:tab/>
+      </w:r>
+      <w:r>
+        <w:rPr>
+          <w:rFonts w:ascii="Times New Roman" w:hAnsi="Times New Roman" w:cs="Times New Roman"/>
+          <w:b/>
+          <w:bCs/>
+          <w:sz w:val="32"/>
+          <w:szCs w:val="32"/>
+          <w:lang w:val="en-US" w:bidi="ne-NP"/>
+        </w:rPr>
+        <w:tab/>
+      </w:r>
+      <w:r>
+        <w:rPr>
+          <w:rFonts w:ascii="Times New Roman" w:hAnsi="Times New Roman" w:cs="Times New Roman"/>
+          <w:b/>
+          <w:bCs/>
+          <w:sz w:val="32"/>
+          <w:szCs w:val="32"/>
+          <w:lang w:val="en-US" w:bidi="ne-NP"/>
+        </w:rPr>
+        <w:tab/>
+      </w:r>
+      <w:r>
+        <w:rPr>
+          <w:rFonts w:ascii="Times New Roman" w:hAnsi="Times New Roman" w:cs="Times New Roman"/>
+          <w:b/>
+          <w:bCs/>
+          <w:sz w:val="32"/>
+          <w:szCs w:val="32"/>
+          <w:lang w:val="en-US" w:bidi="ne-NP"/>
+        </w:rPr>
+        <w:tab/>
+      </w:r>
+      <w:r>
+        <w:rPr>
+          <w:rFonts w:ascii="Times New Roman" w:hAnsi="Times New Roman" w:cs="Times New Roman"/>
+          <w:b/>
+          <w:bCs/>
+          <w:sz w:val="32"/>
+          <w:szCs w:val="32"/>
+          <w:lang w:val="en-US" w:bidi="ne-NP"/>
+        </w:rPr>
+        <w:tab/>
+      </w:r>
+      <w:r>
+        <w:rPr>
+          <w:rFonts w:ascii="Times New Roman" w:hAnsi="Times New Roman" w:cs="Times New Roman"/>
+          <w:b/>
+          <w:bCs/>
+          <w:sz w:val="32"/>
+          <w:szCs w:val="32"/>
+          <w:lang w:val="en-US" w:bidi="ne-NP"/>
+        </w:rPr>
+        <w:tab/>
+      </w:r>
+      <w:r>
+        <w:rPr>
+          <w:rFonts w:ascii="Times New Roman" w:hAnsi="Times New Roman" w:cs="Times New Roman"/>
+          <w:b/>
+          <w:bCs/>
+          <w:sz w:val="32"/>
+          <w:szCs w:val="32"/>
+          <w:lang w:val="en-US" w:bidi="ne-NP"/>
+        </w:rPr>
+        <w:t>[5]</w:t>
+      </w:r>
+    </w:p>
+    <w:p>
+      <w:pPr>
+        <w:spacing w:line="360" w:lineRule="auto"/>
         <w:rPr>
           <w:rFonts w:ascii="Times New Roman" w:hAnsi="Times New Roman" w:cs="Times New Roman"/>
           <w:sz w:val="32"/>
@@ -9805,6 +9969,7 @@
     </w:p>
     <w:p>
       <w:pPr>
+        <w:spacing w:line="360" w:lineRule="auto"/>
         <w:rPr>
           <w:rFonts w:ascii="Times New Roman" w:hAnsi="Times New Roman" w:cs="Times New Roman"/>
           <w:sz w:val="32"/>
@@ -9992,6 +10157,7 @@
     </w:p>
     <w:p>
       <w:pPr>
+        <w:spacing w:line="360" w:lineRule="auto"/>
         <w:rPr>
           <w:rFonts w:ascii="Times New Roman" w:hAnsi="Times New Roman" w:cs="Times New Roman"/>
           <w:sz w:val="32"/>
@@ -10169,6 +10335,7 @@
     </w:p>
     <w:p>
       <w:pPr>
+        <w:spacing w:line="360" w:lineRule="auto"/>
         <w:rPr>
           <w:rFonts w:ascii="Times New Roman" w:hAnsi="Times New Roman" w:cs="Times New Roman"/>
           <w:sz w:val="32"/>
@@ -10366,6 +10533,7 @@
     </w:p>
     <w:p>
       <w:pPr>
+        <w:spacing w:line="360" w:lineRule="auto"/>
         <w:rPr>
           <w:rFonts w:ascii="Times New Roman" w:hAnsi="Times New Roman" w:cs="Times New Roman"/>
           <w:sz w:val="32"/>
@@ -10612,7 +10780,6 @@
           <w:szCs w:val="32"/>
           <w:lang w:bidi="ne-NP"/>
         </w:rPr>
-        <w:lastRenderedPageBreak/>
         <w:t>11. Draw the circle and add.</w:t>
       </w:r>
       <w:r>
@@ -10760,7 +10927,44 @@
           <w:szCs w:val="32"/>
           <w:lang w:bidi="ne-NP"/>
         </w:rPr>
-        <w:t xml:space="preserve">                                  3                                5                         </w:t>
+        <w:t xml:space="preserve">                                  </w:t>
+      </w:r>
+      <w:r>
+        <w:rPr>
+          <w:rFonts w:ascii="Times New Roman" w:hAnsi="Times New Roman" w:cs="Times New Roman"/>
+          <w:sz w:val="32"/>
+          <w:szCs w:val="32"/>
+          <w:lang w:bidi="ne-NP"/>
+        </w:rPr>
+        <w:tab/>
+        <w:t xml:space="preserve">   </w:t>
+      </w:r>
+      <w:r>
+        <w:rPr>
+          <w:rFonts w:ascii="Times New Roman" w:hAnsi="Times New Roman" w:cs="Times New Roman"/>
+          <w:sz w:val="32"/>
+          <w:szCs w:val="32"/>
+          <w:lang w:bidi="ne-NP"/>
+        </w:rPr>
+        <w:t xml:space="preserve">3                                </w:t>
+      </w:r>
+      <w:r>
+        <w:rPr>
+          <w:rFonts w:ascii="Times New Roman" w:hAnsi="Times New Roman" w:cs="Times New Roman"/>
+          <w:sz w:val="32"/>
+          <w:szCs w:val="32"/>
+          <w:lang w:bidi="ne-NP"/>
+        </w:rPr>
+        <w:tab/>
+      </w:r>
+      <w:r>
+        <w:rPr>
+          <w:rFonts w:ascii="Times New Roman" w:hAnsi="Times New Roman" w:cs="Times New Roman"/>
+          <w:sz w:val="32"/>
+          <w:szCs w:val="32"/>
+          <w:lang w:bidi="ne-NP"/>
+        </w:rPr>
+        <w:t xml:space="preserve">5                         </w:t>
       </w:r>
     </w:p>
     <w:p>
@@ -10783,7 +10987,141 @@
         <mc:AlternateContent>
           <mc:Choice Requires="wps">
             <w:drawing>
-              <wp:anchor distT="0" distB="0" distL="114300" distR="114300" simplePos="0" relativeHeight="251913216" behindDoc="0" locked="0" layoutInCell="1" allowOverlap="1" wp14:anchorId="135D9954" wp14:editId="57BCC45D">
+              <wp:anchor distT="0" distB="0" distL="114300" distR="114300" simplePos="0" relativeHeight="251917312" behindDoc="0" locked="0" layoutInCell="1" allowOverlap="1" wp14:anchorId="2CEF0250" wp14:editId="321D535A">
+                <wp:simplePos x="0" y="0"/>
+                <wp:positionH relativeFrom="column">
+                  <wp:posOffset>4757862</wp:posOffset>
+                </wp:positionH>
+                <wp:positionV relativeFrom="paragraph">
+                  <wp:posOffset>262917</wp:posOffset>
+                </wp:positionV>
+                <wp:extent cx="527685" cy="5080"/>
+                <wp:effectExtent l="0" t="0" r="24765" b="33020"/>
+                <wp:wrapNone/>
+                <wp:docPr id="140" name="Straight Connector 140"/>
+                <wp:cNvGraphicFramePr/>
+                <a:graphic xmlns:a="http://schemas.openxmlformats.org/drawingml/2006/main">
+                  <a:graphicData uri="http://schemas.microsoft.com/office/word/2010/wordprocessingShape">
+                    <wps:wsp>
+                      <wps:cNvCnPr/>
+                      <wps:spPr>
+                        <a:xfrm flipV="1">
+                          <a:off x="0" y="0"/>
+                          <a:ext cx="527685" cy="5080"/>
+                        </a:xfrm>
+                        <a:prstGeom prst="line">
+                          <a:avLst/>
+                        </a:prstGeom>
+                      </wps:spPr>
+                      <wps:style>
+                        <a:lnRef idx="2">
+                          <a:schemeClr val="dk1"/>
+                        </a:lnRef>
+                        <a:fillRef idx="0">
+                          <a:schemeClr val="dk1"/>
+                        </a:fillRef>
+                        <a:effectRef idx="1">
+                          <a:schemeClr val="dk1"/>
+                        </a:effectRef>
+                        <a:fontRef idx="minor">
+                          <a:schemeClr val="tx1"/>
+                        </a:fontRef>
+                      </wps:style>
+                      <wps:bodyPr/>
+                    </wps:wsp>
+                  </a:graphicData>
+                </a:graphic>
+              </wp:anchor>
+            </w:drawing>
+          </mc:Choice>
+          <mc:Fallback>
+            <w:pict>
+              <v:line w14:anchorId="754781ED" id="Straight Connector 140" o:spid="_x0000_s1026" style="position:absolute;flip:y;z-index:251917312;visibility:visible;mso-wrap-style:square;mso-wrap-distance-left:9pt;mso-wrap-distance-top:0;mso-wrap-distance-right:9pt;mso-wrap-distance-bottom:0;mso-position-horizontal:absolute;mso-position-horizontal-relative:text;mso-position-vertical:absolute;mso-position-vertical-relative:text" from="374.65pt,20.7pt" to="416.2pt,21.1pt" o:gfxdata="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" strokecolor="black [3200]" strokeweight="1pt">
+                <v:stroke joinstyle="miter"/>
+              </v:line>
+            </w:pict>
+          </mc:Fallback>
+        </mc:AlternateContent>
+      </w:r>
+      <w:r>
+        <w:rPr>
+          <w:rFonts w:ascii="Times New Roman" w:hAnsi="Times New Roman" w:cs="Times New Roman"/>
+          <w:noProof/>
+          <w:sz w:val="32"/>
+          <w:szCs w:val="32"/>
+          <w:lang w:val="en-US" w:bidi="ne-NP"/>
+        </w:rPr>
+        <mc:AlternateContent>
+          <mc:Choice Requires="wps">
+            <w:drawing>
+              <wp:anchor distT="0" distB="0" distL="114300" distR="114300" simplePos="0" relativeHeight="251915264" behindDoc="0" locked="0" layoutInCell="1" allowOverlap="1" wp14:anchorId="5B8C3191" wp14:editId="42C5AF41">
+                <wp:simplePos x="0" y="0"/>
+                <wp:positionH relativeFrom="column">
+                  <wp:posOffset>2581275</wp:posOffset>
+                </wp:positionH>
+                <wp:positionV relativeFrom="paragraph">
+                  <wp:posOffset>259411</wp:posOffset>
+                </wp:positionV>
+                <wp:extent cx="527685" cy="5080"/>
+                <wp:effectExtent l="0" t="0" r="24765" b="33020"/>
+                <wp:wrapNone/>
+                <wp:docPr id="139" name="Straight Connector 139"/>
+                <wp:cNvGraphicFramePr/>
+                <a:graphic xmlns:a="http://schemas.openxmlformats.org/drawingml/2006/main">
+                  <a:graphicData uri="http://schemas.microsoft.com/office/word/2010/wordprocessingShape">
+                    <wps:wsp>
+                      <wps:cNvCnPr/>
+                      <wps:spPr>
+                        <a:xfrm flipV="1">
+                          <a:off x="0" y="0"/>
+                          <a:ext cx="527685" cy="5080"/>
+                        </a:xfrm>
+                        <a:prstGeom prst="line">
+                          <a:avLst/>
+                        </a:prstGeom>
+                      </wps:spPr>
+                      <wps:style>
+                        <a:lnRef idx="2">
+                          <a:schemeClr val="dk1"/>
+                        </a:lnRef>
+                        <a:fillRef idx="0">
+                          <a:schemeClr val="dk1"/>
+                        </a:fillRef>
+                        <a:effectRef idx="1">
+                          <a:schemeClr val="dk1"/>
+                        </a:effectRef>
+                        <a:fontRef idx="minor">
+                          <a:schemeClr val="tx1"/>
+                        </a:fontRef>
+                      </wps:style>
+                      <wps:bodyPr/>
+                    </wps:wsp>
+                  </a:graphicData>
+                </a:graphic>
+              </wp:anchor>
+            </w:drawing>
+          </mc:Choice>
+          <mc:Fallback>
+            <w:pict>
+              <v:line w14:anchorId="519066F1" id="Straight Connector 139" o:spid="_x0000_s1026" style="position:absolute;flip:y;z-index:251915264;visibility:visible;mso-wrap-style:square;mso-wrap-distance-left:9pt;mso-wrap-distance-top:0;mso-wrap-distance-right:9pt;mso-wrap-distance-bottom:0;mso-position-horizontal:absolute;mso-position-horizontal-relative:text;mso-position-vertical:absolute;mso-position-vertical-relative:text" from="203.25pt,20.45pt" to="244.8pt,20.85pt" o:gfxdata="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" strokecolor="black [3200]" strokeweight="1pt">
+                <v:stroke joinstyle="miter"/>
+              </v:line>
+            </w:pict>
+          </mc:Fallback>
+        </mc:AlternateContent>
+      </w:r>
+      <w:r>
+        <w:rPr>
+          <w:rFonts w:ascii="Times New Roman" w:hAnsi="Times New Roman" w:cs="Times New Roman"/>
+          <w:noProof/>
+          <w:sz w:val="32"/>
+          <w:szCs w:val="32"/>
+          <w:lang w:val="en-US" w:bidi="ne-NP"/>
+        </w:rPr>
+        <mc:AlternateContent>
+          <mc:Choice Requires="wps">
+            <w:drawing>
+              <wp:anchor distT="0" distB="0" distL="114300" distR="114300" simplePos="0" relativeHeight="251913216" behindDoc="0" locked="0" layoutInCell="1" allowOverlap="1" wp14:anchorId="135D9954" wp14:editId="040BCD28">
                 <wp:simplePos x="0" y="0"/>
                 <wp:positionH relativeFrom="column">
                   <wp:posOffset>210515</wp:posOffset>
@@ -10832,7 +11170,7 @@
           </mc:Choice>
           <mc:Fallback>
             <w:pict>
-              <v:line w14:anchorId="37A0895D" id="Straight Connector 138" o:spid="_x0000_s1026" style="position:absolute;flip:y;z-index:251913216;visibility:visible;mso-wrap-style:square;mso-wrap-distance-left:9pt;mso-wrap-distance-top:0;mso-wrap-distance-right:9pt;mso-wrap-distance-bottom:0;mso-position-horizontal:absolute;mso-position-horizontal-relative:text;mso-position-vertical:absolute;mso-position-vertical-relative:text" from="16.6pt,19.95pt" to="58.15pt,20.35pt" o:gfxdata="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" strokecolor="black [3200]" strokeweight="1pt">
+              <v:line w14:anchorId="7DD44456" id="Straight Connector 138" o:spid="_x0000_s1026" style="position:absolute;flip:y;z-index:251913216;visibility:visible;mso-wrap-style:square;mso-wrap-distance-left:9pt;mso-wrap-distance-top:0;mso-wrap-distance-right:9pt;mso-wrap-distance-bottom:0;mso-position-horizontal:absolute;mso-position-horizontal-relative:text;mso-position-vertical:absolute;mso-position-vertical-relative:text" from="16.6pt,19.95pt" to="58.15pt,20.35pt" o:gfxdata="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" strokecolor="black [3200]" strokeweight="1pt">
                 <v:stroke joinstyle="miter"/>
               </v:line>
             </w:pict>
@@ -10842,140 +11180,6 @@
       <w:r>
         <w:rPr>
           <w:rFonts w:ascii="Times New Roman" w:hAnsi="Times New Roman" w:cs="Times New Roman"/>
-          <w:noProof/>
-          <w:sz w:val="32"/>
-          <w:szCs w:val="32"/>
-          <w:lang w:val="en-US" w:bidi="ne-NP"/>
-        </w:rPr>
-        <mc:AlternateContent>
-          <mc:Choice Requires="wps">
-            <w:drawing>
-              <wp:anchor distT="0" distB="0" distL="114300" distR="114300" simplePos="0" relativeHeight="251915264" behindDoc="0" locked="0" layoutInCell="1" allowOverlap="1" wp14:anchorId="5B8C3191" wp14:editId="7BC781A7">
-                <wp:simplePos x="0" y="0"/>
-                <wp:positionH relativeFrom="column">
-                  <wp:posOffset>2053590</wp:posOffset>
-                </wp:positionH>
-                <wp:positionV relativeFrom="paragraph">
-                  <wp:posOffset>246710</wp:posOffset>
-                </wp:positionV>
-                <wp:extent cx="527685" cy="5080"/>
-                <wp:effectExtent l="0" t="0" r="24765" b="33020"/>
-                <wp:wrapNone/>
-                <wp:docPr id="139" name="Straight Connector 139"/>
-                <wp:cNvGraphicFramePr/>
-                <a:graphic xmlns:a="http://schemas.openxmlformats.org/drawingml/2006/main">
-                  <a:graphicData uri="http://schemas.microsoft.com/office/word/2010/wordprocessingShape">
-                    <wps:wsp>
-                      <wps:cNvCnPr/>
-                      <wps:spPr>
-                        <a:xfrm flipV="1">
-                          <a:off x="0" y="0"/>
-                          <a:ext cx="527685" cy="5080"/>
-                        </a:xfrm>
-                        <a:prstGeom prst="line">
-                          <a:avLst/>
-                        </a:prstGeom>
-                      </wps:spPr>
-                      <wps:style>
-                        <a:lnRef idx="2">
-                          <a:schemeClr val="dk1"/>
-                        </a:lnRef>
-                        <a:fillRef idx="0">
-                          <a:schemeClr val="dk1"/>
-                        </a:fillRef>
-                        <a:effectRef idx="1">
-                          <a:schemeClr val="dk1"/>
-                        </a:effectRef>
-                        <a:fontRef idx="minor">
-                          <a:schemeClr val="tx1"/>
-                        </a:fontRef>
-                      </wps:style>
-                      <wps:bodyPr/>
-                    </wps:wsp>
-                  </a:graphicData>
-                </a:graphic>
-              </wp:anchor>
-            </w:drawing>
-          </mc:Choice>
-          <mc:Fallback>
-            <w:pict>
-              <v:line w14:anchorId="113295E4" id="Straight Connector 139" o:spid="_x0000_s1026" style="position:absolute;flip:y;z-index:251915264;visibility:visible;mso-wrap-style:square;mso-wrap-distance-left:9pt;mso-wrap-distance-top:0;mso-wrap-distance-right:9pt;mso-wrap-distance-bottom:0;mso-position-horizontal:absolute;mso-position-horizontal-relative:text;mso-position-vertical:absolute;mso-position-vertical-relative:text" from="161.7pt,19.45pt" to="203.25pt,19.85pt" o:gfxdata="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" strokecolor="black [3200]" strokeweight="1pt">
-                <v:stroke joinstyle="miter"/>
-              </v:line>
-            </w:pict>
-          </mc:Fallback>
-        </mc:AlternateContent>
-      </w:r>
-      <w:r>
-        <w:rPr>
-          <w:rFonts w:ascii="Times New Roman" w:hAnsi="Times New Roman" w:cs="Times New Roman"/>
-          <w:noProof/>
-          <w:sz w:val="32"/>
-          <w:szCs w:val="32"/>
-          <w:lang w:val="en-US" w:bidi="ne-NP"/>
-        </w:rPr>
-        <mc:AlternateContent>
-          <mc:Choice Requires="wps">
-            <w:drawing>
-              <wp:anchor distT="0" distB="0" distL="114300" distR="114300" simplePos="0" relativeHeight="251917312" behindDoc="0" locked="0" layoutInCell="1" allowOverlap="1" wp14:anchorId="2CEF0250" wp14:editId="68FDCB61">
-                <wp:simplePos x="0" y="0"/>
-                <wp:positionH relativeFrom="column">
-                  <wp:posOffset>3771900</wp:posOffset>
-                </wp:positionH>
-                <wp:positionV relativeFrom="paragraph">
-                  <wp:posOffset>242265</wp:posOffset>
-                </wp:positionV>
-                <wp:extent cx="527685" cy="5080"/>
-                <wp:effectExtent l="0" t="0" r="24765" b="33020"/>
-                <wp:wrapNone/>
-                <wp:docPr id="140" name="Straight Connector 140"/>
-                <wp:cNvGraphicFramePr/>
-                <a:graphic xmlns:a="http://schemas.openxmlformats.org/drawingml/2006/main">
-                  <a:graphicData uri="http://schemas.microsoft.com/office/word/2010/wordprocessingShape">
-                    <wps:wsp>
-                      <wps:cNvCnPr/>
-                      <wps:spPr>
-                        <a:xfrm flipV="1">
-                          <a:off x="0" y="0"/>
-                          <a:ext cx="527685" cy="5080"/>
-                        </a:xfrm>
-                        <a:prstGeom prst="line">
-                          <a:avLst/>
-                        </a:prstGeom>
-                      </wps:spPr>
-                      <wps:style>
-                        <a:lnRef idx="2">
-                          <a:schemeClr val="dk1"/>
-                        </a:lnRef>
-                        <a:fillRef idx="0">
-                          <a:schemeClr val="dk1"/>
-                        </a:fillRef>
-                        <a:effectRef idx="1">
-                          <a:schemeClr val="dk1"/>
-                        </a:effectRef>
-                        <a:fontRef idx="minor">
-                          <a:schemeClr val="tx1"/>
-                        </a:fontRef>
-                      </wps:style>
-                      <wps:bodyPr/>
-                    </wps:wsp>
-                  </a:graphicData>
-                </a:graphic>
-              </wp:anchor>
-            </w:drawing>
-          </mc:Choice>
-          <mc:Fallback>
-            <w:pict>
-              <v:line w14:anchorId="11A36CA9" id="Straight Connector 140" o:spid="_x0000_s1026" style="position:absolute;flip:y;z-index:251917312;visibility:visible;mso-wrap-style:square;mso-wrap-distance-left:9pt;mso-wrap-distance-top:0;mso-wrap-distance-right:9pt;mso-wrap-distance-bottom:0;mso-position-horizontal:absolute;mso-position-horizontal-relative:text;mso-position-vertical:absolute;mso-position-vertical-relative:text" from="297pt,19.1pt" to="338.55pt,19.5pt" o:gfxdata="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" strokecolor="black [3200]" strokeweight="1pt">
-                <v:stroke joinstyle="miter"/>
-              </v:line>
-            </w:pict>
-          </mc:Fallback>
-        </mc:AlternateContent>
-      </w:r>
-      <w:r>
-        <w:rPr>
-          <w:rFonts w:ascii="Times New Roman" w:hAnsi="Times New Roman" w:cs="Times New Roman"/>
           <w:sz w:val="32"/>
           <w:szCs w:val="32"/>
           <w:lang w:bidi="ne-NP"/>
@@ -10989,7 +11193,53 @@
           <w:szCs w:val="32"/>
           <w:lang w:val="en-US" w:bidi="ne-NP"/>
         </w:rPr>
-        <w:t xml:space="preserve">                               + 3                            + 3</w:t>
+        <w:t xml:space="preserve">                               </w:t>
+      </w:r>
+      <w:r>
+        <w:rPr>
+          <w:rFonts w:ascii="Times New Roman" w:hAnsi="Times New Roman" w:cs="Times New Roman"/>
+          <w:sz w:val="32"/>
+          <w:szCs w:val="32"/>
+          <w:lang w:val="en-US" w:bidi="ne-NP"/>
+        </w:rPr>
+        <w:tab/>
+      </w:r>
+      <w:r>
+        <w:rPr>
+          <w:rFonts w:ascii="Times New Roman" w:hAnsi="Times New Roman" w:cs="Times New Roman"/>
+          <w:sz w:val="32"/>
+          <w:szCs w:val="32"/>
+          <w:lang w:val="en-US" w:bidi="ne-NP"/>
+        </w:rPr>
+        <w:tab/>
+      </w:r>
+      <w:r>
+        <w:rPr>
+          <w:rFonts w:ascii="Times New Roman" w:hAnsi="Times New Roman" w:cs="Times New Roman"/>
+          <w:sz w:val="32"/>
+          <w:szCs w:val="32"/>
+          <w:lang w:val="en-US" w:bidi="ne-NP"/>
+        </w:rPr>
+        <w:t xml:space="preserve">+ 3                            </w:t>
+      </w:r>
+      <w:r>
+        <w:rPr>
+          <w:rFonts w:ascii="Times New Roman" w:hAnsi="Times New Roman" w:cs="Times New Roman"/>
+          <w:sz w:val="32"/>
+          <w:szCs w:val="32"/>
+          <w:lang w:val="en-US" w:bidi="ne-NP"/>
+        </w:rPr>
+        <w:tab/>
+        <w:t xml:space="preserve">      </w:t>
+      </w:r>
+      <w:r>
+        <w:rPr>
+          <w:rFonts w:ascii="Times New Roman" w:hAnsi="Times New Roman" w:cs="Times New Roman"/>
+          <w:sz w:val="32"/>
+          <w:szCs w:val="32"/>
+          <w:lang w:val="en-US" w:bidi="ne-NP"/>
+        </w:rPr>
+        <w:t>+ 3</w:t>
       </w:r>
     </w:p>
     <w:p>
@@ -11029,15 +11279,6 @@
           <w:lang w:val="en-US" w:bidi="ne-NP"/>
         </w:rPr>
       </w:pPr>
-      <w:r>
-        <w:rPr>
-          <w:rFonts w:ascii="Times New Roman" w:hAnsi="Times New Roman"/>
-          <w:sz w:val="32"/>
-          <w:szCs w:val="32"/>
-          <w:lang w:val="en-US" w:bidi="ne-NP"/>
-        </w:rPr>
-        <w:t xml:space="preserve">          5                                 2</w:t>
-      </w:r>
     </w:p>
     <w:p>
       <w:pPr>
@@ -11050,6 +11291,52 @@
       </w:pPr>
       <w:r>
         <w:rPr>
+          <w:rFonts w:ascii="Times New Roman" w:hAnsi="Times New Roman"/>
+          <w:sz w:val="32"/>
+          <w:szCs w:val="32"/>
+          <w:lang w:val="en-US" w:bidi="ne-NP"/>
+        </w:rPr>
+        <w:t xml:space="preserve">          5                                 </w:t>
+      </w:r>
+      <w:r>
+        <w:rPr>
+          <w:rFonts w:ascii="Times New Roman" w:hAnsi="Times New Roman"/>
+          <w:sz w:val="32"/>
+          <w:szCs w:val="32"/>
+          <w:lang w:val="en-US" w:bidi="ne-NP"/>
+        </w:rPr>
+        <w:tab/>
+      </w:r>
+      <w:r>
+        <w:rPr>
+          <w:rFonts w:ascii="Times New Roman" w:hAnsi="Times New Roman"/>
+          <w:sz w:val="32"/>
+          <w:szCs w:val="32"/>
+          <w:lang w:val="en-US" w:bidi="ne-NP"/>
+        </w:rPr>
+        <w:tab/>
+      </w:r>
+      <w:r>
+        <w:rPr>
+          <w:rFonts w:ascii="Times New Roman" w:hAnsi="Times New Roman"/>
+          <w:sz w:val="32"/>
+          <w:szCs w:val="32"/>
+          <w:lang w:val="en-US" w:bidi="ne-NP"/>
+        </w:rPr>
+        <w:t>2</w:t>
+      </w:r>
+    </w:p>
+    <w:p>
+      <w:pPr>
+        <w:rPr>
+          <w:rFonts w:ascii="Times New Roman" w:hAnsi="Times New Roman"/>
+          <w:sz w:val="32"/>
+          <w:szCs w:val="32"/>
+          <w:lang w:val="en-US" w:bidi="ne-NP"/>
+        </w:rPr>
+      </w:pPr>
+      <w:r>
+        <w:rPr>
           <w:rFonts w:ascii="Times New Roman" w:hAnsi="Times New Roman" w:cs="Times New Roman"/>
           <w:noProof/>
           <w:sz w:val="32"/>
@@ -11059,13 +11346,13 @@
         <mc:AlternateContent>
           <mc:Choice Requires="wps">
             <w:drawing>
-              <wp:anchor distT="0" distB="0" distL="114300" distR="114300" simplePos="0" relativeHeight="251921408" behindDoc="0" locked="0" layoutInCell="1" allowOverlap="1" wp14:anchorId="0871FBEE" wp14:editId="652215FD">
+              <wp:anchor distT="0" distB="0" distL="114300" distR="114300" simplePos="0" relativeHeight="251921408" behindDoc="0" locked="0" layoutInCell="1" allowOverlap="1" wp14:anchorId="0871FBEE" wp14:editId="603C3E08">
                 <wp:simplePos x="0" y="0"/>
                 <wp:positionH relativeFrom="column">
-                  <wp:posOffset>2056777</wp:posOffset>
+                  <wp:posOffset>2939360</wp:posOffset>
                 </wp:positionH>
                 <wp:positionV relativeFrom="paragraph">
-                  <wp:posOffset>262578</wp:posOffset>
+                  <wp:posOffset>267335</wp:posOffset>
                 </wp:positionV>
                 <wp:extent cx="527685" cy="5080"/>
                 <wp:effectExtent l="0" t="0" r="24765" b="33020"/>
@@ -11108,7 +11395,7 @@
           </mc:Choice>
           <mc:Fallback>
             <w:pict>
-              <v:line w14:anchorId="14C3BC6E" id="Straight Connector 142" o:spid="_x0000_s1026" style="position:absolute;flip:y;z-index:251921408;visibility:visible;mso-wrap-style:square;mso-wrap-distance-left:9pt;mso-wrap-distance-top:0;mso-wrap-distance-right:9pt;mso-wrap-distance-bottom:0;mso-position-horizontal:absolute;mso-position-horizontal-relative:text;mso-position-vertical:absolute;mso-position-vertical-relative:text" from="161.95pt,20.7pt" to="203.5pt,21.1pt" o:gfxdata="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" strokecolor="black [3200]" strokeweight="1pt">
+              <v:line w14:anchorId="0F437B39" id="Straight Connector 142" o:spid="_x0000_s1026" style="position:absolute;flip:y;z-index:251921408;visibility:visible;mso-wrap-style:square;mso-wrap-distance-left:9pt;mso-wrap-distance-top:0;mso-wrap-distance-right:9pt;mso-wrap-distance-bottom:0;mso-position-horizontal:absolute;mso-position-horizontal-relative:text;mso-position-vertical:absolute;mso-position-vertical-relative:text" from="231.45pt,21.05pt" to="273pt,21.45pt" o:gfxdata="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" strokecolor="black [3200]" strokeweight="1pt">
                 <v:stroke joinstyle="miter"/>
               </v:line>
             </w:pict>
@@ -11189,7 +11476,53 @@
           <w:szCs w:val="32"/>
           <w:lang w:val="en-US" w:bidi="ne-NP"/>
         </w:rPr>
-        <w:t xml:space="preserve">      + 5                                +1</w:t>
+        <w:t xml:space="preserve">      + 5                                </w:t>
+      </w:r>
+      <w:r>
+        <w:rPr>
+          <w:rFonts w:ascii="Times New Roman" w:hAnsi="Times New Roman"/>
+          <w:sz w:val="32"/>
+          <w:szCs w:val="32"/>
+          <w:lang w:val="en-US" w:bidi="ne-NP"/>
+        </w:rPr>
+        <w:tab/>
+      </w:r>
+      <w:r>
+        <w:rPr>
+          <w:rFonts w:ascii="Times New Roman" w:hAnsi="Times New Roman"/>
+          <w:sz w:val="32"/>
+          <w:szCs w:val="32"/>
+          <w:lang w:val="en-US" w:bidi="ne-NP"/>
+        </w:rPr>
+        <w:tab/>
+        <w:t xml:space="preserve">      </w:t>
+      </w:r>
+      <w:r>
+        <w:rPr>
+          <w:rFonts w:ascii="Times New Roman" w:hAnsi="Times New Roman"/>
+          <w:sz w:val="32"/>
+          <w:szCs w:val="32"/>
+          <w:lang w:val="en-US" w:bidi="ne-NP"/>
+        </w:rPr>
+        <w:t>+</w:t>
+      </w:r>
+      <w:r>
+        <w:rPr>
+          <w:rFonts w:ascii="Times New Roman" w:hAnsi="Times New Roman"/>
+          <w:sz w:val="32"/>
+          <w:szCs w:val="32"/>
+          <w:lang w:val="en-US" w:bidi="ne-NP"/>
+        </w:rPr>
+        <w:t xml:space="preserve"> </w:t>
+      </w:r>
+      <w:r>
+        <w:rPr>
+          <w:rFonts w:ascii="Times New Roman" w:hAnsi="Times New Roman"/>
+          <w:sz w:val="32"/>
+          <w:szCs w:val="32"/>
+          <w:lang w:val="en-US" w:bidi="ne-NP"/>
+        </w:rPr>
+        <w:t>1</w:t>
       </w:r>
     </w:p>
     <w:p>
@@ -11228,7 +11561,7 @@
     </w:p>
     <w:sectPr>
       <w:pgSz w:w="11906" w:h="16838" w:code="9"/>
-      <w:pgMar w:top="720" w:right="720" w:bottom="720" w:left="720" w:header="708" w:footer="708" w:gutter="0"/>
+      <w:pgMar w:top="720" w:right="720" w:bottom="360" w:left="720" w:header="708" w:footer="708" w:gutter="0"/>
       <w:cols w:space="708"/>
       <w:docGrid w:linePitch="360"/>
     </w:sectPr>
